--- a/01-电源电路/02-开关电源/Buck-Boost升降压/极性反转Buck-Boost电路/极性反转Buck-Boost电路.docx
+++ b/01-电源电路/02-开关电源/Buck-Boost升降压/极性反转Buck-Boost电路/极性反转Buck-Boost电路.docx
@@ -2947,6 +2947,20 @@
     </w:p>
     <w:bookmarkEnd w:id="26"/>
     <w:bookmarkEnd w:id="27"/>
+    <w:p>
+      <w:pPr>
+        <w:spacing w:before="360"/>
+        <w:jc w:val="center"/>
+      </w:pPr>
+      <w:r>
+        <w:rPr>
+          <w:rFonts w:ascii="Times New Roman" w:hAnsi="Times New Roman"/>
+          <w:color w:val="555555"/>
+          <w:sz w:val="21"/>
+        </w:rPr>
+        <w:t>材料收集者：杜文杰</w:t>
+      </w:r>
+    </w:p>
     <w:sectPr>
       <w:headerReference r:id="rId9" w:type="default"/>
       <w:footerReference r:id="rId10" w:type="default"/>

--- a/01-电源电路/02-开关电源/Buck-Boost升降压/极性反转Buck-Boost电路/极性反转Buck-Boost电路.docx
+++ b/01-电源电路/02-开关电源/Buck-Boost升降压/极性反转Buck-Boost电路/极性反转Buck-Boost电路.docx
@@ -1,6 +1,6 @@
 
 <file path=word/document.xml><?xml version="1.0" encoding="utf-8"?>
-<w:document xmlns:w="http://schemas.openxmlformats.org/wordprocessingml/2006/main" xmlns:m="http://schemas.openxmlformats.org/officeDocument/2006/math" xmlns:r="http://schemas.openxmlformats.org/officeDocument/2006/relationships" xmlns:o="urn:schemas-microsoft-com:office:office" xmlns:v="urn:schemas-microsoft-com:vml" xmlns:w10="urn:schemas-microsoft-com:office:word" xmlns:a="http://schemas.openxmlformats.org/drawingml/2006/main" xmlns:pic="http://schemas.openxmlformats.org/drawingml/2006/picture" xmlns:wp="http://schemas.openxmlformats.org/drawingml/2006/wordprocessingDrawing">
+<w:document xmlns:m="http://schemas.openxmlformats.org/officeDocument/2006/math" xmlns:r="http://schemas.openxmlformats.org/officeDocument/2006/relationships" xmlns:w="http://schemas.openxmlformats.org/wordprocessingml/2006/main" xmlns:o="urn:schemas-microsoft-com:office:office" xmlns:v="urn:schemas-microsoft-com:vml" xmlns:w10="urn:schemas-microsoft-com:office:word" xmlns:a="http://schemas.openxmlformats.org/drawingml/2006/main" xmlns:pic="http://schemas.openxmlformats.org/drawingml/2006/picture" xmlns:wp="http://schemas.openxmlformats.org/drawingml/2006/wordprocessingDrawing">
   <w:body>
     <w:bookmarkStart w:id="27" w:name="极性反转-buck-boost-电路"/>
     <w:p>
@@ -9,16 +9,19 @@
       </w:pPr>
       <w:r>
         <w:rPr>
-          <w:rFonts w:hint="eastAsia"/>
+          <w:rFonts w:hint="eastAsia" w:eastAsia="黑体"/>
         </w:rPr>
         <w:t xml:space="preserve">极性反转</w:t>
       </w:r>
       <w:r>
+        <w:rPr>
+          <w:rFonts w:eastAsia="黑体"/>
+        </w:rPr>
         <w:t xml:space="preserve"> Buck-Boost </w:t>
       </w:r>
       <w:r>
         <w:rPr>
-          <w:rFonts w:hint="eastAsia"/>
+          <w:rFonts w:hint="eastAsia" w:eastAsia="黑体"/>
         </w:rPr>
         <w:t xml:space="preserve">电路</w:t>
       </w:r>
@@ -30,7 +33,7 @@
       </w:pPr>
       <w:r>
         <w:rPr>
-          <w:rFonts w:hint="eastAsia"/>
+          <w:rFonts w:hint="eastAsia" w:eastAsia="黑体"/>
         </w:rPr>
         <w:t xml:space="preserve">拓扑描述</w:t>
       </w:r>
@@ -41,16 +44,19 @@
       </w:pPr>
       <w:r>
         <w:rPr>
-          <w:rFonts w:hint="eastAsia"/>
+          <w:rFonts w:hint="eastAsia" w:eastAsia="黑体"/>
         </w:rPr>
         <w:t xml:space="preserve">由</w:t>
       </w:r>
       <w:r>
+        <w:rPr>
+          <w:rFonts w:eastAsia="黑体"/>
+        </w:rPr>
         <w:t xml:space="preserve"> </w:t>
       </w:r>
       <w:r>
         <w:rPr>
-          <w:rFonts w:hint="eastAsia"/>
+          <w:rFonts w:hint="eastAsia" w:eastAsia="黑体"/>
           <w:b/>
           <w:bCs/>
         </w:rPr>
@@ -58,6 +64,7 @@
       </w:r>
       <w:r>
         <w:rPr>
+          <w:rFonts w:eastAsia="黑体"/>
           <w:b/>
           <w:bCs/>
         </w:rPr>
@@ -70,18 +77,21 @@
       </m:oMath>
       <w:r>
         <w:rPr>
-          <w:rFonts w:hint="eastAsia"/>
+          <w:rFonts w:hint="eastAsia" w:eastAsia="黑体"/>
           <w:b/>
           <w:bCs/>
         </w:rPr>
         <w:t xml:space="preserve">（MOSFET）</w:t>
       </w:r>
       <w:r>
+        <w:rPr>
+          <w:rFonts w:eastAsia="黑体"/>
+        </w:rPr>
         <w:t xml:space="preserve">、</w:t>
       </w:r>
       <w:r>
         <w:rPr>
-          <w:rFonts w:hint="eastAsia"/>
+          <w:rFonts w:hint="eastAsia" w:eastAsia="黑体"/>
           <w:b/>
           <w:bCs/>
         </w:rPr>
@@ -89,6 +99,7 @@
       </w:r>
       <w:r>
         <w:rPr>
+          <w:rFonts w:eastAsia="黑体"/>
           <w:b/>
           <w:bCs/>
         </w:rPr>
@@ -100,11 +111,14 @@
         </m:r>
       </m:oMath>
       <w:r>
+        <w:rPr>
+          <w:rFonts w:eastAsia="黑体"/>
+        </w:rPr>
         <w:t xml:space="preserve">、</w:t>
       </w:r>
       <w:r>
         <w:rPr>
-          <w:rFonts w:hint="eastAsia"/>
+          <w:rFonts w:hint="eastAsia" w:eastAsia="黑体"/>
           <w:b/>
           <w:bCs/>
         </w:rPr>
@@ -112,6 +126,7 @@
       </w:r>
       <w:r>
         <w:rPr>
+          <w:rFonts w:eastAsia="黑体"/>
           <w:b/>
           <w:bCs/>
         </w:rPr>
@@ -123,11 +138,14 @@
         </m:r>
       </m:oMath>
       <w:r>
+        <w:rPr>
+          <w:rFonts w:eastAsia="黑体"/>
+        </w:rPr>
         <w:t xml:space="preserve">、</w:t>
       </w:r>
       <w:r>
         <w:rPr>
-          <w:rFonts w:hint="eastAsia"/>
+          <w:rFonts w:hint="eastAsia" w:eastAsia="黑体"/>
           <w:b/>
           <w:bCs/>
         </w:rPr>
@@ -135,6 +153,7 @@
       </w:r>
       <w:r>
         <w:rPr>
+          <w:rFonts w:eastAsia="黑体"/>
           <w:b/>
           <w:bCs/>
         </w:rPr>
@@ -158,20 +177,26 @@
         </m:sSub>
       </m:oMath>
       <w:r>
+        <w:rPr>
+          <w:rFonts w:eastAsia="黑体"/>
+        </w:rPr>
         <w:t xml:space="preserve"> </w:t>
       </w:r>
       <w:r>
         <w:rPr>
-          <w:rFonts w:hint="eastAsia"/>
+          <w:rFonts w:hint="eastAsia" w:eastAsia="黑体"/>
         </w:rPr>
         <w:t xml:space="preserve">与</w:t>
       </w:r>
       <w:r>
+        <w:rPr>
+          <w:rFonts w:eastAsia="黑体"/>
+        </w:rPr>
         <w:t xml:space="preserve"> </w:t>
       </w:r>
       <w:r>
         <w:rPr>
-          <w:rFonts w:hint="eastAsia"/>
+          <w:rFonts w:hint="eastAsia" w:eastAsia="黑体"/>
           <w:b/>
           <w:bCs/>
         </w:rPr>
@@ -179,6 +204,7 @@
       </w:r>
       <w:r>
         <w:rPr>
+          <w:rFonts w:eastAsia="黑体"/>
           <w:b/>
           <w:bCs/>
         </w:rPr>
@@ -190,26 +216,32 @@
         </m:r>
       </m:oMath>
       <w:r>
+        <w:rPr>
+          <w:rFonts w:eastAsia="黑体"/>
+        </w:rPr>
         <w:t xml:space="preserve"> </w:t>
       </w:r>
       <w:r>
         <w:rPr>
-          <w:rFonts w:hint="eastAsia"/>
+          <w:rFonts w:hint="eastAsia" w:eastAsia="黑体"/>
         </w:rPr>
         <w:t xml:space="preserve">构成。电路共有</w:t>
       </w:r>
       <w:r>
+        <w:rPr>
+          <w:rFonts w:eastAsia="黑体"/>
+        </w:rPr>
         <w:t xml:space="preserve"> 4 </w:t>
       </w:r>
       <w:r>
         <w:rPr>
-          <w:rFonts w:hint="eastAsia"/>
+          <w:rFonts w:hint="eastAsia" w:eastAsia="黑体"/>
         </w:rPr>
         <w:t xml:space="preserve">个关键节点：</w:t>
       </w:r>
       <w:r>
         <w:rPr>
-          <w:rFonts w:hint="eastAsia"/>
+          <w:rFonts w:hint="eastAsia" w:eastAsia="黑体"/>
           <w:b/>
           <w:bCs/>
         </w:rPr>
@@ -217,6 +249,7 @@
       </w:r>
       <w:r>
         <w:rPr>
+          <w:rFonts w:eastAsia="黑体"/>
           <w:b/>
           <w:bCs/>
         </w:rPr>
@@ -224,7 +257,7 @@
       </w:r>
       <w:r>
         <w:rPr>
-          <w:rFonts w:hint="eastAsia"/>
+          <w:rFonts w:hint="eastAsia" w:eastAsia="黑体"/>
           <w:b/>
           <w:bCs/>
         </w:rPr>
@@ -232,11 +265,14 @@
       </w:r>
       <w:r>
         <w:rPr>
-          <w:rFonts w:hint="eastAsia"/>
+          <w:rFonts w:hint="eastAsia" w:eastAsia="黑体"/>
         </w:rPr>
         <w:t xml:space="preserve">（输入电压</w:t>
       </w:r>
       <w:r>
+        <w:rPr>
+          <w:rFonts w:eastAsia="黑体"/>
+        </w:rPr>
         <w:t xml:space="preserve"> </w:t>
       </w:r>
       <m:oMath>
@@ -257,11 +293,14 @@
         </m:sSub>
       </m:oMath>
       <w:r>
+        <w:rPr>
+          <w:rFonts w:eastAsia="黑体"/>
+        </w:rPr>
         <w:t xml:space="preserve"> </w:t>
       </w:r>
       <w:r>
         <w:rPr>
-          <w:rFonts w:hint="eastAsia"/>
+          <w:rFonts w:hint="eastAsia" w:eastAsia="黑体"/>
         </w:rPr>
         <w:t xml:space="preserve">正端、</w:t>
       </w:r>
@@ -283,15 +322,21 @@
         </m:sSub>
       </m:oMath>
       <w:r>
+        <w:rPr>
+          <w:rFonts w:eastAsia="黑体"/>
+        </w:rPr>
         <w:t xml:space="preserve"> </w:t>
       </w:r>
       <w:r>
         <w:rPr>
-          <w:rFonts w:hint="eastAsia"/>
+          <w:rFonts w:hint="eastAsia" w:eastAsia="黑体"/>
         </w:rPr>
         <w:t xml:space="preserve">的一端与</w:t>
       </w:r>
       <w:r>
+        <w:rPr>
+          <w:rFonts w:eastAsia="黑体"/>
+        </w:rPr>
         <w:t xml:space="preserve"> </w:t>
       </w:r>
       <m:oMath>
@@ -300,17 +345,20 @@
         </m:r>
       </m:oMath>
       <w:r>
+        <w:rPr>
+          <w:rFonts w:eastAsia="黑体"/>
+        </w:rPr>
         <w:t xml:space="preserve"> </w:t>
       </w:r>
       <w:r>
         <w:rPr>
-          <w:rFonts w:hint="eastAsia"/>
+          <w:rFonts w:hint="eastAsia" w:eastAsia="黑体"/>
         </w:rPr>
         <w:t xml:space="preserve">的一端相连）；</w:t>
       </w:r>
       <w:r>
         <w:rPr>
-          <w:rFonts w:hint="eastAsia"/>
+          <w:rFonts w:hint="eastAsia" w:eastAsia="黑体"/>
           <w:b/>
           <w:bCs/>
         </w:rPr>
@@ -318,6 +366,7 @@
       </w:r>
       <w:r>
         <w:rPr>
+          <w:rFonts w:eastAsia="黑体"/>
           <w:b/>
           <w:bCs/>
         </w:rPr>
@@ -325,7 +374,7 @@
       </w:r>
       <w:r>
         <w:rPr>
-          <w:rFonts w:hint="eastAsia"/>
+          <w:rFonts w:hint="eastAsia" w:eastAsia="黑体"/>
           <w:b/>
           <w:bCs/>
         </w:rPr>
@@ -333,7 +382,7 @@
       </w:r>
       <w:r>
         <w:rPr>
-          <w:rFonts w:hint="eastAsia"/>
+          <w:rFonts w:hint="eastAsia" w:eastAsia="黑体"/>
         </w:rPr>
         <w:t xml:space="preserve">（</w:t>
       </w:r>
@@ -343,11 +392,14 @@
         </m:r>
       </m:oMath>
       <w:r>
+        <w:rPr>
+          <w:rFonts w:eastAsia="黑体"/>
+        </w:rPr>
         <w:t xml:space="preserve"> </w:t>
       </w:r>
       <w:r>
         <w:rPr>
-          <w:rFonts w:hint="eastAsia"/>
+          <w:rFonts w:hint="eastAsia" w:eastAsia="黑体"/>
         </w:rPr>
         <w:t xml:space="preserve">的另一端、</w:t>
       </w:r>
@@ -357,24 +409,33 @@
         </m:r>
       </m:oMath>
       <w:r>
+        <w:rPr>
+          <w:rFonts w:eastAsia="黑体"/>
+        </w:rPr>
         <w:t xml:space="preserve"> </w:t>
       </w:r>
       <w:r>
         <w:rPr>
-          <w:rFonts w:hint="eastAsia"/>
+          <w:rFonts w:hint="eastAsia" w:eastAsia="黑体"/>
         </w:rPr>
         <w:t xml:space="preserve">的漏极</w:t>
       </w:r>
       <w:r>
+        <w:rPr>
+          <w:rFonts w:eastAsia="黑体"/>
+        </w:rPr>
         <w:t xml:space="preserve"> D </w:t>
       </w:r>
       <w:r>
         <w:rPr>
-          <w:rFonts w:hint="eastAsia"/>
+          <w:rFonts w:hint="eastAsia" w:eastAsia="黑体"/>
         </w:rPr>
         <w:t xml:space="preserve">与</w:t>
       </w:r>
       <w:r>
+        <w:rPr>
+          <w:rFonts w:eastAsia="黑体"/>
+        </w:rPr>
         <w:t xml:space="preserve"> </w:t>
       </w:r>
       <m:oMath>
@@ -383,17 +444,20 @@
         </m:r>
       </m:oMath>
       <w:r>
+        <w:rPr>
+          <w:rFonts w:eastAsia="黑体"/>
+        </w:rPr>
         <w:t xml:space="preserve"> </w:t>
       </w:r>
       <w:r>
         <w:rPr>
-          <w:rFonts w:hint="eastAsia"/>
+          <w:rFonts w:hint="eastAsia" w:eastAsia="黑体"/>
         </w:rPr>
         <w:t xml:space="preserve">的阳极三者相连）；</w:t>
       </w:r>
       <w:r>
         <w:rPr>
-          <w:rFonts w:hint="eastAsia"/>
+          <w:rFonts w:hint="eastAsia" w:eastAsia="黑体"/>
           <w:b/>
           <w:bCs/>
         </w:rPr>
@@ -401,6 +465,7 @@
       </w:r>
       <w:r>
         <w:rPr>
+          <w:rFonts w:eastAsia="黑体"/>
           <w:b/>
           <w:bCs/>
         </w:rPr>
@@ -408,7 +473,7 @@
       </w:r>
       <w:r>
         <w:rPr>
-          <w:rFonts w:hint="eastAsia"/>
+          <w:rFonts w:hint="eastAsia" w:eastAsia="黑体"/>
           <w:b/>
           <w:bCs/>
         </w:rPr>
@@ -416,7 +481,7 @@
       </w:r>
       <w:r>
         <w:rPr>
-          <w:rFonts w:hint="eastAsia"/>
+          <w:rFonts w:hint="eastAsia" w:eastAsia="黑体"/>
         </w:rPr>
         <w:t xml:space="preserve">（</w:t>
       </w:r>
@@ -426,11 +491,14 @@
         </m:r>
       </m:oMath>
       <w:r>
+        <w:rPr>
+          <w:rFonts w:eastAsia="黑体"/>
+        </w:rPr>
         <w:t xml:space="preserve"> </w:t>
       </w:r>
       <w:r>
         <w:rPr>
-          <w:rFonts w:hint="eastAsia"/>
+          <w:rFonts w:hint="eastAsia" w:eastAsia="黑体"/>
         </w:rPr>
         <w:t xml:space="preserve">的阴极、</w:t>
       </w:r>
@@ -440,15 +508,21 @@
         </m:r>
       </m:oMath>
       <w:r>
+        <w:rPr>
+          <w:rFonts w:eastAsia="黑体"/>
+        </w:rPr>
         <w:t xml:space="preserve"> </w:t>
       </w:r>
       <w:r>
         <w:rPr>
-          <w:rFonts w:hint="eastAsia"/>
+          <w:rFonts w:hint="eastAsia" w:eastAsia="黑体"/>
         </w:rPr>
         <w:t xml:space="preserve">的一端与输出</w:t>
       </w:r>
       <w:r>
+        <w:rPr>
+          <w:rFonts w:eastAsia="黑体"/>
+        </w:rPr>
         <w:t xml:space="preserve"> </w:t>
       </w:r>
       <m:oMath>
@@ -466,17 +540,20 @@
         </m:sSub>
       </m:oMath>
       <w:r>
+        <w:rPr>
+          <w:rFonts w:eastAsia="黑体"/>
+        </w:rPr>
         <w:t xml:space="preserve"> </w:t>
       </w:r>
       <w:r>
         <w:rPr>
-          <w:rFonts w:hint="eastAsia"/>
+          <w:rFonts w:hint="eastAsia" w:eastAsia="黑体"/>
         </w:rPr>
         <w:t xml:space="preserve">负端相连）；</w:t>
       </w:r>
       <w:r>
         <w:rPr>
-          <w:rFonts w:hint="eastAsia"/>
+          <w:rFonts w:hint="eastAsia" w:eastAsia="黑体"/>
           <w:b/>
           <w:bCs/>
         </w:rPr>
@@ -484,6 +561,7 @@
       </w:r>
       <w:r>
         <w:rPr>
+          <w:rFonts w:eastAsia="黑体"/>
           <w:b/>
           <w:bCs/>
         </w:rPr>
@@ -491,7 +569,7 @@
       </w:r>
       <w:r>
         <w:rPr>
-          <w:rFonts w:hint="eastAsia"/>
+          <w:rFonts w:hint="eastAsia" w:eastAsia="黑体"/>
           <w:b/>
           <w:bCs/>
         </w:rPr>
@@ -499,6 +577,7 @@
       </w:r>
       <w:r>
         <w:rPr>
+          <w:rFonts w:eastAsia="黑体"/>
           <w:b/>
           <w:bCs/>
         </w:rPr>
@@ -506,7 +585,7 @@
       </w:r>
       <w:r>
         <w:rPr>
-          <w:rFonts w:hint="eastAsia"/>
+          <w:rFonts w:hint="eastAsia" w:eastAsia="黑体"/>
         </w:rPr>
         <w:t xml:space="preserve">（</w:t>
       </w:r>
@@ -528,11 +607,14 @@
         </m:sSub>
       </m:oMath>
       <w:r>
+        <w:rPr>
+          <w:rFonts w:eastAsia="黑体"/>
+        </w:rPr>
         <w:t xml:space="preserve"> </w:t>
       </w:r>
       <w:r>
         <w:rPr>
-          <w:rFonts w:hint="eastAsia"/>
+          <w:rFonts w:hint="eastAsia" w:eastAsia="黑体"/>
         </w:rPr>
         <w:t xml:space="preserve">负端、</w:t>
       </w:r>
@@ -554,11 +636,14 @@
         </m:sSub>
       </m:oMath>
       <w:r>
+        <w:rPr>
+          <w:rFonts w:eastAsia="黑体"/>
+        </w:rPr>
         <w:t xml:space="preserve"> </w:t>
       </w:r>
       <w:r>
         <w:rPr>
-          <w:rFonts w:hint="eastAsia"/>
+          <w:rFonts w:hint="eastAsia" w:eastAsia="黑体"/>
         </w:rPr>
         <w:t xml:space="preserve">的另一端、</w:t>
       </w:r>
@@ -568,24 +653,33 @@
         </m:r>
       </m:oMath>
       <w:r>
+        <w:rPr>
+          <w:rFonts w:eastAsia="黑体"/>
+        </w:rPr>
         <w:t xml:space="preserve"> </w:t>
       </w:r>
       <w:r>
         <w:rPr>
-          <w:rFonts w:hint="eastAsia"/>
+          <w:rFonts w:hint="eastAsia" w:eastAsia="黑体"/>
         </w:rPr>
         <w:t xml:space="preserve">的源极</w:t>
       </w:r>
       <w:r>
+        <w:rPr>
+          <w:rFonts w:eastAsia="黑体"/>
+        </w:rPr>
         <w:t xml:space="preserve"> S </w:t>
       </w:r>
       <w:r>
         <w:rPr>
-          <w:rFonts w:hint="eastAsia"/>
+          <w:rFonts w:hint="eastAsia" w:eastAsia="黑体"/>
         </w:rPr>
         <w:t xml:space="preserve">与</w:t>
       </w:r>
       <w:r>
+        <w:rPr>
+          <w:rFonts w:eastAsia="黑体"/>
+        </w:rPr>
         <w:t xml:space="preserve"> </w:t>
       </w:r>
       <m:oMath>
@@ -594,11 +688,14 @@
         </m:r>
       </m:oMath>
       <w:r>
+        <w:rPr>
+          <w:rFonts w:eastAsia="黑体"/>
+        </w:rPr>
         <w:t xml:space="preserve"> </w:t>
       </w:r>
       <w:r>
         <w:rPr>
-          <w:rFonts w:hint="eastAsia"/>
+          <w:rFonts w:hint="eastAsia" w:eastAsia="黑体"/>
         </w:rPr>
         <w:t xml:space="preserve">的另一端相连）。</w:t>
       </w:r>
@@ -607,7 +704,7 @@
       <w:pPr/>
       <w:r>
         <w:rPr>
-          <w:rFonts w:hint="eastAsia"/>
+          <w:rFonts w:hint="eastAsia" w:eastAsia="黑体"/>
         </w:rPr>
         <w:t xml:space="preserve">各元件管脚连接：</w:t>
       </w:r>
@@ -617,38 +714,50 @@
         </m:r>
       </m:oMath>
       <w:r>
+        <w:rPr>
+          <w:rFonts w:eastAsia="黑体"/>
+        </w:rPr>
         <w:t xml:space="preserve"> </w:t>
       </w:r>
       <w:r>
         <w:rPr>
-          <w:rFonts w:hint="eastAsia"/>
+          <w:rFonts w:hint="eastAsia" w:eastAsia="黑体"/>
         </w:rPr>
         <w:t xml:space="preserve">的栅极</w:t>
       </w:r>
       <w:r>
+        <w:rPr>
+          <w:rFonts w:eastAsia="黑体"/>
+        </w:rPr>
         <w:t xml:space="preserve"> G </w:t>
       </w:r>
       <w:r>
         <w:rPr>
-          <w:rFonts w:hint="eastAsia"/>
+          <w:rFonts w:hint="eastAsia" w:eastAsia="黑体"/>
         </w:rPr>
         <w:t xml:space="preserve">接控制驱动信号、漏极</w:t>
       </w:r>
       <w:r>
+        <w:rPr>
+          <w:rFonts w:eastAsia="黑体"/>
+        </w:rPr>
         <w:t xml:space="preserve"> D </w:t>
       </w:r>
       <w:r>
         <w:rPr>
-          <w:rFonts w:hint="eastAsia"/>
+          <w:rFonts w:hint="eastAsia" w:eastAsia="黑体"/>
         </w:rPr>
         <w:t xml:space="preserve">接节点②、源极</w:t>
       </w:r>
       <w:r>
+        <w:rPr>
+          <w:rFonts w:eastAsia="黑体"/>
+        </w:rPr>
         <w:t xml:space="preserve"> S </w:t>
       </w:r>
       <w:r>
         <w:rPr>
-          <w:rFonts w:hint="eastAsia"/>
+          <w:rFonts w:hint="eastAsia" w:eastAsia="黑体"/>
         </w:rPr>
         <w:t xml:space="preserve">接节点④；</w:t>
       </w:r>
@@ -658,11 +767,14 @@
         </m:r>
       </m:oMath>
       <w:r>
+        <w:rPr>
+          <w:rFonts w:eastAsia="黑体"/>
+        </w:rPr>
         <w:t xml:space="preserve"> </w:t>
       </w:r>
       <w:r>
         <w:rPr>
-          <w:rFonts w:hint="eastAsia"/>
+          <w:rFonts w:hint="eastAsia" w:eastAsia="黑体"/>
         </w:rPr>
         <w:t xml:space="preserve">一端接节点①、另一端接节点②；</w:t>
       </w:r>
@@ -672,11 +784,14 @@
         </m:r>
       </m:oMath>
       <w:r>
+        <w:rPr>
+          <w:rFonts w:eastAsia="黑体"/>
+        </w:rPr>
         <w:t xml:space="preserve"> </w:t>
       </w:r>
       <w:r>
         <w:rPr>
-          <w:rFonts w:hint="eastAsia"/>
+          <w:rFonts w:hint="eastAsia" w:eastAsia="黑体"/>
         </w:rPr>
         <w:t xml:space="preserve">阳极接节点②、阴极接节点③；</w:t>
       </w:r>
@@ -698,11 +813,14 @@
         </m:sSub>
       </m:oMath>
       <w:r>
+        <w:rPr>
+          <w:rFonts w:eastAsia="黑体"/>
+        </w:rPr>
         <w:t xml:space="preserve"> </w:t>
       </w:r>
       <w:r>
         <w:rPr>
-          <w:rFonts w:hint="eastAsia"/>
+          <w:rFonts w:hint="eastAsia" w:eastAsia="黑体"/>
         </w:rPr>
         <w:t xml:space="preserve">一端接节点①、另一端接节点④；</w:t>
       </w:r>
@@ -712,11 +830,14 @@
         </m:r>
       </m:oMath>
       <w:r>
+        <w:rPr>
+          <w:rFonts w:eastAsia="黑体"/>
+        </w:rPr>
         <w:t xml:space="preserve"> </w:t>
       </w:r>
       <w:r>
         <w:rPr>
-          <w:rFonts w:hint="eastAsia"/>
+          <w:rFonts w:hint="eastAsia" w:eastAsia="黑体"/>
         </w:rPr>
         <w:t xml:space="preserve">一端接节点③、另一端接节点④。</w:t>
       </w:r>
@@ -725,11 +846,14 @@
       <w:pPr/>
       <w:r>
         <w:rPr>
-          <w:rFonts w:hint="eastAsia"/>
+          <w:rFonts w:hint="eastAsia" w:eastAsia="黑体"/>
         </w:rPr>
         <w:t xml:space="preserve">由此构成”输入经电感</w:t>
       </w:r>
       <w:r>
+        <w:rPr>
+          <w:rFonts w:eastAsia="黑体"/>
+        </w:rPr>
         <w:t xml:space="preserve"> </w:t>
       </w:r>
       <m:oMath>
@@ -738,15 +862,21 @@
         </m:r>
       </m:oMath>
       <w:r>
+        <w:rPr>
+          <w:rFonts w:eastAsia="黑体"/>
+        </w:rPr>
         <w:t xml:space="preserve"> </w:t>
       </w:r>
       <w:r>
         <w:rPr>
-          <w:rFonts w:hint="eastAsia"/>
+          <w:rFonts w:hint="eastAsia" w:eastAsia="黑体"/>
         </w:rPr>
         <w:t xml:space="preserve">到开关节点、开关管</w:t>
       </w:r>
       <w:r>
+        <w:rPr>
+          <w:rFonts w:eastAsia="黑体"/>
+        </w:rPr>
         <w:t xml:space="preserve"> </w:t>
       </w:r>
       <m:oMath>
@@ -755,15 +885,21 @@
         </m:r>
       </m:oMath>
       <w:r>
+        <w:rPr>
+          <w:rFonts w:eastAsia="黑体"/>
+        </w:rPr>
         <w:t xml:space="preserve"> </w:t>
       </w:r>
       <w:r>
         <w:rPr>
-          <w:rFonts w:hint="eastAsia"/>
+          <w:rFonts w:hint="eastAsia" w:eastAsia="黑体"/>
         </w:rPr>
         <w:t xml:space="preserve">导通时对地储能、关断时二极管</w:t>
       </w:r>
       <w:r>
+        <w:rPr>
+          <w:rFonts w:eastAsia="黑体"/>
+        </w:rPr>
         <w:t xml:space="preserve"> </w:t>
       </w:r>
       <m:oMath>
@@ -772,24 +908,33 @@
         </m:r>
       </m:oMath>
       <w:r>
+        <w:rPr>
+          <w:rFonts w:eastAsia="黑体"/>
+        </w:rPr>
         <w:t xml:space="preserve"> </w:t>
       </w:r>
       <w:r>
         <w:rPr>
-          <w:rFonts w:hint="eastAsia"/>
+          <w:rFonts w:hint="eastAsia" w:eastAsia="黑体"/>
         </w:rPr>
         <w:t xml:space="preserve">把电感能量送到输出”的单开关极性反转</w:t>
       </w:r>
       <w:r>
+        <w:rPr>
+          <w:rFonts w:eastAsia="黑体"/>
+        </w:rPr>
         <w:t xml:space="preserve"> Buck-Boost </w:t>
       </w:r>
       <w:r>
         <w:rPr>
-          <w:rFonts w:hint="eastAsia"/>
+          <w:rFonts w:hint="eastAsia" w:eastAsia="黑体"/>
         </w:rPr>
         <w:t xml:space="preserve">组态，输出电压</w:t>
       </w:r>
       <w:r>
+        <w:rPr>
+          <w:rFonts w:eastAsia="黑体"/>
+        </w:rPr>
         <w:t xml:space="preserve"> </w:t>
       </w:r>
       <m:oMath>
@@ -870,11 +1015,14 @@
         </m:r>
       </m:oMath>
       <w:r>
+        <w:rPr>
+          <w:rFonts w:eastAsia="黑体"/>
+        </w:rPr>
         <w:t xml:space="preserve"> </w:t>
       </w:r>
       <w:r>
         <w:rPr>
-          <w:rFonts w:hint="eastAsia"/>
+          <w:rFonts w:hint="eastAsia" w:eastAsia="黑体"/>
         </w:rPr>
         <w:t xml:space="preserve">相对公共地极性反转（负输出），仅用一个主动开关就同时具备升压与降压能力，常用于需要负电源轨的场合。</w:t>
       </w:r>
@@ -887,7 +1035,7 @@
       </w:pPr>
       <w:r>
         <w:rPr>
-          <w:rFonts w:hint="eastAsia"/>
+          <w:rFonts w:hint="eastAsia" w:eastAsia="黑体"/>
         </w:rPr>
         <w:t xml:space="preserve">工作原理</w:t>
       </w:r>
@@ -898,11 +1046,14 @@
       </w:pPr>
       <w:r>
         <w:rPr>
-          <w:rFonts w:hint="eastAsia"/>
+          <w:rFonts w:hint="eastAsia" w:eastAsia="黑体"/>
         </w:rPr>
         <w:t xml:space="preserve">开关导通阶段电感电压为</w:t>
       </w:r>
       <w:r>
+        <w:rPr>
+          <w:rFonts w:eastAsia="黑体"/>
+        </w:rPr>
         <w:t xml:space="preserve"> </w:t>
       </w:r>
       <m:oMath>
@@ -930,11 +1081,14 @@
       </m:oMath>
       <w:r>
         <w:rPr>
-          <w:rFonts w:hint="eastAsia"/>
+          <w:rFonts w:hint="eastAsia" w:eastAsia="黑体"/>
         </w:rPr>
         <w:t xml:space="preserve">、电流上升储能；开关关断后电感电流经二极管续流向输出电容充电，输出端因此得到与输入相反的负电压。伏秒平衡给出输出电压</w:t>
       </w:r>
       <w:r>
+        <w:rPr>
+          <w:rFonts w:eastAsia="黑体"/>
+        </w:rPr>
         <w:t xml:space="preserve"> </w:t>
       </w:r>
       <m:oMath>
@@ -1004,16 +1158,19 @@
       </m:oMath>
       <w:r>
         <w:rPr>
-          <w:rFonts w:hint="eastAsia"/>
+          <w:rFonts w:hint="eastAsia" w:eastAsia="黑体"/>
         </w:rPr>
         <w:t xml:space="preserve">，通过调整</w:t>
       </w:r>
       <w:r>
+        <w:rPr>
+          <w:rFonts w:eastAsia="黑体"/>
+        </w:rPr>
         <w:t xml:space="preserve"> D </w:t>
       </w:r>
       <w:r>
         <w:rPr>
-          <w:rFonts w:hint="eastAsia"/>
+          <w:rFonts w:hint="eastAsia" w:eastAsia="黑体"/>
         </w:rPr>
         <w:t xml:space="preserve">可在正负幅值上实现升压或降压。</w:t>
       </w:r>
@@ -1026,7 +1183,7 @@
       </w:pPr>
       <w:r>
         <w:rPr>
-          <w:rFonts w:hint="eastAsia"/>
+          <w:rFonts w:hint="eastAsia" w:eastAsia="黑体"/>
         </w:rPr>
         <w:t xml:space="preserve">关键计算公式</w:t>
       </w:r>
@@ -1040,7 +1197,7 @@
       </w:pPr>
       <w:r>
         <w:rPr>
-          <w:rFonts w:hint="eastAsia"/>
+          <w:rFonts w:hint="eastAsia" w:eastAsia="黑体"/>
         </w:rPr>
         <w:t xml:space="preserve">理想输出电压（含负号）：</w:t>
       </w:r>
@@ -1130,7 +1287,7 @@
       </w:pPr>
       <w:r>
         <w:rPr>
-          <w:rFonts w:hint="eastAsia"/>
+          <w:rFonts w:hint="eastAsia" w:eastAsia="黑体"/>
         </w:rPr>
         <w:t xml:space="preserve">占空比与电压幅值关系：</w:t>
       </w:r>
@@ -1244,7 +1401,7 @@
       </w:pPr>
       <w:r>
         <w:rPr>
-          <w:rFonts w:hint="eastAsia"/>
+          <w:rFonts w:hint="eastAsia" w:eastAsia="黑体"/>
         </w:rPr>
         <w:t xml:space="preserve">电感电流纹波：</w:t>
       </w:r>
@@ -1340,7 +1497,7 @@
       </w:pPr>
       <w:r>
         <w:rPr>
-          <w:rFonts w:hint="eastAsia"/>
+          <w:rFonts w:hint="eastAsia" w:eastAsia="黑体"/>
         </w:rPr>
         <w:t xml:space="preserve">开关管/二极管耐压：</w:t>
       </w:r>
@@ -1475,7 +1632,7 @@
       </w:pPr>
       <w:r>
         <w:rPr>
-          <w:rFonts w:hint="eastAsia"/>
+          <w:rFonts w:hint="eastAsia" w:eastAsia="黑体"/>
         </w:rPr>
         <w:t xml:space="preserve">输出纹波电压：</w:t>
       </w:r>
@@ -1590,7 +1747,7 @@
             </w:pPr>
             <w:r>
               <w:rPr>
-                <w:rFonts w:hint="eastAsia"/>
+                <w:rFonts w:hint="eastAsia" w:eastAsia="黑体"/>
               </w:rPr>
               <w:t xml:space="preserve">符号</w:t>
             </w:r>
@@ -1604,7 +1761,7 @@
             </w:pPr>
             <w:r>
               <w:rPr>
-                <w:rFonts w:hint="eastAsia"/>
+                <w:rFonts w:hint="eastAsia" w:eastAsia="黑体"/>
               </w:rPr>
               <w:t xml:space="preserve">含义</w:t>
             </w:r>
@@ -1618,7 +1775,7 @@
             </w:pPr>
             <w:r>
               <w:rPr>
-                <w:rFonts w:hint="eastAsia"/>
+                <w:rFonts w:hint="eastAsia" w:eastAsia="黑体"/>
               </w:rPr>
               <w:t xml:space="preserve">单位</w:t>
             </w:r>
@@ -1650,6 +1807,9 @@
               </m:sSub>
             </m:oMath>
             <w:r>
+              <w:rPr>
+                <w:rFonts w:eastAsia="黑体"/>
+              </w:rPr>
               <w:t xml:space="preserve">​</w:t>
             </w:r>
           </w:p>
@@ -1662,7 +1822,7 @@
             </w:pPr>
             <w:r>
               <w:rPr>
-                <w:rFonts w:hint="eastAsia"/>
+                <w:rFonts w:hint="eastAsia" w:eastAsia="黑体"/>
               </w:rPr>
               <w:t xml:space="preserve">输入电压</w:t>
             </w:r>
@@ -1675,6 +1835,9 @@
               <w:pStyle w:val="Compact"/>
             </w:pPr>
             <w:r>
+              <w:rPr>
+                <w:rFonts w:eastAsia="黑体"/>
+              </w:rPr>
               <w:t xml:space="preserve">V</w:t>
             </w:r>
           </w:p>
@@ -1702,6 +1865,9 @@
               </m:sSub>
             </m:oMath>
             <w:r>
+              <w:rPr>
+                <w:rFonts w:eastAsia="黑体"/>
+              </w:rPr>
               <w:t xml:space="preserve">​</w:t>
             </w:r>
           </w:p>
@@ -1714,7 +1880,7 @@
             </w:pPr>
             <w:r>
               <w:rPr>
-                <w:rFonts w:hint="eastAsia"/>
+                <w:rFonts w:hint="eastAsia" w:eastAsia="黑体"/>
               </w:rPr>
               <w:t xml:space="preserve">输出电压（负值）</w:t>
             </w:r>
@@ -1727,6 +1893,9 @@
               <w:pStyle w:val="Compact"/>
             </w:pPr>
             <w:r>
+              <w:rPr>
+                <w:rFonts w:eastAsia="黑体"/>
+              </w:rPr>
               <w:t xml:space="preserve">V</w:t>
             </w:r>
           </w:p>
@@ -1745,6 +1914,9 @@
               </m:r>
             </m:oMath>
             <w:r>
+              <w:rPr>
+                <w:rFonts w:eastAsia="黑体"/>
+              </w:rPr>
               <w:t xml:space="preserve">​</w:t>
             </w:r>
           </w:p>
@@ -1757,7 +1929,7 @@
             </w:pPr>
             <w:r>
               <w:rPr>
-                <w:rFonts w:hint="eastAsia"/>
+                <w:rFonts w:hint="eastAsia" w:eastAsia="黑体"/>
               </w:rPr>
               <w:t xml:space="preserve">开关占空比</w:t>
             </w:r>
@@ -1770,6 +1942,9 @@
               <w:pStyle w:val="Compact"/>
             </w:pPr>
             <w:r>
+              <w:rPr>
+                <w:rFonts w:eastAsia="黑体"/>
+              </w:rPr>
               <w:t xml:space="preserve">—</w:t>
             </w:r>
           </w:p>
@@ -1788,6 +1963,9 @@
               </m:r>
             </m:oMath>
             <w:r>
+              <w:rPr>
+                <w:rFonts w:eastAsia="黑体"/>
+              </w:rPr>
               <w:t xml:space="preserve">​</w:t>
             </w:r>
           </w:p>
@@ -1800,7 +1978,7 @@
             </w:pPr>
             <w:r>
               <w:rPr>
-                <w:rFonts w:hint="eastAsia"/>
+                <w:rFonts w:hint="eastAsia" w:eastAsia="黑体"/>
               </w:rPr>
               <w:t xml:space="preserve">电感</w:t>
             </w:r>
@@ -1813,6 +1991,9 @@
               <w:pStyle w:val="Compact"/>
             </w:pPr>
             <w:r>
+              <w:rPr>
+                <w:rFonts w:eastAsia="黑体"/>
+              </w:rPr>
               <w:t xml:space="preserve">H</w:t>
             </w:r>
           </w:p>
@@ -1831,6 +2012,9 @@
               </m:r>
             </m:oMath>
             <w:r>
+              <w:rPr>
+                <w:rFonts w:eastAsia="黑体"/>
+              </w:rPr>
               <w:t xml:space="preserve">​</w:t>
             </w:r>
           </w:p>
@@ -1843,7 +2027,7 @@
             </w:pPr>
             <w:r>
               <w:rPr>
-                <w:rFonts w:hint="eastAsia"/>
+                <w:rFonts w:hint="eastAsia" w:eastAsia="黑体"/>
               </w:rPr>
               <w:t xml:space="preserve">输出电容</w:t>
             </w:r>
@@ -1856,6 +2040,9 @@
               <w:pStyle w:val="Compact"/>
             </w:pPr>
             <w:r>
+              <w:rPr>
+                <w:rFonts w:eastAsia="黑体"/>
+              </w:rPr>
               <w:t xml:space="preserve">F</w:t>
             </w:r>
           </w:p>
@@ -1886,6 +2073,9 @@
               </m:sSub>
             </m:oMath>
             <w:r>
+              <w:rPr>
+                <w:rFonts w:eastAsia="黑体"/>
+              </w:rPr>
               <w:t xml:space="preserve">​</w:t>
             </w:r>
           </w:p>
@@ -1898,7 +2088,7 @@
             </w:pPr>
             <w:r>
               <w:rPr>
-                <w:rFonts w:hint="eastAsia"/>
+                <w:rFonts w:hint="eastAsia" w:eastAsia="黑体"/>
               </w:rPr>
               <w:t xml:space="preserve">开关频率</w:t>
             </w:r>
@@ -1911,6 +2101,9 @@
               <w:pStyle w:val="Compact"/>
             </w:pPr>
             <w:r>
+              <w:rPr>
+                <w:rFonts w:eastAsia="黑体"/>
+              </w:rPr>
               <w:t xml:space="preserve">Hz</w:t>
             </w:r>
           </w:p>
@@ -1938,6 +2131,9 @@
               </m:sSub>
             </m:oMath>
             <w:r>
+              <w:rPr>
+                <w:rFonts w:eastAsia="黑体"/>
+              </w:rPr>
               <w:t xml:space="preserve">​</w:t>
             </w:r>
           </w:p>
@@ -1950,7 +2146,7 @@
             </w:pPr>
             <w:r>
               <w:rPr>
-                <w:rFonts w:hint="eastAsia"/>
+                <w:rFonts w:hint="eastAsia" w:eastAsia="黑体"/>
               </w:rPr>
               <w:t xml:space="preserve">输出电流</w:t>
             </w:r>
@@ -1963,6 +2159,9 @@
               <w:pStyle w:val="Compact"/>
             </w:pPr>
             <w:r>
+              <w:rPr>
+                <w:rFonts w:eastAsia="黑体"/>
+              </w:rPr>
               <w:t xml:space="preserve">A</w:t>
             </w:r>
           </w:p>
@@ -1993,6 +2192,9 @@
               </m:sSub>
             </m:oMath>
             <w:r>
+              <w:rPr>
+                <w:rFonts w:eastAsia="黑体"/>
+              </w:rPr>
               <w:t xml:space="preserve">​</w:t>
             </w:r>
           </w:p>
@@ -2005,7 +2207,7 @@
             </w:pPr>
             <w:r>
               <w:rPr>
-                <w:rFonts w:hint="eastAsia"/>
+                <w:rFonts w:hint="eastAsia" w:eastAsia="黑体"/>
               </w:rPr>
               <w:t xml:space="preserve">开关管承受电压</w:t>
             </w:r>
@@ -2018,6 +2220,9 @@
               <w:pStyle w:val="Compact"/>
             </w:pPr>
             <w:r>
+              <w:rPr>
+                <w:rFonts w:eastAsia="黑体"/>
+              </w:rPr>
               <w:t xml:space="preserve">V</w:t>
             </w:r>
           </w:p>
@@ -2032,7 +2237,7 @@
       </w:pPr>
       <w:r>
         <w:rPr>
-          <w:rFonts w:hint="eastAsia"/>
+          <w:rFonts w:hint="eastAsia" w:eastAsia="黑体"/>
         </w:rPr>
         <w:t xml:space="preserve">元件调整影响</w:t>
       </w:r>
@@ -2047,18 +2252,28 @@
       </w:pPr>
       <w:r>
         <w:rPr>
+          <w:rFonts w:eastAsia="黑体"/>
           <w:b/>
           <w:bCs/>
         </w:rPr>
         <w:t xml:space="preserve">D ↑</w:t>
       </w:r>
       <w:r>
+        <w:rPr>
+          <w:rFonts w:eastAsia="黑体"/>
+        </w:rPr>
         <w:t xml:space="preserve"> </w:t>
       </w:r>
       <w:r>
+        <w:rPr>
+          <w:rFonts w:eastAsia="黑体"/>
+        </w:rPr>
         <w:t xml:space="preserve">→</w:t>
       </w:r>
       <w:r>
+        <w:rPr>
+          <w:rFonts w:eastAsia="黑体"/>
+        </w:rPr>
         <w:t xml:space="preserve"> </w:t>
       </w:r>
       <m:oMath>
@@ -2088,15 +2303,21 @@
         </m:r>
       </m:oMath>
       <w:r>
+        <w:rPr>
+          <w:rFonts w:eastAsia="黑体"/>
+        </w:rPr>
         <w:t xml:space="preserve"> </w:t>
       </w:r>
       <w:r>
         <w:rPr>
-          <w:rFonts w:hint="eastAsia"/>
+          <w:rFonts w:hint="eastAsia" w:eastAsia="黑体"/>
         </w:rPr>
         <w:t xml:space="preserve">增大，同时</w:t>
       </w:r>
       <w:r>
+        <w:rPr>
+          <w:rFonts w:eastAsia="黑体"/>
+        </w:rPr>
         <w:t xml:space="preserve"> </w:t>
       </w:r>
       <m:oMath>
@@ -2117,11 +2338,14 @@
         </m:sSub>
       </m:oMath>
       <w:r>
+        <w:rPr>
+          <w:rFonts w:eastAsia="黑体"/>
+        </w:rPr>
         <w:t xml:space="preserve"> </w:t>
       </w:r>
       <w:r>
         <w:rPr>
-          <w:rFonts w:hint="eastAsia"/>
+          <w:rFonts w:hint="eastAsia" w:eastAsia="黑体"/>
         </w:rPr>
         <w:t xml:space="preserve">亦升高，器件耐压需求相应提高。</w:t>
       </w:r>
@@ -2141,6 +2365,7 @@
       </m:oMath>
       <w:r>
         <w:rPr>
+          <w:rFonts w:eastAsia="黑体"/>
           <w:b/>
           <w:bCs/>
         </w:rPr>
@@ -2148,20 +2373,27 @@
       </w:r>
       <w:r>
         <w:rPr>
+          <w:rFonts w:eastAsia="黑体"/>
           <w:b/>
           <w:bCs/>
         </w:rPr>
         <w:t xml:space="preserve">↑</w:t>
       </w:r>
       <w:r>
+        <w:rPr>
+          <w:rFonts w:eastAsia="黑体"/>
+        </w:rPr>
         <w:t xml:space="preserve"> </w:t>
       </w:r>
       <w:r>
+        <w:rPr>
+          <w:rFonts w:eastAsia="黑体"/>
+        </w:rPr>
         <w:t xml:space="preserve">→ </w:t>
       </w:r>
       <w:r>
         <w:rPr>
-          <w:rFonts w:hint="eastAsia"/>
+          <w:rFonts w:hint="eastAsia" w:eastAsia="黑体"/>
         </w:rPr>
         <w:t xml:space="preserve">纹波电流减小，连续模式范围扩大。</w:t>
       </w:r>
@@ -2181,6 +2413,7 @@
       </m:oMath>
       <w:r>
         <w:rPr>
+          <w:rFonts w:eastAsia="黑体"/>
           <w:b/>
           <w:bCs/>
         </w:rPr>
@@ -2188,20 +2421,27 @@
       </w:r>
       <w:r>
         <w:rPr>
+          <w:rFonts w:eastAsia="黑体"/>
           <w:b/>
           <w:bCs/>
         </w:rPr>
         <w:t xml:space="preserve">↑</w:t>
       </w:r>
       <w:r>
+        <w:rPr>
+          <w:rFonts w:eastAsia="黑体"/>
+        </w:rPr>
         <w:t xml:space="preserve"> </w:t>
       </w:r>
       <w:r>
+        <w:rPr>
+          <w:rFonts w:eastAsia="黑体"/>
+        </w:rPr>
         <w:t xml:space="preserve">→ </w:t>
       </w:r>
       <w:r>
         <w:rPr>
-          <w:rFonts w:hint="eastAsia"/>
+          <w:rFonts w:hint="eastAsia" w:eastAsia="黑体"/>
         </w:rPr>
         <w:t xml:space="preserve">输出纹波减小，但反极性输出电容极性接反会损坏。</w:t>
       </w:r>
@@ -2233,6 +2473,7 @@
       </m:oMath>
       <w:r>
         <w:rPr>
+          <w:rFonts w:eastAsia="黑体"/>
           <w:b/>
           <w:bCs/>
         </w:rPr>
@@ -2240,29 +2481,39 @@
       </w:r>
       <w:r>
         <w:rPr>
+          <w:rFonts w:eastAsia="黑体"/>
           <w:b/>
           <w:bCs/>
         </w:rPr>
         <w:t xml:space="preserve">↑</w:t>
       </w:r>
       <w:r>
+        <w:rPr>
+          <w:rFonts w:eastAsia="黑体"/>
+        </w:rPr>
         <w:t xml:space="preserve"> </w:t>
       </w:r>
       <w:r>
+        <w:rPr>
+          <w:rFonts w:eastAsia="黑体"/>
+        </w:rPr>
         <w:t xml:space="preserve">→ </w:t>
       </w:r>
       <w:r>
         <w:rPr>
-          <w:rFonts w:hint="eastAsia"/>
+          <w:rFonts w:hint="eastAsia" w:eastAsia="黑体"/>
         </w:rPr>
         <w:t xml:space="preserve">磁件与电容减小，开关损耗与</w:t>
       </w:r>
       <w:r>
+        <w:rPr>
+          <w:rFonts w:eastAsia="黑体"/>
+        </w:rPr>
         <w:t xml:space="preserve"> EMI </w:t>
       </w:r>
       <w:r>
         <w:rPr>
-          <w:rFonts w:hint="eastAsia"/>
+          <w:rFonts w:hint="eastAsia" w:eastAsia="黑体"/>
         </w:rPr>
         <w:t xml:space="preserve">增加。</w:t>
       </w:r>
@@ -2277,21 +2528,27 @@
       </w:pPr>
       <w:r>
         <w:rPr>
-          <w:rFonts w:hint="eastAsia"/>
+          <w:rFonts w:hint="eastAsia" w:eastAsia="黑体"/>
           <w:b/>
           <w:bCs/>
         </w:rPr>
         <w:t xml:space="preserve">二极管选型</w:t>
       </w:r>
       <w:r>
+        <w:rPr>
+          <w:rFonts w:eastAsia="黑体"/>
+        </w:rPr>
         <w:t xml:space="preserve"> </w:t>
       </w:r>
       <w:r>
+        <w:rPr>
+          <w:rFonts w:eastAsia="黑体"/>
+        </w:rPr>
         <w:t xml:space="preserve">→ </w:t>
       </w:r>
       <w:r>
         <w:rPr>
-          <w:rFonts w:hint="eastAsia"/>
+          <w:rFonts w:hint="eastAsia" w:eastAsia="黑体"/>
         </w:rPr>
         <w:t xml:space="preserve">快恢复/肖特基可减小反向恢复损耗，提升效率。</w:t>
       </w:r>
@@ -2304,7 +2561,7 @@
       </w:pPr>
       <w:r>
         <w:rPr>
-          <w:rFonts w:hint="eastAsia"/>
+          <w:rFonts w:hint="eastAsia" w:eastAsia="黑体"/>
         </w:rPr>
         <w:t xml:space="preserve">典型参数示例</w:t>
       </w:r>
@@ -2319,11 +2576,14 @@
       </w:pPr>
       <w:r>
         <w:rPr>
-          <w:rFonts w:hint="eastAsia"/>
+          <w:rFonts w:hint="eastAsia" w:eastAsia="黑体"/>
         </w:rPr>
         <w:t xml:space="preserve">取</w:t>
       </w:r>
       <w:r>
+        <w:rPr>
+          <w:rFonts w:eastAsia="黑体"/>
+        </w:rPr>
         <w:t xml:space="preserve"> </w:t>
       </w:r>
       <m:oMath>
@@ -2363,6 +2623,9 @@
         </m:r>
       </m:oMath>
       <w:r>
+        <w:rPr>
+          <w:rFonts w:eastAsia="黑体"/>
+        </w:rPr>
         <w:t xml:space="preserve">、</w:t>
       </w:r>
       <m:oMath>
@@ -2412,7 +2675,7 @@
       </m:oMath>
       <w:r>
         <w:rPr>
-          <w:rFonts w:hint="eastAsia"/>
+          <w:rFonts w:hint="eastAsia" w:eastAsia="黑体"/>
         </w:rPr>
         <w:t xml:space="preserve">：</w:t>
       </w:r>
@@ -2462,7 +2725,7 @@
       </m:oMath>
       <w:r>
         <w:rPr>
-          <w:rFonts w:hint="eastAsia"/>
+          <w:rFonts w:hint="eastAsia" w:eastAsia="黑体"/>
         </w:rPr>
         <w:t xml:space="preserve">，</w:t>
       </w:r>
@@ -2521,6 +2784,9 @@
         </m:r>
       </m:oMath>
       <w:r>
+        <w:rPr>
+          <w:rFonts w:eastAsia="黑体"/>
+        </w:rPr>
         <w:t xml:space="preserve">。</w:t>
       </w:r>
     </w:p>
@@ -2534,11 +2800,14 @@
       </w:pPr>
       <w:r>
         <w:rPr>
-          <w:rFonts w:hint="eastAsia"/>
+          <w:rFonts w:hint="eastAsia" w:eastAsia="黑体"/>
         </w:rPr>
         <w:t xml:space="preserve">取</w:t>
       </w:r>
       <w:r>
+        <w:rPr>
+          <w:rFonts w:eastAsia="黑体"/>
+        </w:rPr>
         <w:t xml:space="preserve"> </w:t>
       </w:r>
       <m:oMath>
@@ -2578,6 +2847,9 @@
         </m:r>
       </m:oMath>
       <w:r>
+        <w:rPr>
+          <w:rFonts w:eastAsia="黑体"/>
+        </w:rPr>
         <w:t xml:space="preserve">、</w:t>
       </w:r>
       <m:oMath>
@@ -2596,7 +2868,7 @@
       </m:oMath>
       <w:r>
         <w:rPr>
-          <w:rFonts w:hint="eastAsia"/>
+          <w:rFonts w:hint="eastAsia" w:eastAsia="黑体"/>
         </w:rPr>
         <w:t xml:space="preserve">：</w:t>
       </w:r>
@@ -2676,6 +2948,9 @@
         </m:r>
       </m:oMath>
       <w:r>
+        <w:rPr>
+          <w:rFonts w:eastAsia="黑体"/>
+        </w:rPr>
         <w:t xml:space="preserve">。</w:t>
       </w:r>
     </w:p>
@@ -2687,7 +2962,7 @@
       </w:pPr>
       <w:r>
         <w:rPr>
-          <w:rFonts w:hint="eastAsia"/>
+          <w:rFonts w:hint="eastAsia" w:eastAsia="黑体"/>
         </w:rPr>
         <w:t xml:space="preserve">常见器件型号</w:t>
       </w:r>
@@ -2702,7 +2977,7 @@
       </w:pPr>
       <w:r>
         <w:rPr>
-          <w:rFonts w:hint="eastAsia"/>
+          <w:rFonts w:hint="eastAsia" w:eastAsia="黑体"/>
         </w:rPr>
         <w:t xml:space="preserve">常用：按需选型</w:t>
       </w:r>
@@ -2717,16 +2992,19 @@
       </w:pPr>
       <w:r>
         <w:rPr>
-          <w:rFonts w:hint="eastAsia"/>
+          <w:rFonts w:hint="eastAsia" w:eastAsia="黑体"/>
         </w:rPr>
         <w:t xml:space="preserve">负压反相变换器：LM2776（电荷泵类，供参考）、TPS60400</w:t>
       </w:r>
       <w:r>
+        <w:rPr>
+          <w:rFonts w:eastAsia="黑体"/>
+        </w:rPr>
         <w:t xml:space="preserve"> </w:t>
       </w:r>
       <w:r>
         <w:rPr>
-          <w:rFonts w:hint="eastAsia"/>
+          <w:rFonts w:hint="eastAsia" w:eastAsia="黑体"/>
         </w:rPr>
         <w:t xml:space="preserve">类。</w:t>
       </w:r>
@@ -2739,7 +3017,7 @@
       </w:pPr>
       <w:r>
         <w:rPr>
-          <w:rFonts w:hint="eastAsia"/>
+          <w:rFonts w:hint="eastAsia" w:eastAsia="黑体"/>
         </w:rPr>
         <w:t xml:space="preserve">注意事项</w:t>
       </w:r>
@@ -2754,7 +3032,7 @@
       </w:pPr>
       <w:r>
         <w:rPr>
-          <w:rFonts w:hint="eastAsia"/>
+          <w:rFonts w:hint="eastAsia" w:eastAsia="黑体"/>
         </w:rPr>
         <w:t xml:space="preserve">输出为负电压，反馈采样与负载接法需以正确极性参考。</w:t>
       </w:r>
@@ -2769,11 +3047,14 @@
       </w:pPr>
       <w:r>
         <w:rPr>
-          <w:rFonts w:hint="eastAsia"/>
+          <w:rFonts w:hint="eastAsia" w:eastAsia="黑体"/>
         </w:rPr>
         <w:t xml:space="preserve">开关管与续流二极管耐压为</w:t>
       </w:r>
       <w:r>
+        <w:rPr>
+          <w:rFonts w:eastAsia="黑体"/>
+        </w:rPr>
         <w:t xml:space="preserve"> </w:t>
       </w:r>
       <m:oMath>
@@ -2825,7 +3106,7 @@
       </m:oMath>
       <w:r>
         <w:rPr>
-          <w:rFonts w:hint="eastAsia"/>
+          <w:rFonts w:hint="eastAsia" w:eastAsia="黑体"/>
         </w:rPr>
         <w:t xml:space="preserve">，须留足裕量。</w:t>
       </w:r>
@@ -2840,7 +3121,7 @@
       </w:pPr>
       <w:r>
         <w:rPr>
-          <w:rFonts w:hint="eastAsia"/>
+          <w:rFonts w:hint="eastAsia" w:eastAsia="黑体"/>
         </w:rPr>
         <w:t xml:space="preserve">输入/输出电流均为脉动，需足够容值的输入与输出电容。</w:t>
       </w:r>
@@ -2855,7 +3136,7 @@
       </w:pPr>
       <w:r>
         <w:rPr>
-          <w:rFonts w:hint="eastAsia"/>
+          <w:rFonts w:hint="eastAsia" w:eastAsia="黑体"/>
         </w:rPr>
         <w:t xml:space="preserve">启动与短路保护需针对负输出轨单独设计，避免过压反冲。</w:t>
       </w:r>
@@ -2868,7 +3149,7 @@
       </w:pPr>
       <w:r>
         <w:rPr>
-          <w:rFonts w:hint="eastAsia"/>
+          <w:rFonts w:hint="eastAsia" w:eastAsia="黑体"/>
         </w:rPr>
         <w:t xml:space="preserve">参考资料</w:t>
       </w:r>
@@ -2882,29 +3163,38 @@
         </w:numPr>
       </w:pPr>
       <w:r>
+        <w:rPr>
+          <w:rFonts w:eastAsia="黑体"/>
+        </w:rPr>
         <w:t xml:space="preserve">TI </w:t>
       </w:r>
       <w:r>
         <w:rPr>
-          <w:rFonts w:hint="eastAsia"/>
+          <w:rFonts w:hint="eastAsia" w:eastAsia="黑体"/>
         </w:rPr>
         <w:t xml:space="preserve">应用笔记</w:t>
       </w:r>
       <w:r>
+        <w:rPr>
+          <w:rFonts w:eastAsia="黑体"/>
+        </w:rPr>
         <w:t xml:space="preserve"> </w:t>
       </w:r>
       <w:r>
         <w:rPr>
-          <w:rFonts w:hint="eastAsia"/>
+          <w:rFonts w:hint="eastAsia" w:eastAsia="黑体"/>
         </w:rPr>
         <w:t xml:space="preserve">SLVA059（Understanding</w:t>
       </w:r>
       <w:r>
+        <w:rPr>
+          <w:rFonts w:eastAsia="黑体"/>
+        </w:rPr>
         <w:t xml:space="preserve"> Buck-Boost Power </w:t>
       </w:r>
       <w:r>
         <w:rPr>
-          <w:rFonts w:hint="eastAsia"/>
+          <w:rFonts w:hint="eastAsia" w:eastAsia="黑体"/>
         </w:rPr>
         <w:t xml:space="preserve">Stages）。</w:t>
       </w:r>
@@ -2918,6 +3208,9 @@
         </w:numPr>
       </w:pPr>
       <w:r>
+        <w:rPr>
+          <w:rFonts w:eastAsia="黑体"/>
+        </w:rPr>
         <w:t xml:space="preserve">Wikipedia: Buck–boost converter。</w:t>
       </w:r>
     </w:p>
@@ -2931,16 +3224,19 @@
       </w:pPr>
       <w:r>
         <w:rPr>
-          <w:rFonts w:hint="eastAsia"/>
+          <w:rFonts w:hint="eastAsia" w:eastAsia="黑体"/>
         </w:rPr>
         <w:t xml:space="preserve">《开关电源设计》（Abraham</w:t>
       </w:r>
       <w:r>
+        <w:rPr>
+          <w:rFonts w:eastAsia="黑体"/>
+        </w:rPr>
         <w:t xml:space="preserve"> I. </w:t>
       </w:r>
       <w:r>
         <w:rPr>
-          <w:rFonts w:hint="eastAsia"/>
+          <w:rFonts w:hint="eastAsia" w:eastAsia="黑体"/>
         </w:rPr>
         <w:t xml:space="preserve">Pressman）。</w:t>
       </w:r>
@@ -2954,11 +3250,11 @@
       </w:pPr>
       <w:r>
         <w:rPr>
-          <w:rFonts w:ascii="Times New Roman" w:hAnsi="Times New Roman"/>
+          <w:rFonts w:ascii="Times New Roman" w:hAnsi="Times New Roman" w:eastAsia="黑体"/>
           <w:color w:val="555555"/>
           <w:sz w:val="21"/>
         </w:rPr>
-        <w:t>材料收集者：杜文杰</w:t>
+        <w:t>材料收集者：杜文杰，WX手机：19519196569，QQ:3478827729</w:t>
       </w:r>
     </w:p>
     <w:sectPr>
@@ -2978,7 +3274,7 @@
 </file>
 
 <file path=word/footer1.xml><?xml version="1.0" encoding="utf-8"?>
-<w:ftr xmlns:m="http://schemas.openxmlformats.org/officeDocument/2006/math" xmlns:mc="http://schemas.openxmlformats.org/markup-compatibility/2006" xmlns:mo="http://schemas.microsoft.com/office/mac/office/2008/main" xmlns:mv="urn:schemas-microsoft-com:mac:vml" xmlns:o="urn:schemas-microsoft-com:office:office" xmlns:r="http://schemas.openxmlformats.org/officeDocument/2006/relationships" xmlns:v="urn:schemas-microsoft-com:vml" xmlns:w10="urn:schemas-microsoft-com:office:word" xmlns:w14="http://schemas.microsoft.com/office/word/2010/wordml" xmlns:w="http://schemas.openxmlformats.org/wordprocessingml/2006/main" xmlns:wne="http://schemas.microsoft.com/office/word/2006/wordml" xmlns:wp14="http://schemas.microsoft.com/office/word/2010/wordprocessingDrawing" xmlns:wp="http://schemas.openxmlformats.org/drawingml/2006/wordprocessingDrawing" xmlns:wpc="http://schemas.microsoft.com/office/word/2010/wordprocessingCanvas" xmlns:wpg="http://schemas.microsoft.com/office/word/2010/wordprocessingGroup" xmlns:wpi="http://schemas.microsoft.com/office/word/2010/wordprocessingInk" xmlns:wps="http://schemas.microsoft.com/office/word/2010/wordprocessingShape" mc:Ignorable="w14 wp14">
+<w:ftr xmlns:mc="http://schemas.openxmlformats.org/markup-compatibility/2006" xmlns:w="http://schemas.openxmlformats.org/wordprocessingml/2006/main" xmlns:m="http://schemas.openxmlformats.org/officeDocument/2006/math" xmlns:mo="http://schemas.microsoft.com/office/mac/office/2008/main" xmlns:mv="urn:schemas-microsoft-com:mac:vml" xmlns:o="urn:schemas-microsoft-com:office:office" xmlns:r="http://schemas.openxmlformats.org/officeDocument/2006/relationships" xmlns:v="urn:schemas-microsoft-com:vml" xmlns:w10="urn:schemas-microsoft-com:office:word" xmlns:w14="http://schemas.microsoft.com/office/word/2010/wordml" xmlns:wne="http://schemas.microsoft.com/office/word/2006/wordml" xmlns:wp14="http://schemas.microsoft.com/office/word/2010/wordprocessingDrawing" xmlns:wp="http://schemas.openxmlformats.org/drawingml/2006/wordprocessingDrawing" xmlns:wpc="http://schemas.microsoft.com/office/word/2010/wordprocessingCanvas" xmlns:wpg="http://schemas.microsoft.com/office/word/2010/wordprocessingGroup" xmlns:wpi="http://schemas.microsoft.com/office/word/2010/wordprocessingInk" xmlns:wps="http://schemas.microsoft.com/office/word/2010/wordprocessingShape" mc:Ignorable="w14 wp14">
   <w:p>
     <w:pPr>
       <w:pStyle w:val="Footer"/>
@@ -2986,12 +3282,14 @@
     </w:pPr>
     <w:r>
       <w:rPr>
+        <w:rFonts w:eastAsia="黑体"/>
         <w:sz w:val="18"/>
       </w:rPr>
       <w:t xml:space="preserve">第 </w:t>
     </w:r>
     <w:r>
       <w:rPr>
+        <w:rFonts w:eastAsia="黑体"/>
         <w:sz w:val="18"/>
       </w:rPr>
       <w:fldChar w:fldCharType="begin"/>
@@ -3000,6 +3298,7 @@
     </w:r>
     <w:r>
       <w:rPr>
+        <w:rFonts w:eastAsia="黑体"/>
         <w:sz w:val="18"/>
       </w:rPr>
       <w:t xml:space="preserve"> 页</w:t>
@@ -3013,6 +3312,9 @@
   <w:footnote w:type="continuationSeparator" w:id="0">
     <w:p>
       <w:r>
+        <w:rPr>
+          <w:rFonts w:eastAsia="黑体"/>
+        </w:rPr>
         <w:continuationSeparator/>
       </w:r>
     </w:p>
@@ -3020,6 +3322,9 @@
   <w:footnote w:type="separator" w:id="-1">
     <w:p>
       <w:r>
+        <w:rPr>
+          <w:rFonts w:eastAsia="黑体"/>
+        </w:rPr>
         <w:separator/>
       </w:r>
     </w:p>
@@ -3028,7 +3333,7 @@
 </file>
 
 <file path=word/header1.xml><?xml version="1.0" encoding="utf-8"?>
-<w:hdr xmlns:m="http://schemas.openxmlformats.org/officeDocument/2006/math" xmlns:mc="http://schemas.openxmlformats.org/markup-compatibility/2006" xmlns:mo="http://schemas.microsoft.com/office/mac/office/2008/main" xmlns:mv="urn:schemas-microsoft-com:mac:vml" xmlns:o="urn:schemas-microsoft-com:office:office" xmlns:r="http://schemas.openxmlformats.org/officeDocument/2006/relationships" xmlns:v="urn:schemas-microsoft-com:vml" xmlns:w10="urn:schemas-microsoft-com:office:word" xmlns:w14="http://schemas.microsoft.com/office/word/2010/wordml" xmlns:w="http://schemas.openxmlformats.org/wordprocessingml/2006/main" xmlns:wne="http://schemas.microsoft.com/office/word/2006/wordml" xmlns:wp14="http://schemas.microsoft.com/office/word/2010/wordprocessingDrawing" xmlns:wp="http://schemas.openxmlformats.org/drawingml/2006/wordprocessingDrawing" xmlns:wpc="http://schemas.microsoft.com/office/word/2010/wordprocessingCanvas" xmlns:wpg="http://schemas.microsoft.com/office/word/2010/wordprocessingGroup" xmlns:wpi="http://schemas.microsoft.com/office/word/2010/wordprocessingInk" xmlns:wps="http://schemas.microsoft.com/office/word/2010/wordprocessingShape" mc:Ignorable="w14 wp14">
+<w:hdr xmlns:mc="http://schemas.openxmlformats.org/markup-compatibility/2006" xmlns:w="http://schemas.openxmlformats.org/wordprocessingml/2006/main" xmlns:m="http://schemas.openxmlformats.org/officeDocument/2006/math" xmlns:mo="http://schemas.microsoft.com/office/mac/office/2008/main" xmlns:mv="urn:schemas-microsoft-com:mac:vml" xmlns:o="urn:schemas-microsoft-com:office:office" xmlns:r="http://schemas.openxmlformats.org/officeDocument/2006/relationships" xmlns:v="urn:schemas-microsoft-com:vml" xmlns:w10="urn:schemas-microsoft-com:office:word" xmlns:w14="http://schemas.microsoft.com/office/word/2010/wordml" xmlns:wne="http://schemas.microsoft.com/office/word/2006/wordml" xmlns:wp14="http://schemas.microsoft.com/office/word/2010/wordprocessingDrawing" xmlns:wp="http://schemas.openxmlformats.org/drawingml/2006/wordprocessingDrawing" xmlns:wpc="http://schemas.microsoft.com/office/word/2010/wordprocessingCanvas" xmlns:wpg="http://schemas.microsoft.com/office/word/2010/wordprocessingGroup" xmlns:wpi="http://schemas.microsoft.com/office/word/2010/wordprocessingInk" xmlns:wps="http://schemas.microsoft.com/office/word/2010/wordprocessingShape" mc:Ignorable="w14 wp14">
   <w:p>
     <w:pPr>
       <w:pStyle w:val="Header"/>
@@ -3036,7 +3341,7 @@
     </w:pPr>
     <w:r>
       <w:rPr>
-        <w:rFonts w:ascii="Times New Roman" w:hAnsi="Times New Roman"/>
+        <w:rFonts w:ascii="Times New Roman" w:hAnsi="Times New Roman" w:eastAsia="黑体"/>
         <w:sz w:val="18"/>
         <w:rFonts w:eastAsia="黑体"/>
         <w:rFonts w:eastAsia="黑体"/>
@@ -3048,7 +3353,7 @@
 </file>
 
 <file path=word/numbering.xml><?xml version="1.0" encoding="utf-8"?>
-<w:numbering xmlns:m="http://schemas.openxmlformats.org/officeDocument/2006/math" xmlns:mc="http://schemas.openxmlformats.org/markup-compatibility/2006" xmlns:mo="http://schemas.microsoft.com/office/mac/office/2008/main" xmlns:mv="urn:schemas-microsoft-com:mac:vml" xmlns:o="urn:schemas-microsoft-com:office:office" xmlns:r="http://schemas.openxmlformats.org/officeDocument/2006/relationships" xmlns:v="urn:schemas-microsoft-com:vml" xmlns:w="http://schemas.openxmlformats.org/wordprocessingml/2006/main" xmlns:w10="urn:schemas-microsoft-com:office:word" xmlns:w14="http://schemas.microsoft.com/office/word/2010/wordml" xmlns:wne="http://schemas.microsoft.com/office/word/2006/wordml" xmlns:wp="http://schemas.openxmlformats.org/drawingml/2006/wordprocessingDrawing" xmlns:wp14="http://schemas.microsoft.com/office/word/2010/wordprocessingDrawing" xmlns:wpc="http://schemas.microsoft.com/office/word/2010/wordprocessingCanvas" xmlns:wpg="http://schemas.microsoft.com/office/word/2010/wordprocessingGroup" xmlns:wpi="http://schemas.microsoft.com/office/word/2010/wordprocessingInk" xmlns:wps="http://schemas.microsoft.com/office/word/2010/wordprocessingShape" mc:Ignorable="w14 wp14">
+<w:numbering xmlns:mc="http://schemas.openxmlformats.org/markup-compatibility/2006" xmlns:w="http://schemas.openxmlformats.org/wordprocessingml/2006/main" xmlns:m="http://schemas.openxmlformats.org/officeDocument/2006/math" xmlns:mo="http://schemas.microsoft.com/office/mac/office/2008/main" xmlns:mv="urn:schemas-microsoft-com:mac:vml" xmlns:o="urn:schemas-microsoft-com:office:office" xmlns:r="http://schemas.openxmlformats.org/officeDocument/2006/relationships" xmlns:v="urn:schemas-microsoft-com:vml" xmlns:w10="urn:schemas-microsoft-com:office:word" xmlns:w14="http://schemas.microsoft.com/office/word/2010/wordml" xmlns:wne="http://schemas.microsoft.com/office/word/2006/wordml" xmlns:wp="http://schemas.openxmlformats.org/drawingml/2006/wordprocessingDrawing" xmlns:wp14="http://schemas.microsoft.com/office/word/2010/wordprocessingDrawing" xmlns:wpc="http://schemas.microsoft.com/office/word/2010/wordprocessingCanvas" xmlns:wpg="http://schemas.microsoft.com/office/word/2010/wordprocessingGroup" xmlns:wpi="http://schemas.microsoft.com/office/word/2010/wordprocessingInk" xmlns:wps="http://schemas.microsoft.com/office/word/2010/wordprocessingShape" mc:Ignorable="w14 wp14">
   <w:abstractNum w:abstractNumId="0">
     <w:nsid w:val="FFFFFF7C"/>
     <w:multiLevelType w:val="singleLevel"/>
@@ -3135,7 +3440,7 @@
         <w:ind w:hanging="360" w:left="1440"/>
       </w:pPr>
       <w:rPr>
-        <w:rFonts w:ascii="Symbol" w:hAnsi="Symbol" w:hint="default"/>
+        <w:rFonts w:ascii="Symbol" w:hAnsi="Symbol" w:hint="default" w:eastAsia="黑体"/>
       </w:rPr>
     </w:lvl>
   </w:abstractNum>
@@ -3156,7 +3461,7 @@
         <w:ind w:hanging="360" w:left="1080"/>
       </w:pPr>
       <w:rPr>
-        <w:rFonts w:ascii="Symbol" w:hAnsi="Symbol" w:hint="default"/>
+        <w:rFonts w:ascii="Symbol" w:hAnsi="Symbol" w:hint="default" w:eastAsia="黑体"/>
       </w:rPr>
     </w:lvl>
   </w:abstractNum>
@@ -3177,7 +3482,7 @@
         <w:ind w:hanging="360" w:left="720"/>
       </w:pPr>
       <w:rPr>
-        <w:rFonts w:ascii="Symbol" w:hAnsi="Symbol" w:hint="default"/>
+        <w:rFonts w:ascii="Symbol" w:hAnsi="Symbol" w:hint="default" w:eastAsia="黑体"/>
       </w:rPr>
     </w:lvl>
   </w:abstractNum>
@@ -3216,7 +3521,7 @@
         <w:ind w:hanging="360" w:left="360"/>
       </w:pPr>
       <w:rPr>
-        <w:rFonts w:ascii="Symbol" w:hAnsi="Symbol" w:hint="default"/>
+        <w:rFonts w:ascii="Symbol" w:hAnsi="Symbol" w:hint="default" w:eastAsia="黑体"/>
       </w:rPr>
     </w:lvl>
   </w:abstractNum>
@@ -3307,7 +3612,7 @@
         <w:ind w:left="720" w:hanging="360"/>
       </w:pPr>
       <w:rPr>
-        <w:rFonts w:ascii="Symbol" w:hAnsi="Symbol" w:cs="Symbol" w:hint="default"/>
+        <w:rFonts w:ascii="Symbol" w:hAnsi="Symbol" w:cs="Symbol" w:hint="default" w:eastAsia="黑体"/>
       </w:rPr>
     </w:lvl>
     <w:lvl w:ilvl="1">
@@ -3318,7 +3623,7 @@
         <w:ind w:left="1440" w:hanging="360"/>
       </w:pPr>
       <w:rPr>
-        <w:rFonts w:ascii="Courier New" w:hAnsi="Courier New" w:cs="Courier New" w:hint="default"/>
+        <w:rFonts w:ascii="Courier New" w:hAnsi="Courier New" w:cs="Courier New" w:hint="default" w:eastAsia="黑体"/>
       </w:rPr>
     </w:lvl>
     <w:lvl w:ilvl="2">
@@ -3329,7 +3634,7 @@
         <w:ind w:left="2160" w:hanging="360"/>
       </w:pPr>
       <w:rPr>
-        <w:rFonts w:ascii="Wingdings" w:hAnsi="Wingdings" w:cs="Wingdings" w:hint="default"/>
+        <w:rFonts w:ascii="Wingdings" w:hAnsi="Wingdings" w:cs="Wingdings" w:hint="default" w:eastAsia="黑体"/>
       </w:rPr>
     </w:lvl>
     <w:lvl w:ilvl="3">
@@ -3340,7 +3645,7 @@
         <w:ind w:left="2880" w:hanging="360"/>
       </w:pPr>
       <w:rPr>
-        <w:rFonts w:ascii="Symbol" w:hAnsi="Symbol" w:cs="Symbol" w:hint="default"/>
+        <w:rFonts w:ascii="Symbol" w:hAnsi="Symbol" w:cs="Symbol" w:hint="default" w:eastAsia="黑体"/>
       </w:rPr>
     </w:lvl>
     <w:lvl w:ilvl="4">
@@ -3351,7 +3656,7 @@
         <w:ind w:left="3600" w:hanging="360"/>
       </w:pPr>
       <w:rPr>
-        <w:rFonts w:ascii="Courier New" w:hAnsi="Courier New" w:cs="Courier New" w:hint="default"/>
+        <w:rFonts w:ascii="Courier New" w:hAnsi="Courier New" w:cs="Courier New" w:hint="default" w:eastAsia="黑体"/>
       </w:rPr>
     </w:lvl>
     <w:lvl w:ilvl="5">
@@ -3362,7 +3667,7 @@
         <w:ind w:left="4320" w:hanging="360"/>
       </w:pPr>
       <w:rPr>
-        <w:rFonts w:ascii="Wingdings" w:hAnsi="Wingdings" w:cs="Wingdings" w:hint="default"/>
+        <w:rFonts w:ascii="Wingdings" w:hAnsi="Wingdings" w:cs="Wingdings" w:hint="default" w:eastAsia="黑体"/>
       </w:rPr>
     </w:lvl>
     <w:lvl w:ilvl="6">
@@ -3373,7 +3678,7 @@
         <w:ind w:left="5040" w:hanging="360"/>
       </w:pPr>
       <w:rPr>
-        <w:rFonts w:ascii="Symbol" w:hAnsi="Symbol" w:cs="Symbol" w:hint="default"/>
+        <w:rFonts w:ascii="Symbol" w:hAnsi="Symbol" w:cs="Symbol" w:hint="default" w:eastAsia="黑体"/>
       </w:rPr>
     </w:lvl>
     <w:lvl w:ilvl="7">
@@ -3384,7 +3689,7 @@
         <w:ind w:left="5760" w:hanging="360"/>
       </w:pPr>
       <w:rPr>
-        <w:rFonts w:ascii="Courier New" w:hAnsi="Courier New" w:cs="Courier New" w:hint="default"/>
+        <w:rFonts w:ascii="Courier New" w:hAnsi="Courier New" w:cs="Courier New" w:hint="default" w:eastAsia="黑体"/>
       </w:rPr>
     </w:lvl>
     <w:lvl w:ilvl="8">
@@ -3395,7 +3700,7 @@
         <w:ind w:left="6480" w:hanging="360"/>
       </w:pPr>
       <w:rPr>
-        <w:rFonts w:ascii="Wingdings" w:hAnsi="Wingdings" w:cs="Wingdings" w:hint="default"/>
+        <w:rFonts w:ascii="Wingdings" w:hAnsi="Wingdings" w:cs="Wingdings" w:hint="default" w:eastAsia="黑体"/>
       </w:rPr>
     </w:lvl>
   </w:abstractNum>
@@ -3451,11 +3756,11 @@
 </file>
 
 <file path=word/styles.xml><?xml version="1.0" encoding="utf-8"?>
-<w:styles xmlns:mc="http://schemas.openxmlformats.org/markup-compatibility/2006" xmlns:r="http://schemas.openxmlformats.org/officeDocument/2006/relationships" xmlns:w="http://schemas.openxmlformats.org/wordprocessingml/2006/main" xmlns:w14="http://schemas.microsoft.com/office/word/2010/wordml" mc:Ignorable="w14">
+<w:styles xmlns:mc="http://schemas.openxmlformats.org/markup-compatibility/2006" xmlns:w="http://schemas.openxmlformats.org/wordprocessingml/2006/main" xmlns:r="http://schemas.openxmlformats.org/officeDocument/2006/relationships" xmlns:w14="http://schemas.microsoft.com/office/word/2010/wordml" mc:Ignorable="w14">
   <w:docDefaults>
     <w:rPrDefault>
       <w:rPr>
-        <w:rFonts w:asciiTheme="minorHAnsi" w:cstheme="minorBidi" w:eastAsiaTheme="minorEastAsia" w:hAnsiTheme="minorHAnsi"/>
+        <w:rFonts w:asciiTheme="minorHAnsi" w:cstheme="minorBidi" w:hAnsiTheme="minorHAnsi" w:eastAsia="黑体"/>
         <w:sz w:val="22"/>
         <w:szCs w:val="22"/>
         <w:lang w:bidi="ar-SA" w:eastAsia="en-US" w:val="en-US"/>
@@ -3677,7 +3982,7 @@
       <w:outlineLvl w:val="0"/>
     </w:pPr>
     <w:rPr>
-      <w:rFonts w:ascii="Times New Roman" w:asciiTheme="majorHAnsi" w:cstheme="majorBidi" w:eastAsia="黑体" w:eastAsiaTheme="majorEastAsia" w:hAnsi="Times New Roman" w:hAnsiTheme="majorHAnsi"/>
+      <w:rFonts w:ascii="Times New Roman" w:asciiTheme="majorHAnsi" w:cstheme="majorBidi" w:eastAsia="黑体" w:hAnsi="Times New Roman" w:hAnsiTheme="majorHAnsi"/>
       <w:b/>
       <w:bCs/>
       <w:color w:val="1F3864"/>
@@ -3701,7 +4006,7 @@
       <w:outlineLvl w:val="1"/>
     </w:pPr>
     <w:rPr>
-      <w:rFonts w:ascii="Times New Roman" w:asciiTheme="majorHAnsi" w:cstheme="majorBidi" w:eastAsia="黑体" w:eastAsiaTheme="majorEastAsia" w:hAnsi="Times New Roman" w:hAnsiTheme="majorHAnsi"/>
+      <w:rFonts w:ascii="Times New Roman" w:asciiTheme="majorHAnsi" w:cstheme="majorBidi" w:eastAsia="黑体" w:hAnsi="Times New Roman" w:hAnsiTheme="majorHAnsi"/>
       <w:b/>
       <w:bCs/>
       <w:color w:val="2E4E7E"/>
@@ -3725,7 +4030,7 @@
       <w:outlineLvl w:val="2"/>
     </w:pPr>
     <w:rPr>
-      <w:rFonts w:ascii="Times New Roman" w:asciiTheme="majorHAnsi" w:cstheme="majorBidi" w:eastAsia="黑体" w:eastAsiaTheme="majorEastAsia" w:hAnsi="Times New Roman" w:hAnsiTheme="majorHAnsi"/>
+      <w:rFonts w:ascii="Times New Roman" w:asciiTheme="majorHAnsi" w:cstheme="majorBidi" w:eastAsia="黑体" w:hAnsi="Times New Roman" w:hAnsiTheme="majorHAnsi"/>
       <w:b/>
       <w:bCs/>
       <w:color w:val="2E4E7E"/>
@@ -3749,7 +4054,7 @@
       <w:outlineLvl w:val="3"/>
     </w:pPr>
     <w:rPr>
-      <w:rFonts w:ascii="Times New Roman" w:asciiTheme="majorHAnsi" w:cstheme="majorBidi" w:eastAsia="黑体" w:eastAsiaTheme="majorEastAsia" w:hAnsi="Times New Roman" w:hAnsiTheme="majorHAnsi"/>
+      <w:rFonts w:ascii="Times New Roman" w:asciiTheme="majorHAnsi" w:cstheme="majorBidi" w:eastAsia="黑体" w:hAnsi="Times New Roman" w:hAnsiTheme="majorHAnsi"/>
       <w:b/>
       <w:bCs/>
       <w:i/>
@@ -3775,7 +4080,7 @@
       <w:outlineLvl w:val="4"/>
     </w:pPr>
     <w:rPr>
-      <w:rFonts w:ascii="Times New Roman" w:asciiTheme="majorHAnsi" w:cstheme="majorBidi" w:eastAsia="黑体" w:eastAsiaTheme="majorEastAsia" w:hAnsi="Times New Roman" w:hAnsiTheme="majorHAnsi"/>
+      <w:rFonts w:ascii="Times New Roman" w:asciiTheme="majorHAnsi" w:cstheme="majorBidi" w:eastAsia="黑体" w:hAnsi="Times New Roman" w:hAnsiTheme="majorHAnsi"/>
       <w:b/>
       <w:color w:val="333333"/>
       <w:sz w:val="22"/>
@@ -3798,7 +4103,7 @@
       <w:outlineLvl w:val="5"/>
     </w:pPr>
     <w:rPr>
-      <w:rFonts w:asciiTheme="majorHAnsi" w:cstheme="majorBidi" w:eastAsiaTheme="majorEastAsia" w:hAnsiTheme="majorHAnsi"/>
+      <w:rFonts w:asciiTheme="majorHAnsi" w:cstheme="majorBidi" w:hAnsiTheme="majorHAnsi" w:eastAsia="黑体"/>
       <w:i/>
       <w:iCs/>
       <w:color w:themeColor="accent1" w:themeShade="7F" w:val="243F60"/>
@@ -3821,7 +4126,7 @@
       <w:outlineLvl w:val="6"/>
     </w:pPr>
     <w:rPr>
-      <w:rFonts w:asciiTheme="majorHAnsi" w:cstheme="majorBidi" w:eastAsiaTheme="majorEastAsia" w:hAnsiTheme="majorHAnsi"/>
+      <w:rFonts w:asciiTheme="majorHAnsi" w:cstheme="majorBidi" w:hAnsiTheme="majorHAnsi" w:eastAsia="黑体"/>
       <w:i/>
       <w:iCs/>
       <w:color w:themeColor="text1" w:themeTint="BF" w:val="404040"/>
@@ -3844,7 +4149,7 @@
       <w:outlineLvl w:val="7"/>
     </w:pPr>
     <w:rPr>
-      <w:rFonts w:asciiTheme="majorHAnsi" w:cstheme="majorBidi" w:eastAsiaTheme="majorEastAsia" w:hAnsiTheme="majorHAnsi"/>
+      <w:rFonts w:asciiTheme="majorHAnsi" w:cstheme="majorBidi" w:hAnsiTheme="majorHAnsi" w:eastAsia="黑体"/>
       <w:color w:themeColor="accent1" w:val="4F81BD"/>
       <w:sz w:val="20"/>
       <w:szCs w:val="20"/>
@@ -3867,7 +4172,7 @@
       <w:outlineLvl w:val="8"/>
     </w:pPr>
     <w:rPr>
-      <w:rFonts w:asciiTheme="majorHAnsi" w:cstheme="majorBidi" w:eastAsiaTheme="majorEastAsia" w:hAnsiTheme="majorHAnsi"/>
+      <w:rFonts w:asciiTheme="majorHAnsi" w:cstheme="majorBidi" w:hAnsiTheme="majorHAnsi" w:eastAsia="黑体"/>
       <w:i/>
       <w:iCs/>
       <w:color w:themeColor="text1" w:themeTint="BF" w:val="404040"/>
@@ -3918,7 +4223,7 @@
     <w:uiPriority w:val="9"/>
     <w:rsid w:val="00FC693F"/>
     <w:rPr>
-      <w:rFonts w:asciiTheme="majorHAnsi" w:cstheme="majorBidi" w:eastAsiaTheme="majorEastAsia" w:hAnsiTheme="majorHAnsi"/>
+      <w:rFonts w:asciiTheme="majorHAnsi" w:cstheme="majorBidi" w:hAnsiTheme="majorHAnsi" w:eastAsia="黑体"/>
       <w:b/>
       <w:bCs/>
       <w:color w:themeColor="accent1" w:themeShade="BF" w:val="365F91"/>
@@ -3933,7 +4238,7 @@
     <w:uiPriority w:val="9"/>
     <w:rsid w:val="00FC693F"/>
     <w:rPr>
-      <w:rFonts w:asciiTheme="majorHAnsi" w:cstheme="majorBidi" w:eastAsiaTheme="majorEastAsia" w:hAnsiTheme="majorHAnsi"/>
+      <w:rFonts w:asciiTheme="majorHAnsi" w:cstheme="majorBidi" w:hAnsiTheme="majorHAnsi" w:eastAsia="黑体"/>
       <w:b/>
       <w:bCs/>
       <w:color w:themeColor="accent1" w:val="4F81BD"/>
@@ -3948,7 +4253,7 @@
     <w:uiPriority w:val="9"/>
     <w:rsid w:val="00FC693F"/>
     <w:rPr>
-      <w:rFonts w:asciiTheme="majorHAnsi" w:cstheme="majorBidi" w:eastAsiaTheme="majorEastAsia" w:hAnsiTheme="majorHAnsi"/>
+      <w:rFonts w:asciiTheme="majorHAnsi" w:cstheme="majorBidi" w:hAnsiTheme="majorHAnsi" w:eastAsia="黑体"/>
       <w:b/>
       <w:bCs/>
       <w:color w:themeColor="accent1" w:val="4F81BD"/>
@@ -3971,7 +4276,7 @@
       <w:contextualSpacing/>
     </w:pPr>
     <w:rPr>
-      <w:rFonts w:ascii="Times New Roman" w:asciiTheme="majorHAnsi" w:cstheme="majorBidi" w:eastAsia="黑体" w:eastAsiaTheme="majorEastAsia" w:hAnsi="Times New Roman" w:hAnsiTheme="majorHAnsi"/>
+      <w:rFonts w:ascii="Times New Roman" w:asciiTheme="majorHAnsi" w:cstheme="majorBidi" w:eastAsia="黑体" w:hAnsi="Times New Roman" w:hAnsiTheme="majorHAnsi"/>
       <w:b/>
       <w:color w:val="1F3864"/>
       <w:spacing w:val="5"/>
@@ -3987,7 +4292,7 @@
     <w:uiPriority w:val="10"/>
     <w:rsid w:val="00FC693F"/>
     <w:rPr>
-      <w:rFonts w:asciiTheme="majorHAnsi" w:cstheme="majorBidi" w:eastAsiaTheme="majorEastAsia" w:hAnsiTheme="majorHAnsi"/>
+      <w:rFonts w:asciiTheme="majorHAnsi" w:cstheme="majorBidi" w:hAnsiTheme="majorHAnsi" w:eastAsia="黑体"/>
       <w:color w:themeColor="text2" w:themeShade="BF" w:val="17365D"/>
       <w:spacing w:val="5"/>
       <w:kern w:val="28"/>
@@ -4009,7 +4314,7 @@
       </w:numPr>
     </w:pPr>
     <w:rPr>
-      <w:rFonts w:asciiTheme="majorHAnsi" w:cstheme="majorBidi" w:eastAsiaTheme="majorEastAsia" w:hAnsiTheme="majorHAnsi"/>
+      <w:rFonts w:asciiTheme="majorHAnsi" w:cstheme="majorBidi" w:hAnsiTheme="majorHAnsi" w:eastAsia="黑体"/>
       <w:i/>
       <w:iCs/>
       <w:color w:themeColor="accent1" w:val="4F81BD"/>
@@ -4025,7 +4330,7 @@
     <w:uiPriority w:val="11"/>
     <w:rsid w:val="00FC693F"/>
     <w:rPr>
-      <w:rFonts w:asciiTheme="majorHAnsi" w:cstheme="majorBidi" w:eastAsiaTheme="majorEastAsia" w:hAnsiTheme="majorHAnsi"/>
+      <w:rFonts w:asciiTheme="majorHAnsi" w:cstheme="majorBidi" w:hAnsiTheme="majorHAnsi" w:eastAsia="黑体"/>
       <w:i/>
       <w:iCs/>
       <w:color w:themeColor="accent1" w:val="4F81BD"/>
@@ -4092,6 +4397,7 @@
       <w:spacing w:after="120"/>
     </w:pPr>
     <w:rPr>
+      <w:rFonts w:eastAsia="黑体"/>
       <w:sz w:val="16"/>
       <w:szCs w:val="16"/>
     </w:rPr>
@@ -4103,6 +4409,7 @@
     <w:uiPriority w:val="99"/>
     <w:rsid w:val="00AA1D8D"/>
     <w:rPr>
+      <w:rFonts w:eastAsia="黑体"/>
       <w:sz w:val="16"/>
       <w:szCs w:val="16"/>
     </w:rPr>
@@ -4272,7 +4579,7 @@
       </w:tabs>
     </w:pPr>
     <w:rPr>
-      <w:rFonts w:ascii="Courier" w:hAnsi="Courier"/>
+      <w:rFonts w:ascii="Courier" w:hAnsi="Courier" w:eastAsia="黑体"/>
       <w:sz w:val="20"/>
       <w:szCs w:val="20"/>
     </w:rPr>
@@ -4284,7 +4591,7 @@
     <w:uiPriority w:val="99"/>
     <w:rsid w:val="0029639D"/>
     <w:rPr>
-      <w:rFonts w:ascii="Courier" w:hAnsi="Courier"/>
+      <w:rFonts w:ascii="Courier" w:hAnsi="Courier" w:eastAsia="黑体"/>
       <w:sz w:val="20"/>
       <w:szCs w:val="20"/>
     </w:rPr>
@@ -4320,6 +4627,7 @@
     <w:uiPriority w:val="29"/>
     <w:rsid w:val="00FC693F"/>
     <w:rPr>
+      <w:rFonts w:eastAsia="黑体"/>
       <w:i/>
       <w:iCs/>
       <w:color w:themeColor="text1" w:val="000000"/>
@@ -4333,7 +4641,7 @@
     <w:semiHidden/>
     <w:rsid w:val="00FC693F"/>
     <w:rPr>
-      <w:rFonts w:asciiTheme="majorHAnsi" w:cstheme="majorBidi" w:eastAsiaTheme="majorEastAsia" w:hAnsiTheme="majorHAnsi"/>
+      <w:rFonts w:asciiTheme="majorHAnsi" w:cstheme="majorBidi" w:hAnsiTheme="majorHAnsi" w:eastAsia="黑体"/>
       <w:b/>
       <w:bCs/>
       <w:i/>
@@ -4349,7 +4657,7 @@
     <w:semiHidden/>
     <w:rsid w:val="00FC693F"/>
     <w:rPr>
-      <w:rFonts w:asciiTheme="majorHAnsi" w:cstheme="majorBidi" w:eastAsiaTheme="majorEastAsia" w:hAnsiTheme="majorHAnsi"/>
+      <w:rFonts w:asciiTheme="majorHAnsi" w:cstheme="majorBidi" w:hAnsiTheme="majorHAnsi" w:eastAsia="黑体"/>
       <w:color w:themeColor="accent1" w:themeShade="7F" w:val="243F60"/>
     </w:rPr>
   </w:style>
@@ -4361,7 +4669,7 @@
     <w:semiHidden/>
     <w:rsid w:val="00FC693F"/>
     <w:rPr>
-      <w:rFonts w:asciiTheme="majorHAnsi" w:cstheme="majorBidi" w:eastAsiaTheme="majorEastAsia" w:hAnsiTheme="majorHAnsi"/>
+      <w:rFonts w:asciiTheme="majorHAnsi" w:cstheme="majorBidi" w:hAnsiTheme="majorHAnsi" w:eastAsia="黑体"/>
       <w:i/>
       <w:iCs/>
       <w:color w:themeColor="accent1" w:themeShade="7F" w:val="243F60"/>
@@ -4375,7 +4683,7 @@
     <w:semiHidden/>
     <w:rsid w:val="00FC693F"/>
     <w:rPr>
-      <w:rFonts w:asciiTheme="majorHAnsi" w:cstheme="majorBidi" w:eastAsiaTheme="majorEastAsia" w:hAnsiTheme="majorHAnsi"/>
+      <w:rFonts w:asciiTheme="majorHAnsi" w:cstheme="majorBidi" w:hAnsiTheme="majorHAnsi" w:eastAsia="黑体"/>
       <w:i/>
       <w:iCs/>
       <w:color w:themeColor="text1" w:themeTint="BF" w:val="404040"/>
@@ -4389,7 +4697,7 @@
     <w:semiHidden/>
     <w:rsid w:val="00FC693F"/>
     <w:rPr>
-      <w:rFonts w:asciiTheme="majorHAnsi" w:cstheme="majorBidi" w:eastAsiaTheme="majorEastAsia" w:hAnsiTheme="majorHAnsi"/>
+      <w:rFonts w:asciiTheme="majorHAnsi" w:cstheme="majorBidi" w:hAnsiTheme="majorHAnsi" w:eastAsia="黑体"/>
       <w:color w:themeColor="accent1" w:val="4F81BD"/>
       <w:sz w:val="20"/>
       <w:szCs w:val="20"/>
@@ -4403,7 +4711,7 @@
     <w:semiHidden/>
     <w:rsid w:val="00FC693F"/>
     <w:rPr>
-      <w:rFonts w:asciiTheme="majorHAnsi" w:cstheme="majorBidi" w:eastAsiaTheme="majorEastAsia" w:hAnsiTheme="majorHAnsi"/>
+      <w:rFonts w:asciiTheme="majorHAnsi" w:cstheme="majorBidi" w:hAnsiTheme="majorHAnsi" w:eastAsia="黑体"/>
       <w:i/>
       <w:iCs/>
       <w:color w:themeColor="text1" w:themeTint="BF" w:val="404040"/>
@@ -4424,6 +4732,7 @@
       <w:spacing w:line="240" w:lineRule="auto"/>
     </w:pPr>
     <w:rPr>
+      <w:rFonts w:eastAsia="黑体"/>
       <w:b/>
       <w:bCs/>
       <w:color w:themeColor="accent1" w:val="4F81BD"/>
@@ -4438,6 +4747,7 @@
     <w:qFormat/>
     <w:rsid w:val="00FC693F"/>
     <w:rPr>
+      <w:rFonts w:eastAsia="黑体"/>
       <w:b/>
       <w:bCs/>
     </w:rPr>
@@ -4449,6 +4759,7 @@
     <w:qFormat/>
     <w:rsid w:val="00FC693F"/>
     <w:rPr>
+      <w:rFonts w:eastAsia="黑体"/>
       <w:i/>
       <w:iCs/>
     </w:rPr>
@@ -4469,6 +4780,7 @@
       <w:ind w:left="936" w:right="936"/>
     </w:pPr>
     <w:rPr>
+      <w:rFonts w:eastAsia="黑体"/>
       <w:b/>
       <w:bCs/>
       <w:i/>
@@ -4483,6 +4795,7 @@
     <w:uiPriority w:val="30"/>
     <w:rsid w:val="00FC693F"/>
     <w:rPr>
+      <w:rFonts w:eastAsia="黑体"/>
       <w:b/>
       <w:bCs/>
       <w:i/>
@@ -4497,6 +4810,7 @@
     <w:qFormat/>
     <w:rsid w:val="00FC693F"/>
     <w:rPr>
+      <w:rFonts w:eastAsia="黑体"/>
       <w:i/>
       <w:iCs/>
       <w:color w:themeColor="text1" w:themeTint="7F" w:val="808080"/>
@@ -4509,6 +4823,7 @@
     <w:qFormat/>
     <w:rsid w:val="00FC693F"/>
     <w:rPr>
+      <w:rFonts w:eastAsia="黑体"/>
       <w:b/>
       <w:bCs/>
       <w:i/>
@@ -4523,6 +4838,7 @@
     <w:qFormat/>
     <w:rsid w:val="00FC693F"/>
     <w:rPr>
+      <w:rFonts w:eastAsia="黑体"/>
       <w:smallCaps/>
       <w:color w:themeColor="accent2" w:val="C0504D"/>
       <w:u w:val="single"/>
@@ -4535,6 +4851,7 @@
     <w:qFormat/>
     <w:rsid w:val="00FC693F"/>
     <w:rPr>
+      <w:rFonts w:eastAsia="黑体"/>
       <w:b/>
       <w:bCs/>
       <w:smallCaps/>
@@ -4550,6 +4867,7 @@
     <w:qFormat/>
     <w:rsid w:val="00FC693F"/>
     <w:rPr>
+      <w:rFonts w:eastAsia="黑体"/>
       <w:b/>
       <w:bCs/>
       <w:smallCaps/>
@@ -4604,6 +4922,7 @@
       <w:spacing w:after="0" w:line="240" w:lineRule="auto"/>
     </w:pPr>
     <w:rPr>
+      <w:rFonts w:eastAsia="黑体"/>
       <w:color w:themeColor="text1" w:themeShade="BF" w:val="000000"/>
     </w:rPr>
     <w:tblPr>
@@ -4626,6 +4945,7 @@
         <w:spacing w:after="0" w:before="0" w:line="240" w:lineRule="auto"/>
       </w:pPr>
       <w:rPr>
+        <w:rFonts w:eastAsia="黑体"/>
         <w:b/>
         <w:bCs/>
       </w:rPr>
@@ -4646,6 +4966,7 @@
         <w:spacing w:after="0" w:before="0" w:line="240" w:lineRule="auto"/>
       </w:pPr>
       <w:rPr>
+        <w:rFonts w:eastAsia="黑体"/>
         <w:b/>
         <w:bCs/>
       </w:rPr>
@@ -4663,12 +4984,14 @@
     </w:tblStylePr>
     <w:tblStylePr w:type="firstCol">
       <w:rPr>
+        <w:rFonts w:eastAsia="黑体"/>
         <w:b/>
         <w:bCs/>
       </w:rPr>
     </w:tblStylePr>
     <w:tblStylePr w:type="lastCol">
       <w:rPr>
+        <w:rFonts w:eastAsia="黑体"/>
         <w:b/>
         <w:bCs/>
       </w:rPr>
@@ -4707,6 +5030,7 @@
       <w:spacing w:after="0" w:line="240" w:lineRule="auto"/>
     </w:pPr>
     <w:rPr>
+      <w:rFonts w:eastAsia="黑体"/>
       <w:color w:themeColor="accent1" w:themeShade="BF" w:val="365F91"/>
     </w:rPr>
     <w:tblPr>
@@ -4729,6 +5053,7 @@
         <w:spacing w:after="0" w:before="0" w:line="240" w:lineRule="auto"/>
       </w:pPr>
       <w:rPr>
+        <w:rFonts w:eastAsia="黑体"/>
         <w:b/>
         <w:bCs/>
       </w:rPr>
@@ -4749,6 +5074,7 @@
         <w:spacing w:after="0" w:before="0" w:line="240" w:lineRule="auto"/>
       </w:pPr>
       <w:rPr>
+        <w:rFonts w:eastAsia="黑体"/>
         <w:b/>
         <w:bCs/>
       </w:rPr>
@@ -4766,12 +5092,14 @@
     </w:tblStylePr>
     <w:tblStylePr w:type="firstCol">
       <w:rPr>
+        <w:rFonts w:eastAsia="黑体"/>
         <w:b/>
         <w:bCs/>
       </w:rPr>
     </w:tblStylePr>
     <w:tblStylePr w:type="lastCol">
       <w:rPr>
+        <w:rFonts w:eastAsia="黑体"/>
         <w:b/>
         <w:bCs/>
       </w:rPr>
@@ -4810,6 +5138,7 @@
       <w:spacing w:after="0" w:line="240" w:lineRule="auto"/>
     </w:pPr>
     <w:rPr>
+      <w:rFonts w:eastAsia="黑体"/>
       <w:color w:themeColor="accent2" w:themeShade="BF" w:val="943634"/>
     </w:rPr>
     <w:tblPr>
@@ -4832,6 +5161,7 @@
         <w:spacing w:after="0" w:before="0" w:line="240" w:lineRule="auto"/>
       </w:pPr>
       <w:rPr>
+        <w:rFonts w:eastAsia="黑体"/>
         <w:b/>
         <w:bCs/>
       </w:rPr>
@@ -4852,6 +5182,7 @@
         <w:spacing w:after="0" w:before="0" w:line="240" w:lineRule="auto"/>
       </w:pPr>
       <w:rPr>
+        <w:rFonts w:eastAsia="黑体"/>
         <w:b/>
         <w:bCs/>
       </w:rPr>
@@ -4869,12 +5200,14 @@
     </w:tblStylePr>
     <w:tblStylePr w:type="firstCol">
       <w:rPr>
+        <w:rFonts w:eastAsia="黑体"/>
         <w:b/>
         <w:bCs/>
       </w:rPr>
     </w:tblStylePr>
     <w:tblStylePr w:type="lastCol">
       <w:rPr>
+        <w:rFonts w:eastAsia="黑体"/>
         <w:b/>
         <w:bCs/>
       </w:rPr>
@@ -4913,6 +5246,7 @@
       <w:spacing w:after="0" w:line="240" w:lineRule="auto"/>
     </w:pPr>
     <w:rPr>
+      <w:rFonts w:eastAsia="黑体"/>
       <w:color w:themeColor="accent3" w:themeShade="BF" w:val="76923C"/>
     </w:rPr>
     <w:tblPr>
@@ -4935,6 +5269,7 @@
         <w:spacing w:after="0" w:before="0" w:line="240" w:lineRule="auto"/>
       </w:pPr>
       <w:rPr>
+        <w:rFonts w:eastAsia="黑体"/>
         <w:b/>
         <w:bCs/>
       </w:rPr>
@@ -4955,6 +5290,7 @@
         <w:spacing w:after="0" w:before="0" w:line="240" w:lineRule="auto"/>
       </w:pPr>
       <w:rPr>
+        <w:rFonts w:eastAsia="黑体"/>
         <w:b/>
         <w:bCs/>
       </w:rPr>
@@ -4972,12 +5308,14 @@
     </w:tblStylePr>
     <w:tblStylePr w:type="firstCol">
       <w:rPr>
+        <w:rFonts w:eastAsia="黑体"/>
         <w:b/>
         <w:bCs/>
       </w:rPr>
     </w:tblStylePr>
     <w:tblStylePr w:type="lastCol">
       <w:rPr>
+        <w:rFonts w:eastAsia="黑体"/>
         <w:b/>
         <w:bCs/>
       </w:rPr>
@@ -5016,6 +5354,7 @@
       <w:spacing w:after="0" w:line="240" w:lineRule="auto"/>
     </w:pPr>
     <w:rPr>
+      <w:rFonts w:eastAsia="黑体"/>
       <w:color w:themeColor="accent4" w:themeShade="BF" w:val="5F497A"/>
     </w:rPr>
     <w:tblPr>
@@ -5038,6 +5377,7 @@
         <w:spacing w:after="0" w:before="0" w:line="240" w:lineRule="auto"/>
       </w:pPr>
       <w:rPr>
+        <w:rFonts w:eastAsia="黑体"/>
         <w:b/>
         <w:bCs/>
       </w:rPr>
@@ -5058,6 +5398,7 @@
         <w:spacing w:after="0" w:before="0" w:line="240" w:lineRule="auto"/>
       </w:pPr>
       <w:rPr>
+        <w:rFonts w:eastAsia="黑体"/>
         <w:b/>
         <w:bCs/>
       </w:rPr>
@@ -5075,12 +5416,14 @@
     </w:tblStylePr>
     <w:tblStylePr w:type="firstCol">
       <w:rPr>
+        <w:rFonts w:eastAsia="黑体"/>
         <w:b/>
         <w:bCs/>
       </w:rPr>
     </w:tblStylePr>
     <w:tblStylePr w:type="lastCol">
       <w:rPr>
+        <w:rFonts w:eastAsia="黑体"/>
         <w:b/>
         <w:bCs/>
       </w:rPr>
@@ -5119,6 +5462,7 @@
       <w:spacing w:after="0" w:line="240" w:lineRule="auto"/>
     </w:pPr>
     <w:rPr>
+      <w:rFonts w:eastAsia="黑体"/>
       <w:color w:themeColor="accent5" w:themeShade="BF" w:val="31849B"/>
     </w:rPr>
     <w:tblPr>
@@ -5141,6 +5485,7 @@
         <w:spacing w:after="0" w:before="0" w:line="240" w:lineRule="auto"/>
       </w:pPr>
       <w:rPr>
+        <w:rFonts w:eastAsia="黑体"/>
         <w:b/>
         <w:bCs/>
       </w:rPr>
@@ -5161,6 +5506,7 @@
         <w:spacing w:after="0" w:before="0" w:line="240" w:lineRule="auto"/>
       </w:pPr>
       <w:rPr>
+        <w:rFonts w:eastAsia="黑体"/>
         <w:b/>
         <w:bCs/>
       </w:rPr>
@@ -5178,12 +5524,14 @@
     </w:tblStylePr>
     <w:tblStylePr w:type="firstCol">
       <w:rPr>
+        <w:rFonts w:eastAsia="黑体"/>
         <w:b/>
         <w:bCs/>
       </w:rPr>
     </w:tblStylePr>
     <w:tblStylePr w:type="lastCol">
       <w:rPr>
+        <w:rFonts w:eastAsia="黑体"/>
         <w:b/>
         <w:bCs/>
       </w:rPr>
@@ -5222,6 +5570,7 @@
       <w:spacing w:after="0" w:line="240" w:lineRule="auto"/>
     </w:pPr>
     <w:rPr>
+      <w:rFonts w:eastAsia="黑体"/>
       <w:color w:themeColor="accent6" w:themeShade="BF" w:val="E36C0A"/>
     </w:rPr>
     <w:tblPr>
@@ -5244,6 +5593,7 @@
         <w:spacing w:after="0" w:before="0" w:line="240" w:lineRule="auto"/>
       </w:pPr>
       <w:rPr>
+        <w:rFonts w:eastAsia="黑体"/>
         <w:b/>
         <w:bCs/>
       </w:rPr>
@@ -5264,6 +5614,7 @@
         <w:spacing w:after="0" w:before="0" w:line="240" w:lineRule="auto"/>
       </w:pPr>
       <w:rPr>
+        <w:rFonts w:eastAsia="黑体"/>
         <w:b/>
         <w:bCs/>
       </w:rPr>
@@ -5281,12 +5632,14 @@
     </w:tblStylePr>
     <w:tblStylePr w:type="firstCol">
       <w:rPr>
+        <w:rFonts w:eastAsia="黑体"/>
         <w:b/>
         <w:bCs/>
       </w:rPr>
     </w:tblStylePr>
     <w:tblStylePr w:type="lastCol">
       <w:rPr>
+        <w:rFonts w:eastAsia="黑体"/>
         <w:b/>
         <w:bCs/>
       </w:rPr>
@@ -5346,6 +5699,7 @@
         <w:spacing w:after="0" w:before="0" w:line="240" w:lineRule="auto"/>
       </w:pPr>
       <w:rPr>
+        <w:rFonts w:eastAsia="黑体"/>
         <w:b/>
         <w:bCs/>
         <w:color w:themeColor="background1" w:val="FFFFFF"/>
@@ -5360,6 +5714,7 @@
         <w:spacing w:after="0" w:before="0" w:line="240" w:lineRule="auto"/>
       </w:pPr>
       <w:rPr>
+        <w:rFonts w:eastAsia="黑体"/>
         <w:b/>
         <w:bCs/>
       </w:rPr>
@@ -5375,12 +5730,14 @@
     </w:tblStylePr>
     <w:tblStylePr w:type="firstCol">
       <w:rPr>
+        <w:rFonts w:eastAsia="黑体"/>
         <w:b/>
         <w:bCs/>
       </w:rPr>
     </w:tblStylePr>
     <w:tblStylePr w:type="lastCol">
       <w:rPr>
+        <w:rFonts w:eastAsia="黑体"/>
         <w:b/>
         <w:bCs/>
       </w:rPr>
@@ -5438,6 +5795,7 @@
         <w:spacing w:after="0" w:before="0" w:line="240" w:lineRule="auto"/>
       </w:pPr>
       <w:rPr>
+        <w:rFonts w:eastAsia="黑体"/>
         <w:b/>
         <w:bCs/>
         <w:color w:themeColor="background1" w:val="FFFFFF"/>
@@ -5452,6 +5810,7 @@
         <w:spacing w:after="0" w:before="0" w:line="240" w:lineRule="auto"/>
       </w:pPr>
       <w:rPr>
+        <w:rFonts w:eastAsia="黑体"/>
         <w:b/>
         <w:bCs/>
       </w:rPr>
@@ -5467,12 +5826,14 @@
     </w:tblStylePr>
     <w:tblStylePr w:type="firstCol">
       <w:rPr>
+        <w:rFonts w:eastAsia="黑体"/>
         <w:b/>
         <w:bCs/>
       </w:rPr>
     </w:tblStylePr>
     <w:tblStylePr w:type="lastCol">
       <w:rPr>
+        <w:rFonts w:eastAsia="黑体"/>
         <w:b/>
         <w:bCs/>
       </w:rPr>
@@ -5530,6 +5891,7 @@
         <w:spacing w:after="0" w:before="0" w:line="240" w:lineRule="auto"/>
       </w:pPr>
       <w:rPr>
+        <w:rFonts w:eastAsia="黑体"/>
         <w:b/>
         <w:bCs/>
         <w:color w:themeColor="background1" w:val="FFFFFF"/>
@@ -5544,6 +5906,7 @@
         <w:spacing w:after="0" w:before="0" w:line="240" w:lineRule="auto"/>
       </w:pPr>
       <w:rPr>
+        <w:rFonts w:eastAsia="黑体"/>
         <w:b/>
         <w:bCs/>
       </w:rPr>
@@ -5559,12 +5922,14 @@
     </w:tblStylePr>
     <w:tblStylePr w:type="firstCol">
       <w:rPr>
+        <w:rFonts w:eastAsia="黑体"/>
         <w:b/>
         <w:bCs/>
       </w:rPr>
     </w:tblStylePr>
     <w:tblStylePr w:type="lastCol">
       <w:rPr>
+        <w:rFonts w:eastAsia="黑体"/>
         <w:b/>
         <w:bCs/>
       </w:rPr>
@@ -5622,6 +5987,7 @@
         <w:spacing w:after="0" w:before="0" w:line="240" w:lineRule="auto"/>
       </w:pPr>
       <w:rPr>
+        <w:rFonts w:eastAsia="黑体"/>
         <w:b/>
         <w:bCs/>
         <w:color w:themeColor="background1" w:val="FFFFFF"/>
@@ -5636,6 +6002,7 @@
         <w:spacing w:after="0" w:before="0" w:line="240" w:lineRule="auto"/>
       </w:pPr>
       <w:rPr>
+        <w:rFonts w:eastAsia="黑体"/>
         <w:b/>
         <w:bCs/>
       </w:rPr>
@@ -5651,12 +6018,14 @@
     </w:tblStylePr>
     <w:tblStylePr w:type="firstCol">
       <w:rPr>
+        <w:rFonts w:eastAsia="黑体"/>
         <w:b/>
         <w:bCs/>
       </w:rPr>
     </w:tblStylePr>
     <w:tblStylePr w:type="lastCol">
       <w:rPr>
+        <w:rFonts w:eastAsia="黑体"/>
         <w:b/>
         <w:bCs/>
       </w:rPr>
@@ -5714,6 +6083,7 @@
         <w:spacing w:after="0" w:before="0" w:line="240" w:lineRule="auto"/>
       </w:pPr>
       <w:rPr>
+        <w:rFonts w:eastAsia="黑体"/>
         <w:b/>
         <w:bCs/>
         <w:color w:themeColor="background1" w:val="FFFFFF"/>
@@ -5728,6 +6098,7 @@
         <w:spacing w:after="0" w:before="0" w:line="240" w:lineRule="auto"/>
       </w:pPr>
       <w:rPr>
+        <w:rFonts w:eastAsia="黑体"/>
         <w:b/>
         <w:bCs/>
       </w:rPr>
@@ -5743,12 +6114,14 @@
     </w:tblStylePr>
     <w:tblStylePr w:type="firstCol">
       <w:rPr>
+        <w:rFonts w:eastAsia="黑体"/>
         <w:b/>
         <w:bCs/>
       </w:rPr>
     </w:tblStylePr>
     <w:tblStylePr w:type="lastCol">
       <w:rPr>
+        <w:rFonts w:eastAsia="黑体"/>
         <w:b/>
         <w:bCs/>
       </w:rPr>
@@ -5806,6 +6179,7 @@
         <w:spacing w:after="0" w:before="0" w:line="240" w:lineRule="auto"/>
       </w:pPr>
       <w:rPr>
+        <w:rFonts w:eastAsia="黑体"/>
         <w:b/>
         <w:bCs/>
         <w:color w:themeColor="background1" w:val="FFFFFF"/>
@@ -5820,6 +6194,7 @@
         <w:spacing w:after="0" w:before="0" w:line="240" w:lineRule="auto"/>
       </w:pPr>
       <w:rPr>
+        <w:rFonts w:eastAsia="黑体"/>
         <w:b/>
         <w:bCs/>
       </w:rPr>
@@ -5835,12 +6210,14 @@
     </w:tblStylePr>
     <w:tblStylePr w:type="firstCol">
       <w:rPr>
+        <w:rFonts w:eastAsia="黑体"/>
         <w:b/>
         <w:bCs/>
       </w:rPr>
     </w:tblStylePr>
     <w:tblStylePr w:type="lastCol">
       <w:rPr>
+        <w:rFonts w:eastAsia="黑体"/>
         <w:b/>
         <w:bCs/>
       </w:rPr>
@@ -5898,6 +6275,7 @@
         <w:spacing w:after="0" w:before="0" w:line="240" w:lineRule="auto"/>
       </w:pPr>
       <w:rPr>
+        <w:rFonts w:eastAsia="黑体"/>
         <w:b/>
         <w:bCs/>
         <w:color w:themeColor="background1" w:val="FFFFFF"/>
@@ -5912,6 +6290,7 @@
         <w:spacing w:after="0" w:before="0" w:line="240" w:lineRule="auto"/>
       </w:pPr>
       <w:rPr>
+        <w:rFonts w:eastAsia="黑体"/>
         <w:b/>
         <w:bCs/>
       </w:rPr>
@@ -5927,12 +6306,14 @@
     </w:tblStylePr>
     <w:tblStylePr w:type="firstCol">
       <w:rPr>
+        <w:rFonts w:eastAsia="黑体"/>
         <w:b/>
         <w:bCs/>
       </w:rPr>
     </w:tblStylePr>
     <w:tblStylePr w:type="lastCol">
       <w:rPr>
+        <w:rFonts w:eastAsia="黑体"/>
         <w:b/>
         <w:bCs/>
       </w:rPr>
@@ -5992,7 +6373,7 @@
         <w:spacing w:after="0" w:before="0" w:line="240" w:lineRule="auto"/>
       </w:pPr>
       <w:rPr>
-        <w:rFonts w:asciiTheme="majorHAnsi" w:cstheme="majorBidi" w:eastAsiaTheme="majorEastAsia" w:hAnsiTheme="majorHAnsi"/>
+        <w:rFonts w:asciiTheme="majorHAnsi" w:cstheme="majorBidi" w:hAnsiTheme="majorHAnsi" w:eastAsia="黑体"/>
         <w:b/>
         <w:bCs/>
       </w:rPr>
@@ -6013,7 +6394,7 @@
         <w:spacing w:after="0" w:before="0" w:line="240" w:lineRule="auto"/>
       </w:pPr>
       <w:rPr>
-        <w:rFonts w:asciiTheme="majorHAnsi" w:cstheme="majorBidi" w:eastAsiaTheme="majorEastAsia" w:hAnsiTheme="majorHAnsi"/>
+        <w:rFonts w:asciiTheme="majorHAnsi" w:cstheme="majorBidi" w:hAnsiTheme="majorHAnsi" w:eastAsia="黑体"/>
         <w:b/>
         <w:bCs/>
       </w:rPr>
@@ -6031,14 +6412,14 @@
     </w:tblStylePr>
     <w:tblStylePr w:type="firstCol">
       <w:rPr>
-        <w:rFonts w:asciiTheme="majorHAnsi" w:cstheme="majorBidi" w:eastAsiaTheme="majorEastAsia" w:hAnsiTheme="majorHAnsi"/>
+        <w:rFonts w:asciiTheme="majorHAnsi" w:cstheme="majorBidi" w:hAnsiTheme="majorHAnsi" w:eastAsia="黑体"/>
         <w:b/>
         <w:bCs/>
       </w:rPr>
     </w:tblStylePr>
     <w:tblStylePr w:type="lastCol">
       <w:rPr>
-        <w:rFonts w:asciiTheme="majorHAnsi" w:cstheme="majorBidi" w:eastAsiaTheme="majorEastAsia" w:hAnsiTheme="majorHAnsi"/>
+        <w:rFonts w:asciiTheme="majorHAnsi" w:cstheme="majorBidi" w:hAnsiTheme="majorHAnsi" w:eastAsia="黑体"/>
         <w:b/>
         <w:bCs/>
       </w:rPr>
@@ -6122,7 +6503,7 @@
         <w:spacing w:after="0" w:before="0" w:line="240" w:lineRule="auto"/>
       </w:pPr>
       <w:rPr>
-        <w:rFonts w:asciiTheme="majorHAnsi" w:cstheme="majorBidi" w:eastAsiaTheme="majorEastAsia" w:hAnsiTheme="majorHAnsi"/>
+        <w:rFonts w:asciiTheme="majorHAnsi" w:cstheme="majorBidi" w:hAnsiTheme="majorHAnsi" w:eastAsia="黑体"/>
         <w:b/>
         <w:bCs/>
       </w:rPr>
@@ -6143,7 +6524,7 @@
         <w:spacing w:after="0" w:before="0" w:line="240" w:lineRule="auto"/>
       </w:pPr>
       <w:rPr>
-        <w:rFonts w:asciiTheme="majorHAnsi" w:cstheme="majorBidi" w:eastAsiaTheme="majorEastAsia" w:hAnsiTheme="majorHAnsi"/>
+        <w:rFonts w:asciiTheme="majorHAnsi" w:cstheme="majorBidi" w:hAnsiTheme="majorHAnsi" w:eastAsia="黑体"/>
         <w:b/>
         <w:bCs/>
       </w:rPr>
@@ -6161,14 +6542,14 @@
     </w:tblStylePr>
     <w:tblStylePr w:type="firstCol">
       <w:rPr>
-        <w:rFonts w:asciiTheme="majorHAnsi" w:cstheme="majorBidi" w:eastAsiaTheme="majorEastAsia" w:hAnsiTheme="majorHAnsi"/>
+        <w:rFonts w:asciiTheme="majorHAnsi" w:cstheme="majorBidi" w:hAnsiTheme="majorHAnsi" w:eastAsia="黑体"/>
         <w:b/>
         <w:bCs/>
       </w:rPr>
     </w:tblStylePr>
     <w:tblStylePr w:type="lastCol">
       <w:rPr>
-        <w:rFonts w:asciiTheme="majorHAnsi" w:cstheme="majorBidi" w:eastAsiaTheme="majorEastAsia" w:hAnsiTheme="majorHAnsi"/>
+        <w:rFonts w:asciiTheme="majorHAnsi" w:cstheme="majorBidi" w:hAnsiTheme="majorHAnsi" w:eastAsia="黑体"/>
         <w:b/>
         <w:bCs/>
       </w:rPr>
@@ -6252,7 +6633,7 @@
         <w:spacing w:after="0" w:before="0" w:line="240" w:lineRule="auto"/>
       </w:pPr>
       <w:rPr>
-        <w:rFonts w:asciiTheme="majorHAnsi" w:cstheme="majorBidi" w:eastAsiaTheme="majorEastAsia" w:hAnsiTheme="majorHAnsi"/>
+        <w:rFonts w:asciiTheme="majorHAnsi" w:cstheme="majorBidi" w:hAnsiTheme="majorHAnsi" w:eastAsia="黑体"/>
         <w:b/>
         <w:bCs/>
       </w:rPr>
@@ -6273,7 +6654,7 @@
         <w:spacing w:after="0" w:before="0" w:line="240" w:lineRule="auto"/>
       </w:pPr>
       <w:rPr>
-        <w:rFonts w:asciiTheme="majorHAnsi" w:cstheme="majorBidi" w:eastAsiaTheme="majorEastAsia" w:hAnsiTheme="majorHAnsi"/>
+        <w:rFonts w:asciiTheme="majorHAnsi" w:cstheme="majorBidi" w:hAnsiTheme="majorHAnsi" w:eastAsia="黑体"/>
         <w:b/>
         <w:bCs/>
       </w:rPr>
@@ -6291,14 +6672,14 @@
     </w:tblStylePr>
     <w:tblStylePr w:type="firstCol">
       <w:rPr>
-        <w:rFonts w:asciiTheme="majorHAnsi" w:cstheme="majorBidi" w:eastAsiaTheme="majorEastAsia" w:hAnsiTheme="majorHAnsi"/>
+        <w:rFonts w:asciiTheme="majorHAnsi" w:cstheme="majorBidi" w:hAnsiTheme="majorHAnsi" w:eastAsia="黑体"/>
         <w:b/>
         <w:bCs/>
       </w:rPr>
     </w:tblStylePr>
     <w:tblStylePr w:type="lastCol">
       <w:rPr>
-        <w:rFonts w:asciiTheme="majorHAnsi" w:cstheme="majorBidi" w:eastAsiaTheme="majorEastAsia" w:hAnsiTheme="majorHAnsi"/>
+        <w:rFonts w:asciiTheme="majorHAnsi" w:cstheme="majorBidi" w:hAnsiTheme="majorHAnsi" w:eastAsia="黑体"/>
         <w:b/>
         <w:bCs/>
       </w:rPr>
@@ -6382,7 +6763,7 @@
         <w:spacing w:after="0" w:before="0" w:line="240" w:lineRule="auto"/>
       </w:pPr>
       <w:rPr>
-        <w:rFonts w:asciiTheme="majorHAnsi" w:cstheme="majorBidi" w:eastAsiaTheme="majorEastAsia" w:hAnsiTheme="majorHAnsi"/>
+        <w:rFonts w:asciiTheme="majorHAnsi" w:cstheme="majorBidi" w:hAnsiTheme="majorHAnsi" w:eastAsia="黑体"/>
         <w:b/>
         <w:bCs/>
       </w:rPr>
@@ -6403,7 +6784,7 @@
         <w:spacing w:after="0" w:before="0" w:line="240" w:lineRule="auto"/>
       </w:pPr>
       <w:rPr>
-        <w:rFonts w:asciiTheme="majorHAnsi" w:cstheme="majorBidi" w:eastAsiaTheme="majorEastAsia" w:hAnsiTheme="majorHAnsi"/>
+        <w:rFonts w:asciiTheme="majorHAnsi" w:cstheme="majorBidi" w:hAnsiTheme="majorHAnsi" w:eastAsia="黑体"/>
         <w:b/>
         <w:bCs/>
       </w:rPr>
@@ -6421,14 +6802,14 @@
     </w:tblStylePr>
     <w:tblStylePr w:type="firstCol">
       <w:rPr>
-        <w:rFonts w:asciiTheme="majorHAnsi" w:cstheme="majorBidi" w:eastAsiaTheme="majorEastAsia" w:hAnsiTheme="majorHAnsi"/>
+        <w:rFonts w:asciiTheme="majorHAnsi" w:cstheme="majorBidi" w:hAnsiTheme="majorHAnsi" w:eastAsia="黑体"/>
         <w:b/>
         <w:bCs/>
       </w:rPr>
     </w:tblStylePr>
     <w:tblStylePr w:type="lastCol">
       <w:rPr>
-        <w:rFonts w:asciiTheme="majorHAnsi" w:cstheme="majorBidi" w:eastAsiaTheme="majorEastAsia" w:hAnsiTheme="majorHAnsi"/>
+        <w:rFonts w:asciiTheme="majorHAnsi" w:cstheme="majorBidi" w:hAnsiTheme="majorHAnsi" w:eastAsia="黑体"/>
         <w:b/>
         <w:bCs/>
       </w:rPr>
@@ -6512,7 +6893,7 @@
         <w:spacing w:after="0" w:before="0" w:line="240" w:lineRule="auto"/>
       </w:pPr>
       <w:rPr>
-        <w:rFonts w:asciiTheme="majorHAnsi" w:cstheme="majorBidi" w:eastAsiaTheme="majorEastAsia" w:hAnsiTheme="majorHAnsi"/>
+        <w:rFonts w:asciiTheme="majorHAnsi" w:cstheme="majorBidi" w:hAnsiTheme="majorHAnsi" w:eastAsia="黑体"/>
         <w:b/>
         <w:bCs/>
       </w:rPr>
@@ -6533,7 +6914,7 @@
         <w:spacing w:after="0" w:before="0" w:line="240" w:lineRule="auto"/>
       </w:pPr>
       <w:rPr>
-        <w:rFonts w:asciiTheme="majorHAnsi" w:cstheme="majorBidi" w:eastAsiaTheme="majorEastAsia" w:hAnsiTheme="majorHAnsi"/>
+        <w:rFonts w:asciiTheme="majorHAnsi" w:cstheme="majorBidi" w:hAnsiTheme="majorHAnsi" w:eastAsia="黑体"/>
         <w:b/>
         <w:bCs/>
       </w:rPr>
@@ -6551,14 +6932,14 @@
     </w:tblStylePr>
     <w:tblStylePr w:type="firstCol">
       <w:rPr>
-        <w:rFonts w:asciiTheme="majorHAnsi" w:cstheme="majorBidi" w:eastAsiaTheme="majorEastAsia" w:hAnsiTheme="majorHAnsi"/>
+        <w:rFonts w:asciiTheme="majorHAnsi" w:cstheme="majorBidi" w:hAnsiTheme="majorHAnsi" w:eastAsia="黑体"/>
         <w:b/>
         <w:bCs/>
       </w:rPr>
     </w:tblStylePr>
     <w:tblStylePr w:type="lastCol">
       <w:rPr>
-        <w:rFonts w:asciiTheme="majorHAnsi" w:cstheme="majorBidi" w:eastAsiaTheme="majorEastAsia" w:hAnsiTheme="majorHAnsi"/>
+        <w:rFonts w:asciiTheme="majorHAnsi" w:cstheme="majorBidi" w:hAnsiTheme="majorHAnsi" w:eastAsia="黑体"/>
         <w:b/>
         <w:bCs/>
       </w:rPr>
@@ -6642,7 +7023,7 @@
         <w:spacing w:after="0" w:before="0" w:line="240" w:lineRule="auto"/>
       </w:pPr>
       <w:rPr>
-        <w:rFonts w:asciiTheme="majorHAnsi" w:cstheme="majorBidi" w:eastAsiaTheme="majorEastAsia" w:hAnsiTheme="majorHAnsi"/>
+        <w:rFonts w:asciiTheme="majorHAnsi" w:cstheme="majorBidi" w:hAnsiTheme="majorHAnsi" w:eastAsia="黑体"/>
         <w:b/>
         <w:bCs/>
       </w:rPr>
@@ -6663,7 +7044,7 @@
         <w:spacing w:after="0" w:before="0" w:line="240" w:lineRule="auto"/>
       </w:pPr>
       <w:rPr>
-        <w:rFonts w:asciiTheme="majorHAnsi" w:cstheme="majorBidi" w:eastAsiaTheme="majorEastAsia" w:hAnsiTheme="majorHAnsi"/>
+        <w:rFonts w:asciiTheme="majorHAnsi" w:cstheme="majorBidi" w:hAnsiTheme="majorHAnsi" w:eastAsia="黑体"/>
         <w:b/>
         <w:bCs/>
       </w:rPr>
@@ -6681,14 +7062,14 @@
     </w:tblStylePr>
     <w:tblStylePr w:type="firstCol">
       <w:rPr>
-        <w:rFonts w:asciiTheme="majorHAnsi" w:cstheme="majorBidi" w:eastAsiaTheme="majorEastAsia" w:hAnsiTheme="majorHAnsi"/>
+        <w:rFonts w:asciiTheme="majorHAnsi" w:cstheme="majorBidi" w:hAnsiTheme="majorHAnsi" w:eastAsia="黑体"/>
         <w:b/>
         <w:bCs/>
       </w:rPr>
     </w:tblStylePr>
     <w:tblStylePr w:type="lastCol">
       <w:rPr>
-        <w:rFonts w:asciiTheme="majorHAnsi" w:cstheme="majorBidi" w:eastAsiaTheme="majorEastAsia" w:hAnsiTheme="majorHAnsi"/>
+        <w:rFonts w:asciiTheme="majorHAnsi" w:cstheme="majorBidi" w:hAnsiTheme="majorHAnsi" w:eastAsia="黑体"/>
         <w:b/>
         <w:bCs/>
       </w:rPr>
@@ -6772,7 +7153,7 @@
         <w:spacing w:after="0" w:before="0" w:line="240" w:lineRule="auto"/>
       </w:pPr>
       <w:rPr>
-        <w:rFonts w:asciiTheme="majorHAnsi" w:cstheme="majorBidi" w:eastAsiaTheme="majorEastAsia" w:hAnsiTheme="majorHAnsi"/>
+        <w:rFonts w:asciiTheme="majorHAnsi" w:cstheme="majorBidi" w:hAnsiTheme="majorHAnsi" w:eastAsia="黑体"/>
         <w:b/>
         <w:bCs/>
       </w:rPr>
@@ -6793,7 +7174,7 @@
         <w:spacing w:after="0" w:before="0" w:line="240" w:lineRule="auto"/>
       </w:pPr>
       <w:rPr>
-        <w:rFonts w:asciiTheme="majorHAnsi" w:cstheme="majorBidi" w:eastAsiaTheme="majorEastAsia" w:hAnsiTheme="majorHAnsi"/>
+        <w:rFonts w:asciiTheme="majorHAnsi" w:cstheme="majorBidi" w:hAnsiTheme="majorHAnsi" w:eastAsia="黑体"/>
         <w:b/>
         <w:bCs/>
       </w:rPr>
@@ -6811,14 +7192,14 @@
     </w:tblStylePr>
     <w:tblStylePr w:type="firstCol">
       <w:rPr>
-        <w:rFonts w:asciiTheme="majorHAnsi" w:cstheme="majorBidi" w:eastAsiaTheme="majorEastAsia" w:hAnsiTheme="majorHAnsi"/>
+        <w:rFonts w:asciiTheme="majorHAnsi" w:cstheme="majorBidi" w:hAnsiTheme="majorHAnsi" w:eastAsia="黑体"/>
         <w:b/>
         <w:bCs/>
       </w:rPr>
     </w:tblStylePr>
     <w:tblStylePr w:type="lastCol">
       <w:rPr>
-        <w:rFonts w:asciiTheme="majorHAnsi" w:cstheme="majorBidi" w:eastAsiaTheme="majorEastAsia" w:hAnsiTheme="majorHAnsi"/>
+        <w:rFonts w:asciiTheme="majorHAnsi" w:cstheme="majorBidi" w:hAnsiTheme="majorHAnsi" w:eastAsia="黑体"/>
         <w:b/>
         <w:bCs/>
       </w:rPr>
@@ -6901,6 +7282,7 @@
         <w:spacing w:after="0" w:before="0" w:line="240" w:lineRule="auto"/>
       </w:pPr>
       <w:rPr>
+        <w:rFonts w:eastAsia="黑体"/>
         <w:b/>
         <w:bCs/>
         <w:color w:themeColor="background1" w:val="FFFFFF"/>
@@ -6923,6 +7305,7 @@
         <w:spacing w:after="0" w:before="0" w:line="240" w:lineRule="auto"/>
       </w:pPr>
       <w:rPr>
+        <w:rFonts w:eastAsia="黑体"/>
         <w:b/>
         <w:bCs/>
       </w:rPr>
@@ -6940,12 +7323,14 @@
     </w:tblStylePr>
     <w:tblStylePr w:type="firstCol">
       <w:rPr>
+        <w:rFonts w:eastAsia="黑体"/>
         <w:b/>
         <w:bCs/>
       </w:rPr>
     </w:tblStylePr>
     <w:tblStylePr w:type="lastCol">
       <w:rPr>
+        <w:rFonts w:eastAsia="黑体"/>
         <w:b/>
         <w:bCs/>
       </w:rPr>
@@ -7007,6 +7392,7 @@
         <w:spacing w:after="0" w:before="0" w:line="240" w:lineRule="auto"/>
       </w:pPr>
       <w:rPr>
+        <w:rFonts w:eastAsia="黑体"/>
         <w:b/>
         <w:bCs/>
         <w:color w:themeColor="background1" w:val="FFFFFF"/>
@@ -7029,6 +7415,7 @@
         <w:spacing w:after="0" w:before="0" w:line="240" w:lineRule="auto"/>
       </w:pPr>
       <w:rPr>
+        <w:rFonts w:eastAsia="黑体"/>
         <w:b/>
         <w:bCs/>
       </w:rPr>
@@ -7046,12 +7433,14 @@
     </w:tblStylePr>
     <w:tblStylePr w:type="firstCol">
       <w:rPr>
+        <w:rFonts w:eastAsia="黑体"/>
         <w:b/>
         <w:bCs/>
       </w:rPr>
     </w:tblStylePr>
     <w:tblStylePr w:type="lastCol">
       <w:rPr>
+        <w:rFonts w:eastAsia="黑体"/>
         <w:b/>
         <w:bCs/>
       </w:rPr>
@@ -7113,6 +7502,7 @@
         <w:spacing w:after="0" w:before="0" w:line="240" w:lineRule="auto"/>
       </w:pPr>
       <w:rPr>
+        <w:rFonts w:eastAsia="黑体"/>
         <w:b/>
         <w:bCs/>
         <w:color w:themeColor="background1" w:val="FFFFFF"/>
@@ -7135,6 +7525,7 @@
         <w:spacing w:after="0" w:before="0" w:line="240" w:lineRule="auto"/>
       </w:pPr>
       <w:rPr>
+        <w:rFonts w:eastAsia="黑体"/>
         <w:b/>
         <w:bCs/>
       </w:rPr>
@@ -7152,12 +7543,14 @@
     </w:tblStylePr>
     <w:tblStylePr w:type="firstCol">
       <w:rPr>
+        <w:rFonts w:eastAsia="黑体"/>
         <w:b/>
         <w:bCs/>
       </w:rPr>
     </w:tblStylePr>
     <w:tblStylePr w:type="lastCol">
       <w:rPr>
+        <w:rFonts w:eastAsia="黑体"/>
         <w:b/>
         <w:bCs/>
       </w:rPr>
@@ -7219,6 +7612,7 @@
         <w:spacing w:after="0" w:before="0" w:line="240" w:lineRule="auto"/>
       </w:pPr>
       <w:rPr>
+        <w:rFonts w:eastAsia="黑体"/>
         <w:b/>
         <w:bCs/>
         <w:color w:themeColor="background1" w:val="FFFFFF"/>
@@ -7241,6 +7635,7 @@
         <w:spacing w:after="0" w:before="0" w:line="240" w:lineRule="auto"/>
       </w:pPr>
       <w:rPr>
+        <w:rFonts w:eastAsia="黑体"/>
         <w:b/>
         <w:bCs/>
       </w:rPr>
@@ -7258,12 +7653,14 @@
     </w:tblStylePr>
     <w:tblStylePr w:type="firstCol">
       <w:rPr>
+        <w:rFonts w:eastAsia="黑体"/>
         <w:b/>
         <w:bCs/>
       </w:rPr>
     </w:tblStylePr>
     <w:tblStylePr w:type="lastCol">
       <w:rPr>
+        <w:rFonts w:eastAsia="黑体"/>
         <w:b/>
         <w:bCs/>
       </w:rPr>
@@ -7325,6 +7722,7 @@
         <w:spacing w:after="0" w:before="0" w:line="240" w:lineRule="auto"/>
       </w:pPr>
       <w:rPr>
+        <w:rFonts w:eastAsia="黑体"/>
         <w:b/>
         <w:bCs/>
         <w:color w:themeColor="background1" w:val="FFFFFF"/>
@@ -7347,6 +7745,7 @@
         <w:spacing w:after="0" w:before="0" w:line="240" w:lineRule="auto"/>
       </w:pPr>
       <w:rPr>
+        <w:rFonts w:eastAsia="黑体"/>
         <w:b/>
         <w:bCs/>
       </w:rPr>
@@ -7364,12 +7763,14 @@
     </w:tblStylePr>
     <w:tblStylePr w:type="firstCol">
       <w:rPr>
+        <w:rFonts w:eastAsia="黑体"/>
         <w:b/>
         <w:bCs/>
       </w:rPr>
     </w:tblStylePr>
     <w:tblStylePr w:type="lastCol">
       <w:rPr>
+        <w:rFonts w:eastAsia="黑体"/>
         <w:b/>
         <w:bCs/>
       </w:rPr>
@@ -7431,6 +7832,7 @@
         <w:spacing w:after="0" w:before="0" w:line="240" w:lineRule="auto"/>
       </w:pPr>
       <w:rPr>
+        <w:rFonts w:eastAsia="黑体"/>
         <w:b/>
         <w:bCs/>
         <w:color w:themeColor="background1" w:val="FFFFFF"/>
@@ -7453,6 +7855,7 @@
         <w:spacing w:after="0" w:before="0" w:line="240" w:lineRule="auto"/>
       </w:pPr>
       <w:rPr>
+        <w:rFonts w:eastAsia="黑体"/>
         <w:b/>
         <w:bCs/>
       </w:rPr>
@@ -7470,12 +7873,14 @@
     </w:tblStylePr>
     <w:tblStylePr w:type="firstCol">
       <w:rPr>
+        <w:rFonts w:eastAsia="黑体"/>
         <w:b/>
         <w:bCs/>
       </w:rPr>
     </w:tblStylePr>
     <w:tblStylePr w:type="lastCol">
       <w:rPr>
+        <w:rFonts w:eastAsia="黑体"/>
         <w:b/>
         <w:bCs/>
       </w:rPr>
@@ -7537,6 +7942,7 @@
         <w:spacing w:after="0" w:before="0" w:line="240" w:lineRule="auto"/>
       </w:pPr>
       <w:rPr>
+        <w:rFonts w:eastAsia="黑体"/>
         <w:b/>
         <w:bCs/>
         <w:color w:themeColor="background1" w:val="FFFFFF"/>
@@ -7559,6 +7965,7 @@
         <w:spacing w:after="0" w:before="0" w:line="240" w:lineRule="auto"/>
       </w:pPr>
       <w:rPr>
+        <w:rFonts w:eastAsia="黑体"/>
         <w:b/>
         <w:bCs/>
       </w:rPr>
@@ -7576,12 +7983,14 @@
     </w:tblStylePr>
     <w:tblStylePr w:type="firstCol">
       <w:rPr>
+        <w:rFonts w:eastAsia="黑体"/>
         <w:b/>
         <w:bCs/>
       </w:rPr>
     </w:tblStylePr>
     <w:tblStylePr w:type="lastCol">
       <w:rPr>
+        <w:rFonts w:eastAsia="黑体"/>
         <w:b/>
         <w:bCs/>
       </w:rPr>
@@ -7640,6 +8049,7 @@
         <w:spacing w:after="0" w:before="0" w:line="240" w:lineRule="auto"/>
       </w:pPr>
       <w:rPr>
+        <w:rFonts w:eastAsia="黑体"/>
         <w:b/>
         <w:bCs/>
         <w:color w:themeColor="background1" w:val="FFFFFF"/>
@@ -7662,6 +8072,7 @@
         <w:spacing w:after="0" w:before="0" w:line="240" w:lineRule="auto"/>
       </w:pPr>
       <w:rPr>
+        <w:rFonts w:eastAsia="黑体"/>
         <w:color w:val="auto"/>
       </w:rPr>
       <w:tblPr/>
@@ -7679,6 +8090,7 @@
     </w:tblStylePr>
     <w:tblStylePr w:type="firstCol">
       <w:rPr>
+        <w:rFonts w:eastAsia="黑体"/>
         <w:b/>
         <w:bCs/>
         <w:color w:themeColor="background1" w:val="FFFFFF"/>
@@ -7698,6 +8110,7 @@
     </w:tblStylePr>
     <w:tblStylePr w:type="lastCol">
       <w:rPr>
+        <w:rFonts w:eastAsia="黑体"/>
         <w:b/>
         <w:bCs/>
         <w:color w:themeColor="background1" w:val="FFFFFF"/>
@@ -7746,6 +8159,7 @@
     </w:tblStylePr>
     <w:tblStylePr w:type="nwCell">
       <w:rPr>
+        <w:rFonts w:eastAsia="黑体"/>
         <w:color w:themeColor="background1" w:val="FFFFFF"/>
       </w:rPr>
       <w:tblPr/>
@@ -7789,6 +8203,7 @@
         <w:spacing w:after="0" w:before="0" w:line="240" w:lineRule="auto"/>
       </w:pPr>
       <w:rPr>
+        <w:rFonts w:eastAsia="黑体"/>
         <w:b/>
         <w:bCs/>
         <w:color w:themeColor="background1" w:val="FFFFFF"/>
@@ -7811,6 +8226,7 @@
         <w:spacing w:after="0" w:before="0" w:line="240" w:lineRule="auto"/>
       </w:pPr>
       <w:rPr>
+        <w:rFonts w:eastAsia="黑体"/>
         <w:color w:val="auto"/>
       </w:rPr>
       <w:tblPr/>
@@ -7828,6 +8244,7 @@
     </w:tblStylePr>
     <w:tblStylePr w:type="firstCol">
       <w:rPr>
+        <w:rFonts w:eastAsia="黑体"/>
         <w:b/>
         <w:bCs/>
         <w:color w:themeColor="background1" w:val="FFFFFF"/>
@@ -7847,6 +8264,7 @@
     </w:tblStylePr>
     <w:tblStylePr w:type="lastCol">
       <w:rPr>
+        <w:rFonts w:eastAsia="黑体"/>
         <w:b/>
         <w:bCs/>
         <w:color w:themeColor="background1" w:val="FFFFFF"/>
@@ -7895,6 +8313,7 @@
     </w:tblStylePr>
     <w:tblStylePr w:type="nwCell">
       <w:rPr>
+        <w:rFonts w:eastAsia="黑体"/>
         <w:color w:themeColor="background1" w:val="FFFFFF"/>
       </w:rPr>
       <w:tblPr/>
@@ -7938,6 +8357,7 @@
         <w:spacing w:after="0" w:before="0" w:line="240" w:lineRule="auto"/>
       </w:pPr>
       <w:rPr>
+        <w:rFonts w:eastAsia="黑体"/>
         <w:b/>
         <w:bCs/>
         <w:color w:themeColor="background1" w:val="FFFFFF"/>
@@ -7960,6 +8380,7 @@
         <w:spacing w:after="0" w:before="0" w:line="240" w:lineRule="auto"/>
       </w:pPr>
       <w:rPr>
+        <w:rFonts w:eastAsia="黑体"/>
         <w:color w:val="auto"/>
       </w:rPr>
       <w:tblPr/>
@@ -7977,6 +8398,7 @@
     </w:tblStylePr>
     <w:tblStylePr w:type="firstCol">
       <w:rPr>
+        <w:rFonts w:eastAsia="黑体"/>
         <w:b/>
         <w:bCs/>
         <w:color w:themeColor="background1" w:val="FFFFFF"/>
@@ -7996,6 +8418,7 @@
     </w:tblStylePr>
     <w:tblStylePr w:type="lastCol">
       <w:rPr>
+        <w:rFonts w:eastAsia="黑体"/>
         <w:b/>
         <w:bCs/>
         <w:color w:themeColor="background1" w:val="FFFFFF"/>
@@ -8044,6 +8467,7 @@
     </w:tblStylePr>
     <w:tblStylePr w:type="nwCell">
       <w:rPr>
+        <w:rFonts w:eastAsia="黑体"/>
         <w:color w:themeColor="background1" w:val="FFFFFF"/>
       </w:rPr>
       <w:tblPr/>
@@ -8087,6 +8511,7 @@
         <w:spacing w:after="0" w:before="0" w:line="240" w:lineRule="auto"/>
       </w:pPr>
       <w:rPr>
+        <w:rFonts w:eastAsia="黑体"/>
         <w:b/>
         <w:bCs/>
         <w:color w:themeColor="background1" w:val="FFFFFF"/>
@@ -8109,6 +8534,7 @@
         <w:spacing w:after="0" w:before="0" w:line="240" w:lineRule="auto"/>
       </w:pPr>
       <w:rPr>
+        <w:rFonts w:eastAsia="黑体"/>
         <w:color w:val="auto"/>
       </w:rPr>
       <w:tblPr/>
@@ -8126,6 +8552,7 @@
     </w:tblStylePr>
     <w:tblStylePr w:type="firstCol">
       <w:rPr>
+        <w:rFonts w:eastAsia="黑体"/>
         <w:b/>
         <w:bCs/>
         <w:color w:themeColor="background1" w:val="FFFFFF"/>
@@ -8145,6 +8572,7 @@
     </w:tblStylePr>
     <w:tblStylePr w:type="lastCol">
       <w:rPr>
+        <w:rFonts w:eastAsia="黑体"/>
         <w:b/>
         <w:bCs/>
         <w:color w:themeColor="background1" w:val="FFFFFF"/>
@@ -8193,6 +8621,7 @@
     </w:tblStylePr>
     <w:tblStylePr w:type="nwCell">
       <w:rPr>
+        <w:rFonts w:eastAsia="黑体"/>
         <w:color w:themeColor="background1" w:val="FFFFFF"/>
       </w:rPr>
       <w:tblPr/>
@@ -8236,6 +8665,7 @@
         <w:spacing w:after="0" w:before="0" w:line="240" w:lineRule="auto"/>
       </w:pPr>
       <w:rPr>
+        <w:rFonts w:eastAsia="黑体"/>
         <w:b/>
         <w:bCs/>
         <w:color w:themeColor="background1" w:val="FFFFFF"/>
@@ -8258,6 +8688,7 @@
         <w:spacing w:after="0" w:before="0" w:line="240" w:lineRule="auto"/>
       </w:pPr>
       <w:rPr>
+        <w:rFonts w:eastAsia="黑体"/>
         <w:color w:val="auto"/>
       </w:rPr>
       <w:tblPr/>
@@ -8275,6 +8706,7 @@
     </w:tblStylePr>
     <w:tblStylePr w:type="firstCol">
       <w:rPr>
+        <w:rFonts w:eastAsia="黑体"/>
         <w:b/>
         <w:bCs/>
         <w:color w:themeColor="background1" w:val="FFFFFF"/>
@@ -8294,6 +8726,7 @@
     </w:tblStylePr>
     <w:tblStylePr w:type="lastCol">
       <w:rPr>
+        <w:rFonts w:eastAsia="黑体"/>
         <w:b/>
         <w:bCs/>
         <w:color w:themeColor="background1" w:val="FFFFFF"/>
@@ -8342,6 +8775,7 @@
     </w:tblStylePr>
     <w:tblStylePr w:type="nwCell">
       <w:rPr>
+        <w:rFonts w:eastAsia="黑体"/>
         <w:color w:themeColor="background1" w:val="FFFFFF"/>
       </w:rPr>
       <w:tblPr/>
@@ -8385,6 +8819,7 @@
         <w:spacing w:after="0" w:before="0" w:line="240" w:lineRule="auto"/>
       </w:pPr>
       <w:rPr>
+        <w:rFonts w:eastAsia="黑体"/>
         <w:b/>
         <w:bCs/>
         <w:color w:themeColor="background1" w:val="FFFFFF"/>
@@ -8407,6 +8842,7 @@
         <w:spacing w:after="0" w:before="0" w:line="240" w:lineRule="auto"/>
       </w:pPr>
       <w:rPr>
+        <w:rFonts w:eastAsia="黑体"/>
         <w:color w:val="auto"/>
       </w:rPr>
       <w:tblPr/>
@@ -8424,6 +8860,7 @@
     </w:tblStylePr>
     <w:tblStylePr w:type="firstCol">
       <w:rPr>
+        <w:rFonts w:eastAsia="黑体"/>
         <w:b/>
         <w:bCs/>
         <w:color w:themeColor="background1" w:val="FFFFFF"/>
@@ -8443,6 +8880,7 @@
     </w:tblStylePr>
     <w:tblStylePr w:type="lastCol">
       <w:rPr>
+        <w:rFonts w:eastAsia="黑体"/>
         <w:b/>
         <w:bCs/>
         <w:color w:themeColor="background1" w:val="FFFFFF"/>
@@ -8491,6 +8929,7 @@
     </w:tblStylePr>
     <w:tblStylePr w:type="nwCell">
       <w:rPr>
+        <w:rFonts w:eastAsia="黑体"/>
         <w:color w:themeColor="background1" w:val="FFFFFF"/>
       </w:rPr>
       <w:tblPr/>
@@ -8534,6 +8973,7 @@
         <w:spacing w:after="0" w:before="0" w:line="240" w:lineRule="auto"/>
       </w:pPr>
       <w:rPr>
+        <w:rFonts w:eastAsia="黑体"/>
         <w:b/>
         <w:bCs/>
         <w:color w:themeColor="background1" w:val="FFFFFF"/>
@@ -8556,6 +8996,7 @@
         <w:spacing w:after="0" w:before="0" w:line="240" w:lineRule="auto"/>
       </w:pPr>
       <w:rPr>
+        <w:rFonts w:eastAsia="黑体"/>
         <w:color w:val="auto"/>
       </w:rPr>
       <w:tblPr/>
@@ -8573,6 +9014,7 @@
     </w:tblStylePr>
     <w:tblStylePr w:type="firstCol">
       <w:rPr>
+        <w:rFonts w:eastAsia="黑体"/>
         <w:b/>
         <w:bCs/>
         <w:color w:themeColor="background1" w:val="FFFFFF"/>
@@ -8592,6 +9034,7 @@
     </w:tblStylePr>
     <w:tblStylePr w:type="lastCol">
       <w:rPr>
+        <w:rFonts w:eastAsia="黑体"/>
         <w:b/>
         <w:bCs/>
         <w:color w:themeColor="background1" w:val="FFFFFF"/>
@@ -8640,6 +9083,7 @@
     </w:tblStylePr>
     <w:tblStylePr w:type="nwCell">
       <w:rPr>
+        <w:rFonts w:eastAsia="黑体"/>
         <w:color w:themeColor="background1" w:val="FFFFFF"/>
       </w:rPr>
       <w:tblPr/>
@@ -8664,6 +9108,7 @@
       <w:spacing w:after="0" w:line="240" w:lineRule="auto"/>
     </w:pPr>
     <w:rPr>
+      <w:rFonts w:eastAsia="黑体"/>
       <w:color w:themeColor="text1" w:val="000000"/>
     </w:rPr>
     <w:tblPr>
@@ -8683,7 +9128,7 @@
     </w:tblPr>
     <w:tblStylePr w:type="firstRow">
       <w:rPr>
-        <w:rFonts w:asciiTheme="majorHAnsi" w:cstheme="majorBidi" w:eastAsiaTheme="majorEastAsia" w:hAnsiTheme="majorHAnsi"/>
+        <w:rFonts w:asciiTheme="majorHAnsi" w:cstheme="majorBidi" w:hAnsiTheme="majorHAnsi" w:eastAsia="黑体"/>
       </w:rPr>
       <w:tblPr/>
       <w:tcPr>
@@ -8695,6 +9140,7 @@
     </w:tblStylePr>
     <w:tblStylePr w:type="lastRow">
       <w:rPr>
+        <w:rFonts w:eastAsia="黑体"/>
         <w:b/>
         <w:bCs/>
         <w:color w:themeColor="text2" w:val="1F497D"/>
@@ -8709,12 +9155,14 @@
     </w:tblStylePr>
     <w:tblStylePr w:type="firstCol">
       <w:rPr>
+        <w:rFonts w:eastAsia="黑体"/>
         <w:b/>
         <w:bCs/>
       </w:rPr>
     </w:tblStylePr>
     <w:tblStylePr w:type="lastCol">
       <w:rPr>
+        <w:rFonts w:eastAsia="黑体"/>
         <w:b/>
         <w:bCs/>
       </w:rPr>
@@ -8748,6 +9196,7 @@
       <w:spacing w:after="0" w:line="240" w:lineRule="auto"/>
     </w:pPr>
     <w:rPr>
+      <w:rFonts w:eastAsia="黑体"/>
       <w:color w:themeColor="text1" w:val="000000"/>
     </w:rPr>
     <w:tblPr>
@@ -8767,7 +9216,7 @@
     </w:tblPr>
     <w:tblStylePr w:type="firstRow">
       <w:rPr>
-        <w:rFonts w:asciiTheme="majorHAnsi" w:cstheme="majorBidi" w:eastAsiaTheme="majorEastAsia" w:hAnsiTheme="majorHAnsi"/>
+        <w:rFonts w:asciiTheme="majorHAnsi" w:cstheme="majorBidi" w:hAnsiTheme="majorHAnsi" w:eastAsia="黑体"/>
       </w:rPr>
       <w:tblPr/>
       <w:tcPr>
@@ -8779,6 +9228,7 @@
     </w:tblStylePr>
     <w:tblStylePr w:type="lastRow">
       <w:rPr>
+        <w:rFonts w:eastAsia="黑体"/>
         <w:b/>
         <w:bCs/>
         <w:color w:themeColor="text2" w:val="1F497D"/>
@@ -8793,12 +9243,14 @@
     </w:tblStylePr>
     <w:tblStylePr w:type="firstCol">
       <w:rPr>
+        <w:rFonts w:eastAsia="黑体"/>
         <w:b/>
         <w:bCs/>
       </w:rPr>
     </w:tblStylePr>
     <w:tblStylePr w:type="lastCol">
       <w:rPr>
+        <w:rFonts w:eastAsia="黑体"/>
         <w:b/>
         <w:bCs/>
       </w:rPr>
@@ -8832,6 +9284,7 @@
       <w:spacing w:after="0" w:line="240" w:lineRule="auto"/>
     </w:pPr>
     <w:rPr>
+      <w:rFonts w:eastAsia="黑体"/>
       <w:color w:themeColor="text1" w:val="000000"/>
     </w:rPr>
     <w:tblPr>
@@ -8851,7 +9304,7 @@
     </w:tblPr>
     <w:tblStylePr w:type="firstRow">
       <w:rPr>
-        <w:rFonts w:asciiTheme="majorHAnsi" w:cstheme="majorBidi" w:eastAsiaTheme="majorEastAsia" w:hAnsiTheme="majorHAnsi"/>
+        <w:rFonts w:asciiTheme="majorHAnsi" w:cstheme="majorBidi" w:hAnsiTheme="majorHAnsi" w:eastAsia="黑体"/>
       </w:rPr>
       <w:tblPr/>
       <w:tcPr>
@@ -8863,6 +9316,7 @@
     </w:tblStylePr>
     <w:tblStylePr w:type="lastRow">
       <w:rPr>
+        <w:rFonts w:eastAsia="黑体"/>
         <w:b/>
         <w:bCs/>
         <w:color w:themeColor="text2" w:val="1F497D"/>
@@ -8877,12 +9331,14 @@
     </w:tblStylePr>
     <w:tblStylePr w:type="firstCol">
       <w:rPr>
+        <w:rFonts w:eastAsia="黑体"/>
         <w:b/>
         <w:bCs/>
       </w:rPr>
     </w:tblStylePr>
     <w:tblStylePr w:type="lastCol">
       <w:rPr>
+        <w:rFonts w:eastAsia="黑体"/>
         <w:b/>
         <w:bCs/>
       </w:rPr>
@@ -8916,6 +9372,7 @@
       <w:spacing w:after="0" w:line="240" w:lineRule="auto"/>
     </w:pPr>
     <w:rPr>
+      <w:rFonts w:eastAsia="黑体"/>
       <w:color w:themeColor="text1" w:val="000000"/>
     </w:rPr>
     <w:tblPr>
@@ -8935,7 +9392,7 @@
     </w:tblPr>
     <w:tblStylePr w:type="firstRow">
       <w:rPr>
-        <w:rFonts w:asciiTheme="majorHAnsi" w:cstheme="majorBidi" w:eastAsiaTheme="majorEastAsia" w:hAnsiTheme="majorHAnsi"/>
+        <w:rFonts w:asciiTheme="majorHAnsi" w:cstheme="majorBidi" w:hAnsiTheme="majorHAnsi" w:eastAsia="黑体"/>
       </w:rPr>
       <w:tblPr/>
       <w:tcPr>
@@ -8947,6 +9404,7 @@
     </w:tblStylePr>
     <w:tblStylePr w:type="lastRow">
       <w:rPr>
+        <w:rFonts w:eastAsia="黑体"/>
         <w:b/>
         <w:bCs/>
         <w:color w:themeColor="text2" w:val="1F497D"/>
@@ -8961,12 +9419,14 @@
     </w:tblStylePr>
     <w:tblStylePr w:type="firstCol">
       <w:rPr>
+        <w:rFonts w:eastAsia="黑体"/>
         <w:b/>
         <w:bCs/>
       </w:rPr>
     </w:tblStylePr>
     <w:tblStylePr w:type="lastCol">
       <w:rPr>
+        <w:rFonts w:eastAsia="黑体"/>
         <w:b/>
         <w:bCs/>
       </w:rPr>
@@ -9000,6 +9460,7 @@
       <w:spacing w:after="0" w:line="240" w:lineRule="auto"/>
     </w:pPr>
     <w:rPr>
+      <w:rFonts w:eastAsia="黑体"/>
       <w:color w:themeColor="text1" w:val="000000"/>
     </w:rPr>
     <w:tblPr>
@@ -9019,7 +9480,7 @@
     </w:tblPr>
     <w:tblStylePr w:type="firstRow">
       <w:rPr>
-        <w:rFonts w:asciiTheme="majorHAnsi" w:cstheme="majorBidi" w:eastAsiaTheme="majorEastAsia" w:hAnsiTheme="majorHAnsi"/>
+        <w:rFonts w:asciiTheme="majorHAnsi" w:cstheme="majorBidi" w:hAnsiTheme="majorHAnsi" w:eastAsia="黑体"/>
       </w:rPr>
       <w:tblPr/>
       <w:tcPr>
@@ -9031,6 +9492,7 @@
     </w:tblStylePr>
     <w:tblStylePr w:type="lastRow">
       <w:rPr>
+        <w:rFonts w:eastAsia="黑体"/>
         <w:b/>
         <w:bCs/>
         <w:color w:themeColor="text2" w:val="1F497D"/>
@@ -9045,12 +9507,14 @@
     </w:tblStylePr>
     <w:tblStylePr w:type="firstCol">
       <w:rPr>
+        <w:rFonts w:eastAsia="黑体"/>
         <w:b/>
         <w:bCs/>
       </w:rPr>
     </w:tblStylePr>
     <w:tblStylePr w:type="lastCol">
       <w:rPr>
+        <w:rFonts w:eastAsia="黑体"/>
         <w:b/>
         <w:bCs/>
       </w:rPr>
@@ -9084,6 +9548,7 @@
       <w:spacing w:after="0" w:line="240" w:lineRule="auto"/>
     </w:pPr>
     <w:rPr>
+      <w:rFonts w:eastAsia="黑体"/>
       <w:color w:themeColor="text1" w:val="000000"/>
     </w:rPr>
     <w:tblPr>
@@ -9103,7 +9568,7 @@
     </w:tblPr>
     <w:tblStylePr w:type="firstRow">
       <w:rPr>
-        <w:rFonts w:asciiTheme="majorHAnsi" w:cstheme="majorBidi" w:eastAsiaTheme="majorEastAsia" w:hAnsiTheme="majorHAnsi"/>
+        <w:rFonts w:asciiTheme="majorHAnsi" w:cstheme="majorBidi" w:hAnsiTheme="majorHAnsi" w:eastAsia="黑体"/>
       </w:rPr>
       <w:tblPr/>
       <w:tcPr>
@@ -9115,6 +9580,7 @@
     </w:tblStylePr>
     <w:tblStylePr w:type="lastRow">
       <w:rPr>
+        <w:rFonts w:eastAsia="黑体"/>
         <w:b/>
         <w:bCs/>
         <w:color w:themeColor="text2" w:val="1F497D"/>
@@ -9129,12 +9595,14 @@
     </w:tblStylePr>
     <w:tblStylePr w:type="firstCol">
       <w:rPr>
+        <w:rFonts w:eastAsia="黑体"/>
         <w:b/>
         <w:bCs/>
       </w:rPr>
     </w:tblStylePr>
     <w:tblStylePr w:type="lastCol">
       <w:rPr>
+        <w:rFonts w:eastAsia="黑体"/>
         <w:b/>
         <w:bCs/>
       </w:rPr>
@@ -9168,6 +9636,7 @@
       <w:spacing w:after="0" w:line="240" w:lineRule="auto"/>
     </w:pPr>
     <w:rPr>
+      <w:rFonts w:eastAsia="黑体"/>
       <w:color w:themeColor="text1" w:val="000000"/>
     </w:rPr>
     <w:tblPr>
@@ -9187,7 +9656,7 @@
     </w:tblPr>
     <w:tblStylePr w:type="firstRow">
       <w:rPr>
-        <w:rFonts w:asciiTheme="majorHAnsi" w:cstheme="majorBidi" w:eastAsiaTheme="majorEastAsia" w:hAnsiTheme="majorHAnsi"/>
+        <w:rFonts w:asciiTheme="majorHAnsi" w:cstheme="majorBidi" w:hAnsiTheme="majorHAnsi" w:eastAsia="黑体"/>
       </w:rPr>
       <w:tblPr/>
       <w:tcPr>
@@ -9199,6 +9668,7 @@
     </w:tblStylePr>
     <w:tblStylePr w:type="lastRow">
       <w:rPr>
+        <w:rFonts w:eastAsia="黑体"/>
         <w:b/>
         <w:bCs/>
         <w:color w:themeColor="text2" w:val="1F497D"/>
@@ -9213,12 +9683,14 @@
     </w:tblStylePr>
     <w:tblStylePr w:type="firstCol">
       <w:rPr>
+        <w:rFonts w:eastAsia="黑体"/>
         <w:b/>
         <w:bCs/>
       </w:rPr>
     </w:tblStylePr>
     <w:tblStylePr w:type="lastCol">
       <w:rPr>
+        <w:rFonts w:eastAsia="黑体"/>
         <w:b/>
         <w:bCs/>
       </w:rPr>
@@ -9252,7 +9724,7 @@
       <w:spacing w:after="0" w:line="240" w:lineRule="auto"/>
     </w:pPr>
     <w:rPr>
-      <w:rFonts w:asciiTheme="majorHAnsi" w:cstheme="majorBidi" w:eastAsiaTheme="majorEastAsia" w:hAnsiTheme="majorHAnsi"/>
+      <w:rFonts w:asciiTheme="majorHAnsi" w:cstheme="majorBidi" w:hAnsiTheme="majorHAnsi" w:eastAsia="黑体"/>
       <w:color w:themeColor="text1" w:val="000000"/>
     </w:rPr>
     <w:tblPr>
@@ -9274,6 +9746,7 @@
     </w:tblPr>
     <w:tblStylePr w:type="firstRow">
       <w:rPr>
+        <w:rFonts w:eastAsia="黑体"/>
         <w:sz w:val="24"/>
         <w:szCs w:val="24"/>
       </w:rPr>
@@ -9380,7 +9853,7 @@
       <w:spacing w:after="0" w:line="240" w:lineRule="auto"/>
     </w:pPr>
     <w:rPr>
-      <w:rFonts w:asciiTheme="majorHAnsi" w:cstheme="majorBidi" w:eastAsiaTheme="majorEastAsia" w:hAnsiTheme="majorHAnsi"/>
+      <w:rFonts w:asciiTheme="majorHAnsi" w:cstheme="majorBidi" w:hAnsiTheme="majorHAnsi" w:eastAsia="黑体"/>
       <w:color w:themeColor="text1" w:val="000000"/>
     </w:rPr>
     <w:tblPr>
@@ -9402,6 +9875,7 @@
     </w:tblPr>
     <w:tblStylePr w:type="firstRow">
       <w:rPr>
+        <w:rFonts w:eastAsia="黑体"/>
         <w:sz w:val="24"/>
         <w:szCs w:val="24"/>
       </w:rPr>
@@ -9508,7 +9982,7 @@
       <w:spacing w:after="0" w:line="240" w:lineRule="auto"/>
     </w:pPr>
     <w:rPr>
-      <w:rFonts w:asciiTheme="majorHAnsi" w:cstheme="majorBidi" w:eastAsiaTheme="majorEastAsia" w:hAnsiTheme="majorHAnsi"/>
+      <w:rFonts w:asciiTheme="majorHAnsi" w:cstheme="majorBidi" w:hAnsiTheme="majorHAnsi" w:eastAsia="黑体"/>
       <w:color w:themeColor="text1" w:val="000000"/>
     </w:rPr>
     <w:tblPr>
@@ -9530,6 +10004,7 @@
     </w:tblPr>
     <w:tblStylePr w:type="firstRow">
       <w:rPr>
+        <w:rFonts w:eastAsia="黑体"/>
         <w:sz w:val="24"/>
         <w:szCs w:val="24"/>
       </w:rPr>
@@ -9636,7 +10111,7 @@
       <w:spacing w:after="0" w:line="240" w:lineRule="auto"/>
     </w:pPr>
     <w:rPr>
-      <w:rFonts w:asciiTheme="majorHAnsi" w:cstheme="majorBidi" w:eastAsiaTheme="majorEastAsia" w:hAnsiTheme="majorHAnsi"/>
+      <w:rFonts w:asciiTheme="majorHAnsi" w:cstheme="majorBidi" w:hAnsiTheme="majorHAnsi" w:eastAsia="黑体"/>
       <w:color w:themeColor="text1" w:val="000000"/>
     </w:rPr>
     <w:tblPr>
@@ -9658,6 +10133,7 @@
     </w:tblPr>
     <w:tblStylePr w:type="firstRow">
       <w:rPr>
+        <w:rFonts w:eastAsia="黑体"/>
         <w:sz w:val="24"/>
         <w:szCs w:val="24"/>
       </w:rPr>
@@ -9764,7 +10240,7 @@
       <w:spacing w:after="0" w:line="240" w:lineRule="auto"/>
     </w:pPr>
     <w:rPr>
-      <w:rFonts w:asciiTheme="majorHAnsi" w:cstheme="majorBidi" w:eastAsiaTheme="majorEastAsia" w:hAnsiTheme="majorHAnsi"/>
+      <w:rFonts w:asciiTheme="majorHAnsi" w:cstheme="majorBidi" w:hAnsiTheme="majorHAnsi" w:eastAsia="黑体"/>
       <w:color w:themeColor="text1" w:val="000000"/>
     </w:rPr>
     <w:tblPr>
@@ -9786,6 +10262,7 @@
     </w:tblPr>
     <w:tblStylePr w:type="firstRow">
       <w:rPr>
+        <w:rFonts w:eastAsia="黑体"/>
         <w:sz w:val="24"/>
         <w:szCs w:val="24"/>
       </w:rPr>
@@ -9892,7 +10369,7 @@
       <w:spacing w:after="0" w:line="240" w:lineRule="auto"/>
     </w:pPr>
     <w:rPr>
-      <w:rFonts w:asciiTheme="majorHAnsi" w:cstheme="majorBidi" w:eastAsiaTheme="majorEastAsia" w:hAnsiTheme="majorHAnsi"/>
+      <w:rFonts w:asciiTheme="majorHAnsi" w:cstheme="majorBidi" w:hAnsiTheme="majorHAnsi" w:eastAsia="黑体"/>
       <w:color w:themeColor="text1" w:val="000000"/>
     </w:rPr>
     <w:tblPr>
@@ -9914,6 +10391,7 @@
     </w:tblPr>
     <w:tblStylePr w:type="firstRow">
       <w:rPr>
+        <w:rFonts w:eastAsia="黑体"/>
         <w:sz w:val="24"/>
         <w:szCs w:val="24"/>
       </w:rPr>
@@ -10020,7 +10498,7 @@
       <w:spacing w:after="0" w:line="240" w:lineRule="auto"/>
     </w:pPr>
     <w:rPr>
-      <w:rFonts w:asciiTheme="majorHAnsi" w:cstheme="majorBidi" w:eastAsiaTheme="majorEastAsia" w:hAnsiTheme="majorHAnsi"/>
+      <w:rFonts w:asciiTheme="majorHAnsi" w:cstheme="majorBidi" w:hAnsiTheme="majorHAnsi" w:eastAsia="黑体"/>
       <w:color w:themeColor="text1" w:val="000000"/>
     </w:rPr>
     <w:tblPr>
@@ -10042,6 +10520,7 @@
     </w:tblPr>
     <w:tblStylePr w:type="firstRow">
       <w:rPr>
+        <w:rFonts w:eastAsia="黑体"/>
         <w:sz w:val="24"/>
         <w:szCs w:val="24"/>
       </w:rPr>
@@ -10171,12 +10650,14 @@
     </w:tcPr>
     <w:tblStylePr w:type="firstRow">
       <w:rPr>
+        <w:rFonts w:eastAsia="黑体"/>
         <w:b/>
         <w:bCs/>
       </w:rPr>
     </w:tblStylePr>
     <w:tblStylePr w:type="lastRow">
       <w:rPr>
+        <w:rFonts w:eastAsia="黑体"/>
         <w:b/>
         <w:bCs/>
       </w:rPr>
@@ -10189,12 +10670,14 @@
     </w:tblStylePr>
     <w:tblStylePr w:type="firstCol">
       <w:rPr>
+        <w:rFonts w:eastAsia="黑体"/>
         <w:b/>
         <w:bCs/>
       </w:rPr>
     </w:tblStylePr>
     <w:tblStylePr w:type="lastCol">
       <w:rPr>
+        <w:rFonts w:eastAsia="黑体"/>
         <w:b/>
         <w:bCs/>
       </w:rPr>
@@ -10244,12 +10727,14 @@
     </w:tcPr>
     <w:tblStylePr w:type="firstRow">
       <w:rPr>
+        <w:rFonts w:eastAsia="黑体"/>
         <w:b/>
         <w:bCs/>
       </w:rPr>
     </w:tblStylePr>
     <w:tblStylePr w:type="lastRow">
       <w:rPr>
+        <w:rFonts w:eastAsia="黑体"/>
         <w:b/>
         <w:bCs/>
       </w:rPr>
@@ -10262,12 +10747,14 @@
     </w:tblStylePr>
     <w:tblStylePr w:type="firstCol">
       <w:rPr>
+        <w:rFonts w:eastAsia="黑体"/>
         <w:b/>
         <w:bCs/>
       </w:rPr>
     </w:tblStylePr>
     <w:tblStylePr w:type="lastCol">
       <w:rPr>
+        <w:rFonts w:eastAsia="黑体"/>
         <w:b/>
         <w:bCs/>
       </w:rPr>
@@ -10317,12 +10804,14 @@
     </w:tcPr>
     <w:tblStylePr w:type="firstRow">
       <w:rPr>
+        <w:rFonts w:eastAsia="黑体"/>
         <w:b/>
         <w:bCs/>
       </w:rPr>
     </w:tblStylePr>
     <w:tblStylePr w:type="lastRow">
       <w:rPr>
+        <w:rFonts w:eastAsia="黑体"/>
         <w:b/>
         <w:bCs/>
       </w:rPr>
@@ -10335,12 +10824,14 @@
     </w:tblStylePr>
     <w:tblStylePr w:type="firstCol">
       <w:rPr>
+        <w:rFonts w:eastAsia="黑体"/>
         <w:b/>
         <w:bCs/>
       </w:rPr>
     </w:tblStylePr>
     <w:tblStylePr w:type="lastCol">
       <w:rPr>
+        <w:rFonts w:eastAsia="黑体"/>
         <w:b/>
         <w:bCs/>
       </w:rPr>
@@ -10390,12 +10881,14 @@
     </w:tcPr>
     <w:tblStylePr w:type="firstRow">
       <w:rPr>
+        <w:rFonts w:eastAsia="黑体"/>
         <w:b/>
         <w:bCs/>
       </w:rPr>
     </w:tblStylePr>
     <w:tblStylePr w:type="lastRow">
       <w:rPr>
+        <w:rFonts w:eastAsia="黑体"/>
         <w:b/>
         <w:bCs/>
       </w:rPr>
@@ -10408,12 +10901,14 @@
     </w:tblStylePr>
     <w:tblStylePr w:type="firstCol">
       <w:rPr>
+        <w:rFonts w:eastAsia="黑体"/>
         <w:b/>
         <w:bCs/>
       </w:rPr>
     </w:tblStylePr>
     <w:tblStylePr w:type="lastCol">
       <w:rPr>
+        <w:rFonts w:eastAsia="黑体"/>
         <w:b/>
         <w:bCs/>
       </w:rPr>
@@ -10463,12 +10958,14 @@
     </w:tcPr>
     <w:tblStylePr w:type="firstRow">
       <w:rPr>
+        <w:rFonts w:eastAsia="黑体"/>
         <w:b/>
         <w:bCs/>
       </w:rPr>
     </w:tblStylePr>
     <w:tblStylePr w:type="lastRow">
       <w:rPr>
+        <w:rFonts w:eastAsia="黑体"/>
         <w:b/>
         <w:bCs/>
       </w:rPr>
@@ -10481,12 +10978,14 @@
     </w:tblStylePr>
     <w:tblStylePr w:type="firstCol">
       <w:rPr>
+        <w:rFonts w:eastAsia="黑体"/>
         <w:b/>
         <w:bCs/>
       </w:rPr>
     </w:tblStylePr>
     <w:tblStylePr w:type="lastCol">
       <w:rPr>
+        <w:rFonts w:eastAsia="黑体"/>
         <w:b/>
         <w:bCs/>
       </w:rPr>
@@ -10536,12 +11035,14 @@
     </w:tcPr>
     <w:tblStylePr w:type="firstRow">
       <w:rPr>
+        <w:rFonts w:eastAsia="黑体"/>
         <w:b/>
         <w:bCs/>
       </w:rPr>
     </w:tblStylePr>
     <w:tblStylePr w:type="lastRow">
       <w:rPr>
+        <w:rFonts w:eastAsia="黑体"/>
         <w:b/>
         <w:bCs/>
       </w:rPr>
@@ -10554,12 +11055,14 @@
     </w:tblStylePr>
     <w:tblStylePr w:type="firstCol">
       <w:rPr>
+        <w:rFonts w:eastAsia="黑体"/>
         <w:b/>
         <w:bCs/>
       </w:rPr>
     </w:tblStylePr>
     <w:tblStylePr w:type="lastCol">
       <w:rPr>
+        <w:rFonts w:eastAsia="黑体"/>
         <w:b/>
         <w:bCs/>
       </w:rPr>
@@ -10609,12 +11112,14 @@
     </w:tcPr>
     <w:tblStylePr w:type="firstRow">
       <w:rPr>
+        <w:rFonts w:eastAsia="黑体"/>
         <w:b/>
         <w:bCs/>
       </w:rPr>
     </w:tblStylePr>
     <w:tblStylePr w:type="lastRow">
       <w:rPr>
+        <w:rFonts w:eastAsia="黑体"/>
         <w:b/>
         <w:bCs/>
       </w:rPr>
@@ -10627,12 +11132,14 @@
     </w:tblStylePr>
     <w:tblStylePr w:type="firstCol">
       <w:rPr>
+        <w:rFonts w:eastAsia="黑体"/>
         <w:b/>
         <w:bCs/>
       </w:rPr>
     </w:tblStylePr>
     <w:tblStylePr w:type="lastCol">
       <w:rPr>
+        <w:rFonts w:eastAsia="黑体"/>
         <w:b/>
         <w:bCs/>
       </w:rPr>
@@ -10659,7 +11166,7 @@
       <w:spacing w:after="0" w:line="240" w:lineRule="auto"/>
     </w:pPr>
     <w:rPr>
-      <w:rFonts w:asciiTheme="majorHAnsi" w:cstheme="majorBidi" w:eastAsiaTheme="majorEastAsia" w:hAnsiTheme="majorHAnsi"/>
+      <w:rFonts w:asciiTheme="majorHAnsi" w:cstheme="majorBidi" w:hAnsiTheme="majorHAnsi" w:eastAsia="黑体"/>
       <w:color w:themeColor="text1" w:val="000000"/>
     </w:rPr>
     <w:tblPr>
@@ -10686,6 +11193,7 @@
     </w:tcPr>
     <w:tblStylePr w:type="firstRow">
       <w:rPr>
+        <w:rFonts w:eastAsia="黑体"/>
         <w:b/>
         <w:bCs/>
         <w:color w:themeColor="text1" w:val="000000"/>
@@ -10697,6 +11205,7 @@
     </w:tblStylePr>
     <w:tblStylePr w:type="lastRow">
       <w:rPr>
+        <w:rFonts w:eastAsia="黑体"/>
         <w:b/>
         <w:bCs/>
         <w:color w:themeColor="text1" w:val="000000"/>
@@ -10716,6 +11225,7 @@
     </w:tblStylePr>
     <w:tblStylePr w:type="firstCol">
       <w:rPr>
+        <w:rFonts w:eastAsia="黑体"/>
         <w:b/>
         <w:bCs/>
         <w:color w:themeColor="text1" w:val="000000"/>
@@ -10735,6 +11245,7 @@
     </w:tblStylePr>
     <w:tblStylePr w:type="lastCol">
       <w:rPr>
+        <w:rFonts w:eastAsia="黑体"/>
         <w:b w:val="0"/>
         <w:bCs w:val="0"/>
         <w:color w:themeColor="text1" w:val="000000"/>
@@ -10784,7 +11295,7 @@
       <w:spacing w:after="0" w:line="240" w:lineRule="auto"/>
     </w:pPr>
     <w:rPr>
-      <w:rFonts w:asciiTheme="majorHAnsi" w:cstheme="majorBidi" w:eastAsiaTheme="majorEastAsia" w:hAnsiTheme="majorHAnsi"/>
+      <w:rFonts w:asciiTheme="majorHAnsi" w:cstheme="majorBidi" w:hAnsiTheme="majorHAnsi" w:eastAsia="黑体"/>
       <w:color w:themeColor="text1" w:val="000000"/>
     </w:rPr>
     <w:tblPr>
@@ -10811,6 +11322,7 @@
     </w:tcPr>
     <w:tblStylePr w:type="firstRow">
       <w:rPr>
+        <w:rFonts w:eastAsia="黑体"/>
         <w:b/>
         <w:bCs/>
         <w:color w:themeColor="text1" w:val="000000"/>
@@ -10822,6 +11334,7 @@
     </w:tblStylePr>
     <w:tblStylePr w:type="lastRow">
       <w:rPr>
+        <w:rFonts w:eastAsia="黑体"/>
         <w:b/>
         <w:bCs/>
         <w:color w:themeColor="text1" w:val="000000"/>
@@ -10841,6 +11354,7 @@
     </w:tblStylePr>
     <w:tblStylePr w:type="firstCol">
       <w:rPr>
+        <w:rFonts w:eastAsia="黑体"/>
         <w:b/>
         <w:bCs/>
         <w:color w:themeColor="text1" w:val="000000"/>
@@ -10860,6 +11374,7 @@
     </w:tblStylePr>
     <w:tblStylePr w:type="lastCol">
       <w:rPr>
+        <w:rFonts w:eastAsia="黑体"/>
         <w:b w:val="0"/>
         <w:bCs w:val="0"/>
         <w:color w:themeColor="text1" w:val="000000"/>
@@ -10909,7 +11424,7 @@
       <w:spacing w:after="0" w:line="240" w:lineRule="auto"/>
     </w:pPr>
     <w:rPr>
-      <w:rFonts w:asciiTheme="majorHAnsi" w:cstheme="majorBidi" w:eastAsiaTheme="majorEastAsia" w:hAnsiTheme="majorHAnsi"/>
+      <w:rFonts w:asciiTheme="majorHAnsi" w:cstheme="majorBidi" w:hAnsiTheme="majorHAnsi" w:eastAsia="黑体"/>
       <w:color w:themeColor="text1" w:val="000000"/>
     </w:rPr>
     <w:tblPr>
@@ -10936,6 +11451,7 @@
     </w:tcPr>
     <w:tblStylePr w:type="firstRow">
       <w:rPr>
+        <w:rFonts w:eastAsia="黑体"/>
         <w:b/>
         <w:bCs/>
         <w:color w:themeColor="text1" w:val="000000"/>
@@ -10947,6 +11463,7 @@
     </w:tblStylePr>
     <w:tblStylePr w:type="lastRow">
       <w:rPr>
+        <w:rFonts w:eastAsia="黑体"/>
         <w:b/>
         <w:bCs/>
         <w:color w:themeColor="text1" w:val="000000"/>
@@ -10966,6 +11483,7 @@
     </w:tblStylePr>
     <w:tblStylePr w:type="firstCol">
       <w:rPr>
+        <w:rFonts w:eastAsia="黑体"/>
         <w:b/>
         <w:bCs/>
         <w:color w:themeColor="text1" w:val="000000"/>
@@ -10985,6 +11503,7 @@
     </w:tblStylePr>
     <w:tblStylePr w:type="lastCol">
       <w:rPr>
+        <w:rFonts w:eastAsia="黑体"/>
         <w:b w:val="0"/>
         <w:bCs w:val="0"/>
         <w:color w:themeColor="text1" w:val="000000"/>
@@ -11034,7 +11553,7 @@
       <w:spacing w:after="0" w:line="240" w:lineRule="auto"/>
     </w:pPr>
     <w:rPr>
-      <w:rFonts w:asciiTheme="majorHAnsi" w:cstheme="majorBidi" w:eastAsiaTheme="majorEastAsia" w:hAnsiTheme="majorHAnsi"/>
+      <w:rFonts w:asciiTheme="majorHAnsi" w:cstheme="majorBidi" w:hAnsiTheme="majorHAnsi" w:eastAsia="黑体"/>
       <w:color w:themeColor="text1" w:val="000000"/>
     </w:rPr>
     <w:tblPr>
@@ -11061,6 +11580,7 @@
     </w:tcPr>
     <w:tblStylePr w:type="firstRow">
       <w:rPr>
+        <w:rFonts w:eastAsia="黑体"/>
         <w:b/>
         <w:bCs/>
         <w:color w:themeColor="text1" w:val="000000"/>
@@ -11072,6 +11592,7 @@
     </w:tblStylePr>
     <w:tblStylePr w:type="lastRow">
       <w:rPr>
+        <w:rFonts w:eastAsia="黑体"/>
         <w:b/>
         <w:bCs/>
         <w:color w:themeColor="text1" w:val="000000"/>
@@ -11091,6 +11612,7 @@
     </w:tblStylePr>
     <w:tblStylePr w:type="firstCol">
       <w:rPr>
+        <w:rFonts w:eastAsia="黑体"/>
         <w:b/>
         <w:bCs/>
         <w:color w:themeColor="text1" w:val="000000"/>
@@ -11110,6 +11632,7 @@
     </w:tblStylePr>
     <w:tblStylePr w:type="lastCol">
       <w:rPr>
+        <w:rFonts w:eastAsia="黑体"/>
         <w:b w:val="0"/>
         <w:bCs w:val="0"/>
         <w:color w:themeColor="text1" w:val="000000"/>
@@ -11159,7 +11682,7 @@
       <w:spacing w:after="0" w:line="240" w:lineRule="auto"/>
     </w:pPr>
     <w:rPr>
-      <w:rFonts w:asciiTheme="majorHAnsi" w:cstheme="majorBidi" w:eastAsiaTheme="majorEastAsia" w:hAnsiTheme="majorHAnsi"/>
+      <w:rFonts w:asciiTheme="majorHAnsi" w:cstheme="majorBidi" w:hAnsiTheme="majorHAnsi" w:eastAsia="黑体"/>
       <w:color w:themeColor="text1" w:val="000000"/>
     </w:rPr>
     <w:tblPr>
@@ -11186,6 +11709,7 @@
     </w:tcPr>
     <w:tblStylePr w:type="firstRow">
       <w:rPr>
+        <w:rFonts w:eastAsia="黑体"/>
         <w:b/>
         <w:bCs/>
         <w:color w:themeColor="text1" w:val="000000"/>
@@ -11197,6 +11721,7 @@
     </w:tblStylePr>
     <w:tblStylePr w:type="lastRow">
       <w:rPr>
+        <w:rFonts w:eastAsia="黑体"/>
         <w:b/>
         <w:bCs/>
         <w:color w:themeColor="text1" w:val="000000"/>
@@ -11216,6 +11741,7 @@
     </w:tblStylePr>
     <w:tblStylePr w:type="firstCol">
       <w:rPr>
+        <w:rFonts w:eastAsia="黑体"/>
         <w:b/>
         <w:bCs/>
         <w:color w:themeColor="text1" w:val="000000"/>
@@ -11235,6 +11761,7 @@
     </w:tblStylePr>
     <w:tblStylePr w:type="lastCol">
       <w:rPr>
+        <w:rFonts w:eastAsia="黑体"/>
         <w:b w:val="0"/>
         <w:bCs w:val="0"/>
         <w:color w:themeColor="text1" w:val="000000"/>
@@ -11284,7 +11811,7 @@
       <w:spacing w:after="0" w:line="240" w:lineRule="auto"/>
     </w:pPr>
     <w:rPr>
-      <w:rFonts w:asciiTheme="majorHAnsi" w:cstheme="majorBidi" w:eastAsiaTheme="majorEastAsia" w:hAnsiTheme="majorHAnsi"/>
+      <w:rFonts w:asciiTheme="majorHAnsi" w:cstheme="majorBidi" w:hAnsiTheme="majorHAnsi" w:eastAsia="黑体"/>
       <w:color w:themeColor="text1" w:val="000000"/>
     </w:rPr>
     <w:tblPr>
@@ -11311,6 +11838,7 @@
     </w:tcPr>
     <w:tblStylePr w:type="firstRow">
       <w:rPr>
+        <w:rFonts w:eastAsia="黑体"/>
         <w:b/>
         <w:bCs/>
         <w:color w:themeColor="text1" w:val="000000"/>
@@ -11322,6 +11850,7 @@
     </w:tblStylePr>
     <w:tblStylePr w:type="lastRow">
       <w:rPr>
+        <w:rFonts w:eastAsia="黑体"/>
         <w:b/>
         <w:bCs/>
         <w:color w:themeColor="text1" w:val="000000"/>
@@ -11341,6 +11870,7 @@
     </w:tblStylePr>
     <w:tblStylePr w:type="firstCol">
       <w:rPr>
+        <w:rFonts w:eastAsia="黑体"/>
         <w:b/>
         <w:bCs/>
         <w:color w:themeColor="text1" w:val="000000"/>
@@ -11360,6 +11890,7 @@
     </w:tblStylePr>
     <w:tblStylePr w:type="lastCol">
       <w:rPr>
+        <w:rFonts w:eastAsia="黑体"/>
         <w:b w:val="0"/>
         <w:bCs w:val="0"/>
         <w:color w:themeColor="text1" w:val="000000"/>
@@ -11409,7 +11940,7 @@
       <w:spacing w:after="0" w:line="240" w:lineRule="auto"/>
     </w:pPr>
     <w:rPr>
-      <w:rFonts w:asciiTheme="majorHAnsi" w:cstheme="majorBidi" w:eastAsiaTheme="majorEastAsia" w:hAnsiTheme="majorHAnsi"/>
+      <w:rFonts w:asciiTheme="majorHAnsi" w:cstheme="majorBidi" w:hAnsiTheme="majorHAnsi" w:eastAsia="黑体"/>
       <w:color w:themeColor="text1" w:val="000000"/>
     </w:rPr>
     <w:tblPr>
@@ -11436,6 +11967,7 @@
     </w:tcPr>
     <w:tblStylePr w:type="firstRow">
       <w:rPr>
+        <w:rFonts w:eastAsia="黑体"/>
         <w:b/>
         <w:bCs/>
         <w:color w:themeColor="text1" w:val="000000"/>
@@ -11447,6 +11979,7 @@
     </w:tblStylePr>
     <w:tblStylePr w:type="lastRow">
       <w:rPr>
+        <w:rFonts w:eastAsia="黑体"/>
         <w:b/>
         <w:bCs/>
         <w:color w:themeColor="text1" w:val="000000"/>
@@ -11466,6 +11999,7 @@
     </w:tblStylePr>
     <w:tblStylePr w:type="firstCol">
       <w:rPr>
+        <w:rFonts w:eastAsia="黑体"/>
         <w:b/>
         <w:bCs/>
         <w:color w:themeColor="text1" w:val="000000"/>
@@ -11485,6 +12019,7 @@
     </w:tblStylePr>
     <w:tblStylePr w:type="lastCol">
       <w:rPr>
+        <w:rFonts w:eastAsia="黑体"/>
         <w:b w:val="0"/>
         <w:bCs w:val="0"/>
         <w:color w:themeColor="text1" w:val="000000"/>
@@ -11557,6 +12092,7 @@
     </w:tcPr>
     <w:tblStylePr w:type="firstRow">
       <w:rPr>
+        <w:rFonts w:eastAsia="黑体"/>
         <w:b/>
         <w:bCs/>
         <w:i w:val="0"/>
@@ -11578,6 +12114,7 @@
     </w:tblStylePr>
     <w:tblStylePr w:type="lastRow">
       <w:rPr>
+        <w:rFonts w:eastAsia="黑体"/>
         <w:b/>
         <w:bCs/>
         <w:i w:val="0"/>
@@ -11599,6 +12136,7 @@
     </w:tblStylePr>
     <w:tblStylePr w:type="firstCol">
       <w:rPr>
+        <w:rFonts w:eastAsia="黑体"/>
         <w:b/>
         <w:bCs/>
         <w:i w:val="0"/>
@@ -11618,6 +12156,7 @@
     </w:tblStylePr>
     <w:tblStylePr w:type="lastCol">
       <w:rPr>
+        <w:rFonts w:eastAsia="黑体"/>
         <w:b/>
         <w:bCs/>
         <w:i w:val="0"/>
@@ -11698,6 +12237,7 @@
     </w:tcPr>
     <w:tblStylePr w:type="firstRow">
       <w:rPr>
+        <w:rFonts w:eastAsia="黑体"/>
         <w:b/>
         <w:bCs/>
         <w:i w:val="0"/>
@@ -11719,6 +12259,7 @@
     </w:tblStylePr>
     <w:tblStylePr w:type="lastRow">
       <w:rPr>
+        <w:rFonts w:eastAsia="黑体"/>
         <w:b/>
         <w:bCs/>
         <w:i w:val="0"/>
@@ -11740,6 +12281,7 @@
     </w:tblStylePr>
     <w:tblStylePr w:type="firstCol">
       <w:rPr>
+        <w:rFonts w:eastAsia="黑体"/>
         <w:b/>
         <w:bCs/>
         <w:i w:val="0"/>
@@ -11759,6 +12301,7 @@
     </w:tblStylePr>
     <w:tblStylePr w:type="lastCol">
       <w:rPr>
+        <w:rFonts w:eastAsia="黑体"/>
         <w:b/>
         <w:bCs/>
         <w:i w:val="0"/>
@@ -11839,6 +12382,7 @@
     </w:tcPr>
     <w:tblStylePr w:type="firstRow">
       <w:rPr>
+        <w:rFonts w:eastAsia="黑体"/>
         <w:b/>
         <w:bCs/>
         <w:i w:val="0"/>
@@ -11860,6 +12404,7 @@
     </w:tblStylePr>
     <w:tblStylePr w:type="lastRow">
       <w:rPr>
+        <w:rFonts w:eastAsia="黑体"/>
         <w:b/>
         <w:bCs/>
         <w:i w:val="0"/>
@@ -11881,6 +12426,7 @@
     </w:tblStylePr>
     <w:tblStylePr w:type="firstCol">
       <w:rPr>
+        <w:rFonts w:eastAsia="黑体"/>
         <w:b/>
         <w:bCs/>
         <w:i w:val="0"/>
@@ -11900,6 +12446,7 @@
     </w:tblStylePr>
     <w:tblStylePr w:type="lastCol">
       <w:rPr>
+        <w:rFonts w:eastAsia="黑体"/>
         <w:b/>
         <w:bCs/>
         <w:i w:val="0"/>
@@ -11980,6 +12527,7 @@
     </w:tcPr>
     <w:tblStylePr w:type="firstRow">
       <w:rPr>
+        <w:rFonts w:eastAsia="黑体"/>
         <w:b/>
         <w:bCs/>
         <w:i w:val="0"/>
@@ -12001,6 +12549,7 @@
     </w:tblStylePr>
     <w:tblStylePr w:type="lastRow">
       <w:rPr>
+        <w:rFonts w:eastAsia="黑体"/>
         <w:b/>
         <w:bCs/>
         <w:i w:val="0"/>
@@ -12022,6 +12571,7 @@
     </w:tblStylePr>
     <w:tblStylePr w:type="firstCol">
       <w:rPr>
+        <w:rFonts w:eastAsia="黑体"/>
         <w:b/>
         <w:bCs/>
         <w:i w:val="0"/>
@@ -12041,6 +12591,7 @@
     </w:tblStylePr>
     <w:tblStylePr w:type="lastCol">
       <w:rPr>
+        <w:rFonts w:eastAsia="黑体"/>
         <w:b/>
         <w:bCs/>
         <w:i w:val="0"/>
@@ -12121,6 +12672,7 @@
     </w:tcPr>
     <w:tblStylePr w:type="firstRow">
       <w:rPr>
+        <w:rFonts w:eastAsia="黑体"/>
         <w:b/>
         <w:bCs/>
         <w:i w:val="0"/>
@@ -12142,6 +12694,7 @@
     </w:tblStylePr>
     <w:tblStylePr w:type="lastRow">
       <w:rPr>
+        <w:rFonts w:eastAsia="黑体"/>
         <w:b/>
         <w:bCs/>
         <w:i w:val="0"/>
@@ -12163,6 +12716,7 @@
     </w:tblStylePr>
     <w:tblStylePr w:type="firstCol">
       <w:rPr>
+        <w:rFonts w:eastAsia="黑体"/>
         <w:b/>
         <w:bCs/>
         <w:i w:val="0"/>
@@ -12182,6 +12736,7 @@
     </w:tblStylePr>
     <w:tblStylePr w:type="lastCol">
       <w:rPr>
+        <w:rFonts w:eastAsia="黑体"/>
         <w:b/>
         <w:bCs/>
         <w:i w:val="0"/>
@@ -12262,6 +12817,7 @@
     </w:tcPr>
     <w:tblStylePr w:type="firstRow">
       <w:rPr>
+        <w:rFonts w:eastAsia="黑体"/>
         <w:b/>
         <w:bCs/>
         <w:i w:val="0"/>
@@ -12283,6 +12839,7 @@
     </w:tblStylePr>
     <w:tblStylePr w:type="lastRow">
       <w:rPr>
+        <w:rFonts w:eastAsia="黑体"/>
         <w:b/>
         <w:bCs/>
         <w:i w:val="0"/>
@@ -12304,6 +12861,7 @@
     </w:tblStylePr>
     <w:tblStylePr w:type="firstCol">
       <w:rPr>
+        <w:rFonts w:eastAsia="黑体"/>
         <w:b/>
         <w:bCs/>
         <w:i w:val="0"/>
@@ -12323,6 +12881,7 @@
     </w:tblStylePr>
     <w:tblStylePr w:type="lastCol">
       <w:rPr>
+        <w:rFonts w:eastAsia="黑体"/>
         <w:b/>
         <w:bCs/>
         <w:i w:val="0"/>
@@ -12403,6 +12962,7 @@
     </w:tcPr>
     <w:tblStylePr w:type="firstRow">
       <w:rPr>
+        <w:rFonts w:eastAsia="黑体"/>
         <w:b/>
         <w:bCs/>
         <w:i w:val="0"/>
@@ -12424,6 +12984,7 @@
     </w:tblStylePr>
     <w:tblStylePr w:type="lastRow">
       <w:rPr>
+        <w:rFonts w:eastAsia="黑体"/>
         <w:b/>
         <w:bCs/>
         <w:i w:val="0"/>
@@ -12445,6 +13006,7 @@
     </w:tblStylePr>
     <w:tblStylePr w:type="firstCol">
       <w:rPr>
+        <w:rFonts w:eastAsia="黑体"/>
         <w:b/>
         <w:bCs/>
         <w:i w:val="0"/>
@@ -12464,6 +13026,7 @@
     </w:tblStylePr>
     <w:tblStylePr w:type="lastCol">
       <w:rPr>
+        <w:rFonts w:eastAsia="黑体"/>
         <w:b/>
         <w:bCs/>
         <w:i w:val="0"/>
@@ -12521,6 +13084,7 @@
       <w:spacing w:after="0" w:line="240" w:lineRule="auto"/>
     </w:pPr>
     <w:rPr>
+      <w:rFonts w:eastAsia="黑体"/>
       <w:color w:themeColor="background1" w:val="FFFFFF"/>
     </w:rPr>
     <w:tblPr>
@@ -12539,6 +13103,7 @@
     </w:tcPr>
     <w:tblStylePr w:type="firstRow">
       <w:rPr>
+        <w:rFonts w:eastAsia="黑体"/>
         <w:b/>
         <w:bCs/>
       </w:rPr>
@@ -12635,6 +13200,7 @@
       <w:spacing w:after="0" w:line="240" w:lineRule="auto"/>
     </w:pPr>
     <w:rPr>
+      <w:rFonts w:eastAsia="黑体"/>
       <w:color w:themeColor="background1" w:val="FFFFFF"/>
     </w:rPr>
     <w:tblPr>
@@ -12653,6 +13219,7 @@
     </w:tcPr>
     <w:tblStylePr w:type="firstRow">
       <w:rPr>
+        <w:rFonts w:eastAsia="黑体"/>
         <w:b/>
         <w:bCs/>
       </w:rPr>
@@ -12749,6 +13316,7 @@
       <w:spacing w:after="0" w:line="240" w:lineRule="auto"/>
     </w:pPr>
     <w:rPr>
+      <w:rFonts w:eastAsia="黑体"/>
       <w:color w:themeColor="background1" w:val="FFFFFF"/>
     </w:rPr>
     <w:tblPr>
@@ -12767,6 +13335,7 @@
     </w:tcPr>
     <w:tblStylePr w:type="firstRow">
       <w:rPr>
+        <w:rFonts w:eastAsia="黑体"/>
         <w:b/>
         <w:bCs/>
       </w:rPr>
@@ -12863,6 +13432,7 @@
       <w:spacing w:after="0" w:line="240" w:lineRule="auto"/>
     </w:pPr>
     <w:rPr>
+      <w:rFonts w:eastAsia="黑体"/>
       <w:color w:themeColor="background1" w:val="FFFFFF"/>
     </w:rPr>
     <w:tblPr>
@@ -12881,6 +13451,7 @@
     </w:tcPr>
     <w:tblStylePr w:type="firstRow">
       <w:rPr>
+        <w:rFonts w:eastAsia="黑体"/>
         <w:b/>
         <w:bCs/>
       </w:rPr>
@@ -12977,6 +13548,7 @@
       <w:spacing w:after="0" w:line="240" w:lineRule="auto"/>
     </w:pPr>
     <w:rPr>
+      <w:rFonts w:eastAsia="黑体"/>
       <w:color w:themeColor="background1" w:val="FFFFFF"/>
     </w:rPr>
     <w:tblPr>
@@ -12995,6 +13567,7 @@
     </w:tcPr>
     <w:tblStylePr w:type="firstRow">
       <w:rPr>
+        <w:rFonts w:eastAsia="黑体"/>
         <w:b/>
         <w:bCs/>
       </w:rPr>
@@ -13091,6 +13664,7 @@
       <w:spacing w:after="0" w:line="240" w:lineRule="auto"/>
     </w:pPr>
     <w:rPr>
+      <w:rFonts w:eastAsia="黑体"/>
       <w:color w:themeColor="background1" w:val="FFFFFF"/>
     </w:rPr>
     <w:tblPr>
@@ -13109,6 +13683,7 @@
     </w:tcPr>
     <w:tblStylePr w:type="firstRow">
       <w:rPr>
+        <w:rFonts w:eastAsia="黑体"/>
         <w:b/>
         <w:bCs/>
       </w:rPr>
@@ -13205,6 +13780,7 @@
       <w:spacing w:after="0" w:line="240" w:lineRule="auto"/>
     </w:pPr>
     <w:rPr>
+      <w:rFonts w:eastAsia="黑体"/>
       <w:color w:themeColor="background1" w:val="FFFFFF"/>
     </w:rPr>
     <w:tblPr>
@@ -13223,6 +13799,7 @@
     </w:tcPr>
     <w:tblStylePr w:type="firstRow">
       <w:rPr>
+        <w:rFonts w:eastAsia="黑体"/>
         <w:b/>
         <w:bCs/>
       </w:rPr>
@@ -13319,6 +13896,7 @@
       <w:spacing w:after="0" w:line="240" w:lineRule="auto"/>
     </w:pPr>
     <w:rPr>
+      <w:rFonts w:eastAsia="黑体"/>
       <w:color w:themeColor="text1" w:val="000000"/>
     </w:rPr>
     <w:tblPr>
@@ -13345,6 +13923,7 @@
     </w:tcPr>
     <w:tblStylePr w:type="firstRow">
       <w:rPr>
+        <w:rFonts w:eastAsia="黑体"/>
         <w:b/>
         <w:bCs/>
       </w:rPr>
@@ -13363,6 +13942,7 @@
     </w:tblStylePr>
     <w:tblStylePr w:type="lastRow">
       <w:rPr>
+        <w:rFonts w:eastAsia="黑体"/>
         <w:b/>
         <w:bCs/>
         <w:color w:themeColor="background1" w:val="FFFFFF"/>
@@ -13377,6 +13957,7 @@
     </w:tblStylePr>
     <w:tblStylePr w:type="firstCol">
       <w:rPr>
+        <w:rFonts w:eastAsia="黑体"/>
         <w:color w:themeColor="background1" w:val="FFFFFF"/>
       </w:rPr>
       <w:tblPr/>
@@ -13394,6 +13975,7 @@
     </w:tblStylePr>
     <w:tblStylePr w:type="lastCol">
       <w:rPr>
+        <w:rFonts w:eastAsia="黑体"/>
         <w:color w:themeColor="background1" w:val="FFFFFF"/>
       </w:rPr>
       <w:tblPr/>
@@ -13423,11 +14005,13 @@
     </w:tblStylePr>
     <w:tblStylePr w:type="neCell">
       <w:rPr>
+        <w:rFonts w:eastAsia="黑体"/>
         <w:color w:themeColor="text1" w:val="000000"/>
       </w:rPr>
     </w:tblStylePr>
     <w:tblStylePr w:type="nwCell">
       <w:rPr>
+        <w:rFonts w:eastAsia="黑体"/>
         <w:color w:themeColor="text1" w:val="000000"/>
       </w:rPr>
     </w:tblStylePr>
@@ -13441,6 +14025,7 @@
       <w:spacing w:after="0" w:line="240" w:lineRule="auto"/>
     </w:pPr>
     <w:rPr>
+      <w:rFonts w:eastAsia="黑体"/>
       <w:color w:themeColor="text1" w:val="000000"/>
     </w:rPr>
     <w:tblPr>
@@ -13467,6 +14052,7 @@
     </w:tcPr>
     <w:tblStylePr w:type="firstRow">
       <w:rPr>
+        <w:rFonts w:eastAsia="黑体"/>
         <w:b/>
         <w:bCs/>
       </w:rPr>
@@ -13485,6 +14071,7 @@
     </w:tblStylePr>
     <w:tblStylePr w:type="lastRow">
       <w:rPr>
+        <w:rFonts w:eastAsia="黑体"/>
         <w:b/>
         <w:bCs/>
         <w:color w:themeColor="background1" w:val="FFFFFF"/>
@@ -13499,6 +14086,7 @@
     </w:tblStylePr>
     <w:tblStylePr w:type="firstCol">
       <w:rPr>
+        <w:rFonts w:eastAsia="黑体"/>
         <w:color w:themeColor="background1" w:val="FFFFFF"/>
       </w:rPr>
       <w:tblPr/>
@@ -13516,6 +14104,7 @@
     </w:tblStylePr>
     <w:tblStylePr w:type="lastCol">
       <w:rPr>
+        <w:rFonts w:eastAsia="黑体"/>
         <w:color w:themeColor="background1" w:val="FFFFFF"/>
       </w:rPr>
       <w:tblPr/>
@@ -13545,11 +14134,13 @@
     </w:tblStylePr>
     <w:tblStylePr w:type="neCell">
       <w:rPr>
+        <w:rFonts w:eastAsia="黑体"/>
         <w:color w:themeColor="text1" w:val="000000"/>
       </w:rPr>
     </w:tblStylePr>
     <w:tblStylePr w:type="nwCell">
       <w:rPr>
+        <w:rFonts w:eastAsia="黑体"/>
         <w:color w:themeColor="text1" w:val="000000"/>
       </w:rPr>
     </w:tblStylePr>
@@ -13563,6 +14154,7 @@
       <w:spacing w:after="0" w:line="240" w:lineRule="auto"/>
     </w:pPr>
     <w:rPr>
+      <w:rFonts w:eastAsia="黑体"/>
       <w:color w:themeColor="text1" w:val="000000"/>
     </w:rPr>
     <w:tblPr>
@@ -13589,6 +14181,7 @@
     </w:tcPr>
     <w:tblStylePr w:type="firstRow">
       <w:rPr>
+        <w:rFonts w:eastAsia="黑体"/>
         <w:b/>
         <w:bCs/>
       </w:rPr>
@@ -13607,6 +14200,7 @@
     </w:tblStylePr>
     <w:tblStylePr w:type="lastRow">
       <w:rPr>
+        <w:rFonts w:eastAsia="黑体"/>
         <w:b/>
         <w:bCs/>
         <w:color w:themeColor="background1" w:val="FFFFFF"/>
@@ -13621,6 +14215,7 @@
     </w:tblStylePr>
     <w:tblStylePr w:type="firstCol">
       <w:rPr>
+        <w:rFonts w:eastAsia="黑体"/>
         <w:color w:themeColor="background1" w:val="FFFFFF"/>
       </w:rPr>
       <w:tblPr/>
@@ -13638,6 +14233,7 @@
     </w:tblStylePr>
     <w:tblStylePr w:type="lastCol">
       <w:rPr>
+        <w:rFonts w:eastAsia="黑体"/>
         <w:color w:themeColor="background1" w:val="FFFFFF"/>
       </w:rPr>
       <w:tblPr/>
@@ -13667,11 +14263,13 @@
     </w:tblStylePr>
     <w:tblStylePr w:type="neCell">
       <w:rPr>
+        <w:rFonts w:eastAsia="黑体"/>
         <w:color w:themeColor="text1" w:val="000000"/>
       </w:rPr>
     </w:tblStylePr>
     <w:tblStylePr w:type="nwCell">
       <w:rPr>
+        <w:rFonts w:eastAsia="黑体"/>
         <w:color w:themeColor="text1" w:val="000000"/>
       </w:rPr>
     </w:tblStylePr>
@@ -13685,6 +14283,7 @@
       <w:spacing w:after="0" w:line="240" w:lineRule="auto"/>
     </w:pPr>
     <w:rPr>
+      <w:rFonts w:eastAsia="黑体"/>
       <w:color w:themeColor="text1" w:val="000000"/>
     </w:rPr>
     <w:tblPr>
@@ -13711,6 +14310,7 @@
     </w:tcPr>
     <w:tblStylePr w:type="firstRow">
       <w:rPr>
+        <w:rFonts w:eastAsia="黑体"/>
         <w:b/>
         <w:bCs/>
       </w:rPr>
@@ -13729,6 +14329,7 @@
     </w:tblStylePr>
     <w:tblStylePr w:type="lastRow">
       <w:rPr>
+        <w:rFonts w:eastAsia="黑体"/>
         <w:b/>
         <w:bCs/>
         <w:color w:themeColor="background1" w:val="FFFFFF"/>
@@ -13743,6 +14344,7 @@
     </w:tblStylePr>
     <w:tblStylePr w:type="firstCol">
       <w:rPr>
+        <w:rFonts w:eastAsia="黑体"/>
         <w:color w:themeColor="background1" w:val="FFFFFF"/>
       </w:rPr>
       <w:tblPr/>
@@ -13760,6 +14362,7 @@
     </w:tblStylePr>
     <w:tblStylePr w:type="lastCol">
       <w:rPr>
+        <w:rFonts w:eastAsia="黑体"/>
         <w:color w:themeColor="background1" w:val="FFFFFF"/>
       </w:rPr>
       <w:tblPr/>
@@ -13797,6 +14400,7 @@
       <w:spacing w:after="0" w:line="240" w:lineRule="auto"/>
     </w:pPr>
     <w:rPr>
+      <w:rFonts w:eastAsia="黑体"/>
       <w:color w:themeColor="text1" w:val="000000"/>
     </w:rPr>
     <w:tblPr>
@@ -13823,6 +14427,7 @@
     </w:tcPr>
     <w:tblStylePr w:type="firstRow">
       <w:rPr>
+        <w:rFonts w:eastAsia="黑体"/>
         <w:b/>
         <w:bCs/>
       </w:rPr>
@@ -13841,6 +14446,7 @@
     </w:tblStylePr>
     <w:tblStylePr w:type="lastRow">
       <w:rPr>
+        <w:rFonts w:eastAsia="黑体"/>
         <w:b/>
         <w:bCs/>
         <w:color w:themeColor="background1" w:val="FFFFFF"/>
@@ -13855,6 +14461,7 @@
     </w:tblStylePr>
     <w:tblStylePr w:type="firstCol">
       <w:rPr>
+        <w:rFonts w:eastAsia="黑体"/>
         <w:color w:themeColor="background1" w:val="FFFFFF"/>
       </w:rPr>
       <w:tblPr/>
@@ -13872,6 +14479,7 @@
     </w:tblStylePr>
     <w:tblStylePr w:type="lastCol">
       <w:rPr>
+        <w:rFonts w:eastAsia="黑体"/>
         <w:color w:themeColor="background1" w:val="FFFFFF"/>
       </w:rPr>
       <w:tblPr/>
@@ -13901,11 +14509,13 @@
     </w:tblStylePr>
     <w:tblStylePr w:type="neCell">
       <w:rPr>
+        <w:rFonts w:eastAsia="黑体"/>
         <w:color w:themeColor="text1" w:val="000000"/>
       </w:rPr>
     </w:tblStylePr>
     <w:tblStylePr w:type="nwCell">
       <w:rPr>
+        <w:rFonts w:eastAsia="黑体"/>
         <w:color w:themeColor="text1" w:val="000000"/>
       </w:rPr>
     </w:tblStylePr>
@@ -13919,6 +14529,7 @@
       <w:spacing w:after="0" w:line="240" w:lineRule="auto"/>
     </w:pPr>
     <w:rPr>
+      <w:rFonts w:eastAsia="黑体"/>
       <w:color w:themeColor="text1" w:val="000000"/>
     </w:rPr>
     <w:tblPr>
@@ -13945,6 +14556,7 @@
     </w:tcPr>
     <w:tblStylePr w:type="firstRow">
       <w:rPr>
+        <w:rFonts w:eastAsia="黑体"/>
         <w:b/>
         <w:bCs/>
       </w:rPr>
@@ -13963,6 +14575,7 @@
     </w:tblStylePr>
     <w:tblStylePr w:type="lastRow">
       <w:rPr>
+        <w:rFonts w:eastAsia="黑体"/>
         <w:b/>
         <w:bCs/>
         <w:color w:themeColor="background1" w:val="FFFFFF"/>
@@ -13977,6 +14590,7 @@
     </w:tblStylePr>
     <w:tblStylePr w:type="firstCol">
       <w:rPr>
+        <w:rFonts w:eastAsia="黑体"/>
         <w:color w:themeColor="background1" w:val="FFFFFF"/>
       </w:rPr>
       <w:tblPr/>
@@ -13994,6 +14608,7 @@
     </w:tblStylePr>
     <w:tblStylePr w:type="lastCol">
       <w:rPr>
+        <w:rFonts w:eastAsia="黑体"/>
         <w:color w:themeColor="background1" w:val="FFFFFF"/>
       </w:rPr>
       <w:tblPr/>
@@ -14023,11 +14638,13 @@
     </w:tblStylePr>
     <w:tblStylePr w:type="neCell">
       <w:rPr>
+        <w:rFonts w:eastAsia="黑体"/>
         <w:color w:themeColor="text1" w:val="000000"/>
       </w:rPr>
     </w:tblStylePr>
     <w:tblStylePr w:type="nwCell">
       <w:rPr>
+        <w:rFonts w:eastAsia="黑体"/>
         <w:color w:themeColor="text1" w:val="000000"/>
       </w:rPr>
     </w:tblStylePr>
@@ -14041,6 +14658,7 @@
       <w:spacing w:after="0" w:line="240" w:lineRule="auto"/>
     </w:pPr>
     <w:rPr>
+      <w:rFonts w:eastAsia="黑体"/>
       <w:color w:themeColor="text1" w:val="000000"/>
     </w:rPr>
     <w:tblPr>
@@ -14067,6 +14685,7 @@
     </w:tcPr>
     <w:tblStylePr w:type="firstRow">
       <w:rPr>
+        <w:rFonts w:eastAsia="黑体"/>
         <w:b/>
         <w:bCs/>
       </w:rPr>
@@ -14085,6 +14704,7 @@
     </w:tblStylePr>
     <w:tblStylePr w:type="lastRow">
       <w:rPr>
+        <w:rFonts w:eastAsia="黑体"/>
         <w:b/>
         <w:bCs/>
         <w:color w:themeColor="background1" w:val="FFFFFF"/>
@@ -14099,6 +14719,7 @@
     </w:tblStylePr>
     <w:tblStylePr w:type="firstCol">
       <w:rPr>
+        <w:rFonts w:eastAsia="黑体"/>
         <w:color w:themeColor="background1" w:val="FFFFFF"/>
       </w:rPr>
       <w:tblPr/>
@@ -14116,6 +14737,7 @@
     </w:tblStylePr>
     <w:tblStylePr w:type="lastCol">
       <w:rPr>
+        <w:rFonts w:eastAsia="黑体"/>
         <w:color w:themeColor="background1" w:val="FFFFFF"/>
       </w:rPr>
       <w:tblPr/>
@@ -14145,11 +14767,13 @@
     </w:tblStylePr>
     <w:tblStylePr w:type="neCell">
       <w:rPr>
+        <w:rFonts w:eastAsia="黑体"/>
         <w:color w:themeColor="text1" w:val="000000"/>
       </w:rPr>
     </w:tblStylePr>
     <w:tblStylePr w:type="nwCell">
       <w:rPr>
+        <w:rFonts w:eastAsia="黑体"/>
         <w:color w:themeColor="text1" w:val="000000"/>
       </w:rPr>
     </w:tblStylePr>
@@ -14163,6 +14787,7 @@
       <w:spacing w:after="0" w:line="240" w:lineRule="auto"/>
     </w:pPr>
     <w:rPr>
+      <w:rFonts w:eastAsia="黑体"/>
       <w:color w:themeColor="text1" w:val="000000"/>
     </w:rPr>
     <w:tblPr>
@@ -14181,6 +14806,7 @@
     </w:tcPr>
     <w:tblStylePr w:type="firstRow">
       <w:rPr>
+        <w:rFonts w:eastAsia="黑体"/>
         <w:b/>
         <w:bCs/>
         <w:color w:themeColor="background1" w:val="FFFFFF"/>
@@ -14195,6 +14821,7 @@
     </w:tblStylePr>
     <w:tblStylePr w:type="lastRow">
       <w:rPr>
+        <w:rFonts w:eastAsia="黑体"/>
         <w:b/>
         <w:bCs/>
         <w:color w:themeColor="accent2" w:themeShade="CC" w:val="9E3A38"/>
@@ -14209,12 +14836,14 @@
     </w:tblStylePr>
     <w:tblStylePr w:type="firstCol">
       <w:rPr>
+        <w:rFonts w:eastAsia="黑体"/>
         <w:b/>
         <w:bCs/>
       </w:rPr>
     </w:tblStylePr>
     <w:tblStylePr w:type="lastCol">
       <w:rPr>
+        <w:rFonts w:eastAsia="黑体"/>
         <w:b/>
         <w:bCs/>
       </w:rPr>
@@ -14249,6 +14878,7 @@
       <w:spacing w:after="0" w:line="240" w:lineRule="auto"/>
     </w:pPr>
     <w:rPr>
+      <w:rFonts w:eastAsia="黑体"/>
       <w:color w:themeColor="text1" w:val="000000"/>
     </w:rPr>
     <w:tblPr>
@@ -14267,6 +14897,7 @@
     </w:tcPr>
     <w:tblStylePr w:type="firstRow">
       <w:rPr>
+        <w:rFonts w:eastAsia="黑体"/>
         <w:b/>
         <w:bCs/>
         <w:color w:themeColor="background1" w:val="FFFFFF"/>
@@ -14281,6 +14912,7 @@
     </w:tblStylePr>
     <w:tblStylePr w:type="lastRow">
       <w:rPr>
+        <w:rFonts w:eastAsia="黑体"/>
         <w:b/>
         <w:bCs/>
         <w:color w:themeColor="accent2" w:themeShade="CC" w:val="9E3A38"/>
@@ -14295,12 +14927,14 @@
     </w:tblStylePr>
     <w:tblStylePr w:type="firstCol">
       <w:rPr>
+        <w:rFonts w:eastAsia="黑体"/>
         <w:b/>
         <w:bCs/>
       </w:rPr>
     </w:tblStylePr>
     <w:tblStylePr w:type="lastCol">
       <w:rPr>
+        <w:rFonts w:eastAsia="黑体"/>
         <w:b/>
         <w:bCs/>
       </w:rPr>
@@ -14335,6 +14969,7 @@
       <w:spacing w:after="0" w:line="240" w:lineRule="auto"/>
     </w:pPr>
     <w:rPr>
+      <w:rFonts w:eastAsia="黑体"/>
       <w:color w:themeColor="text1" w:val="000000"/>
     </w:rPr>
     <w:tblPr>
@@ -14353,6 +14988,7 @@
     </w:tcPr>
     <w:tblStylePr w:type="firstRow">
       <w:rPr>
+        <w:rFonts w:eastAsia="黑体"/>
         <w:b/>
         <w:bCs/>
         <w:color w:themeColor="background1" w:val="FFFFFF"/>
@@ -14367,6 +15003,7 @@
     </w:tblStylePr>
     <w:tblStylePr w:type="lastRow">
       <w:rPr>
+        <w:rFonts w:eastAsia="黑体"/>
         <w:b/>
         <w:bCs/>
         <w:color w:themeColor="accent2" w:themeShade="CC" w:val="9E3A38"/>
@@ -14381,12 +15018,14 @@
     </w:tblStylePr>
     <w:tblStylePr w:type="firstCol">
       <w:rPr>
+        <w:rFonts w:eastAsia="黑体"/>
         <w:b/>
         <w:bCs/>
       </w:rPr>
     </w:tblStylePr>
     <w:tblStylePr w:type="lastCol">
       <w:rPr>
+        <w:rFonts w:eastAsia="黑体"/>
         <w:b/>
         <w:bCs/>
       </w:rPr>
@@ -14421,6 +15060,7 @@
       <w:spacing w:after="0" w:line="240" w:lineRule="auto"/>
     </w:pPr>
     <w:rPr>
+      <w:rFonts w:eastAsia="黑体"/>
       <w:color w:themeColor="text1" w:val="000000"/>
     </w:rPr>
     <w:tblPr>
@@ -14439,6 +15079,7 @@
     </w:tcPr>
     <w:tblStylePr w:type="firstRow">
       <w:rPr>
+        <w:rFonts w:eastAsia="黑体"/>
         <w:b/>
         <w:bCs/>
         <w:color w:themeColor="background1" w:val="FFFFFF"/>
@@ -14453,6 +15094,7 @@
     </w:tblStylePr>
     <w:tblStylePr w:type="lastRow">
       <w:rPr>
+        <w:rFonts w:eastAsia="黑体"/>
         <w:b/>
         <w:bCs/>
         <w:color w:themeColor="accent4" w:themeShade="CC" w:val="664E82"/>
@@ -14467,12 +15109,14 @@
     </w:tblStylePr>
     <w:tblStylePr w:type="firstCol">
       <w:rPr>
+        <w:rFonts w:eastAsia="黑体"/>
         <w:b/>
         <w:bCs/>
       </w:rPr>
     </w:tblStylePr>
     <w:tblStylePr w:type="lastCol">
       <w:rPr>
+        <w:rFonts w:eastAsia="黑体"/>
         <w:b/>
         <w:bCs/>
       </w:rPr>
@@ -14507,6 +15151,7 @@
       <w:spacing w:after="0" w:line="240" w:lineRule="auto"/>
     </w:pPr>
     <w:rPr>
+      <w:rFonts w:eastAsia="黑体"/>
       <w:color w:themeColor="text1" w:val="000000"/>
     </w:rPr>
     <w:tblPr>
@@ -14525,6 +15170,7 @@
     </w:tcPr>
     <w:tblStylePr w:type="firstRow">
       <w:rPr>
+        <w:rFonts w:eastAsia="黑体"/>
         <w:b/>
         <w:bCs/>
         <w:color w:themeColor="background1" w:val="FFFFFF"/>
@@ -14539,6 +15185,7 @@
     </w:tblStylePr>
     <w:tblStylePr w:type="lastRow">
       <w:rPr>
+        <w:rFonts w:eastAsia="黑体"/>
         <w:b/>
         <w:bCs/>
         <w:color w:themeColor="accent3" w:themeShade="CC" w:val="7E9C40"/>
@@ -14553,12 +15200,14 @@
     </w:tblStylePr>
     <w:tblStylePr w:type="firstCol">
       <w:rPr>
+        <w:rFonts w:eastAsia="黑体"/>
         <w:b/>
         <w:bCs/>
       </w:rPr>
     </w:tblStylePr>
     <w:tblStylePr w:type="lastCol">
       <w:rPr>
+        <w:rFonts w:eastAsia="黑体"/>
         <w:b/>
         <w:bCs/>
       </w:rPr>
@@ -14593,6 +15242,7 @@
       <w:spacing w:after="0" w:line="240" w:lineRule="auto"/>
     </w:pPr>
     <w:rPr>
+      <w:rFonts w:eastAsia="黑体"/>
       <w:color w:themeColor="text1" w:val="000000"/>
     </w:rPr>
     <w:tblPr>
@@ -14611,6 +15261,7 @@
     </w:tcPr>
     <w:tblStylePr w:type="firstRow">
       <w:rPr>
+        <w:rFonts w:eastAsia="黑体"/>
         <w:b/>
         <w:bCs/>
         <w:color w:themeColor="background1" w:val="FFFFFF"/>
@@ -14625,6 +15276,7 @@
     </w:tblStylePr>
     <w:tblStylePr w:type="lastRow">
       <w:rPr>
+        <w:rFonts w:eastAsia="黑体"/>
         <w:b/>
         <w:bCs/>
         <w:color w:themeColor="accent6" w:themeShade="CC" w:val="F2730A"/>
@@ -14639,12 +15291,14 @@
     </w:tblStylePr>
     <w:tblStylePr w:type="firstCol">
       <w:rPr>
+        <w:rFonts w:eastAsia="黑体"/>
         <w:b/>
         <w:bCs/>
       </w:rPr>
     </w:tblStylePr>
     <w:tblStylePr w:type="lastCol">
       <w:rPr>
+        <w:rFonts w:eastAsia="黑体"/>
         <w:b/>
         <w:bCs/>
       </w:rPr>
@@ -14679,6 +15333,7 @@
       <w:spacing w:after="0" w:line="240" w:lineRule="auto"/>
     </w:pPr>
     <w:rPr>
+      <w:rFonts w:eastAsia="黑体"/>
       <w:color w:themeColor="text1" w:val="000000"/>
     </w:rPr>
     <w:tblPr>
@@ -14697,6 +15352,7 @@
     </w:tcPr>
     <w:tblStylePr w:type="firstRow">
       <w:rPr>
+        <w:rFonts w:eastAsia="黑体"/>
         <w:b/>
         <w:bCs/>
         <w:color w:themeColor="background1" w:val="FFFFFF"/>
@@ -14711,6 +15367,7 @@
     </w:tblStylePr>
     <w:tblStylePr w:type="lastRow">
       <w:rPr>
+        <w:rFonts w:eastAsia="黑体"/>
         <w:b/>
         <w:bCs/>
         <w:color w:themeColor="accent5" w:themeShade="CC" w:val="348DA5"/>
@@ -14725,12 +15382,14 @@
     </w:tblStylePr>
     <w:tblStylePr w:type="firstCol">
       <w:rPr>
+        <w:rFonts w:eastAsia="黑体"/>
         <w:b/>
         <w:bCs/>
       </w:rPr>
     </w:tblStylePr>
     <w:tblStylePr w:type="lastCol">
       <w:rPr>
+        <w:rFonts w:eastAsia="黑体"/>
         <w:b/>
         <w:bCs/>
       </w:rPr>
@@ -14765,6 +15424,7 @@
       <w:spacing w:after="0" w:line="240" w:lineRule="auto"/>
     </w:pPr>
     <w:rPr>
+      <w:rFonts w:eastAsia="黑体"/>
       <w:color w:themeColor="text1" w:val="000000"/>
     </w:rPr>
     <w:tblPr>
@@ -14786,6 +15446,7 @@
     </w:tcPr>
     <w:tblStylePr w:type="firstRow">
       <w:rPr>
+        <w:rFonts w:eastAsia="黑体"/>
         <w:b/>
         <w:bCs/>
       </w:rPr>
@@ -14796,6 +15457,7 @@
     </w:tblStylePr>
     <w:tblStylePr w:type="lastRow">
       <w:rPr>
+        <w:rFonts w:eastAsia="黑体"/>
         <w:b/>
         <w:bCs/>
         <w:color w:themeColor="text1" w:val="000000"/>
@@ -14807,6 +15469,7 @@
     </w:tblStylePr>
     <w:tblStylePr w:type="firstCol">
       <w:rPr>
+        <w:rFonts w:eastAsia="黑体"/>
         <w:color w:themeColor="background1" w:val="FFFFFF"/>
       </w:rPr>
       <w:tblPr/>
@@ -14816,6 +15479,7 @@
     </w:tblStylePr>
     <w:tblStylePr w:type="lastCol">
       <w:rPr>
+        <w:rFonts w:eastAsia="黑体"/>
         <w:color w:themeColor="background1" w:val="FFFFFF"/>
       </w:rPr>
       <w:tblPr/>
@@ -14845,6 +15509,7 @@
       <w:spacing w:after="0" w:line="240" w:lineRule="auto"/>
     </w:pPr>
     <w:rPr>
+      <w:rFonts w:eastAsia="黑体"/>
       <w:color w:themeColor="text1" w:val="000000"/>
     </w:rPr>
     <w:tblPr>
@@ -14866,6 +15531,7 @@
     </w:tcPr>
     <w:tblStylePr w:type="firstRow">
       <w:rPr>
+        <w:rFonts w:eastAsia="黑体"/>
         <w:b/>
         <w:bCs/>
       </w:rPr>
@@ -14876,6 +15542,7 @@
     </w:tblStylePr>
     <w:tblStylePr w:type="lastRow">
       <w:rPr>
+        <w:rFonts w:eastAsia="黑体"/>
         <w:b/>
         <w:bCs/>
         <w:color w:themeColor="text1" w:val="000000"/>
@@ -14887,6 +15554,7 @@
     </w:tblStylePr>
     <w:tblStylePr w:type="firstCol">
       <w:rPr>
+        <w:rFonts w:eastAsia="黑体"/>
         <w:color w:themeColor="background1" w:val="FFFFFF"/>
       </w:rPr>
       <w:tblPr/>
@@ -14896,6 +15564,7 @@
     </w:tblStylePr>
     <w:tblStylePr w:type="lastCol">
       <w:rPr>
+        <w:rFonts w:eastAsia="黑体"/>
         <w:color w:themeColor="background1" w:val="FFFFFF"/>
       </w:rPr>
       <w:tblPr/>
@@ -14925,6 +15594,7 @@
       <w:spacing w:after="0" w:line="240" w:lineRule="auto"/>
     </w:pPr>
     <w:rPr>
+      <w:rFonts w:eastAsia="黑体"/>
       <w:color w:themeColor="text1" w:val="000000"/>
     </w:rPr>
     <w:tblPr>
@@ -14946,6 +15616,7 @@
     </w:tcPr>
     <w:tblStylePr w:type="firstRow">
       <w:rPr>
+        <w:rFonts w:eastAsia="黑体"/>
         <w:b/>
         <w:bCs/>
       </w:rPr>
@@ -14956,6 +15627,7 @@
     </w:tblStylePr>
     <w:tblStylePr w:type="lastRow">
       <w:rPr>
+        <w:rFonts w:eastAsia="黑体"/>
         <w:b/>
         <w:bCs/>
         <w:color w:themeColor="text1" w:val="000000"/>
@@ -14967,6 +15639,7 @@
     </w:tblStylePr>
     <w:tblStylePr w:type="firstCol">
       <w:rPr>
+        <w:rFonts w:eastAsia="黑体"/>
         <w:color w:themeColor="background1" w:val="FFFFFF"/>
       </w:rPr>
       <w:tblPr/>
@@ -14976,6 +15649,7 @@
     </w:tblStylePr>
     <w:tblStylePr w:type="lastCol">
       <w:rPr>
+        <w:rFonts w:eastAsia="黑体"/>
         <w:color w:themeColor="background1" w:val="FFFFFF"/>
       </w:rPr>
       <w:tblPr/>
@@ -15005,6 +15679,7 @@
       <w:spacing w:after="0" w:line="240" w:lineRule="auto"/>
     </w:pPr>
     <w:rPr>
+      <w:rFonts w:eastAsia="黑体"/>
       <w:color w:themeColor="text1" w:val="000000"/>
     </w:rPr>
     <w:tblPr>
@@ -15026,6 +15701,7 @@
     </w:tcPr>
     <w:tblStylePr w:type="firstRow">
       <w:rPr>
+        <w:rFonts w:eastAsia="黑体"/>
         <w:b/>
         <w:bCs/>
       </w:rPr>
@@ -15036,6 +15712,7 @@
     </w:tblStylePr>
     <w:tblStylePr w:type="lastRow">
       <w:rPr>
+        <w:rFonts w:eastAsia="黑体"/>
         <w:b/>
         <w:bCs/>
         <w:color w:themeColor="text1" w:val="000000"/>
@@ -15047,6 +15724,7 @@
     </w:tblStylePr>
     <w:tblStylePr w:type="firstCol">
       <w:rPr>
+        <w:rFonts w:eastAsia="黑体"/>
         <w:color w:themeColor="background1" w:val="FFFFFF"/>
       </w:rPr>
       <w:tblPr/>
@@ -15056,6 +15734,7 @@
     </w:tblStylePr>
     <w:tblStylePr w:type="lastCol">
       <w:rPr>
+        <w:rFonts w:eastAsia="黑体"/>
         <w:color w:themeColor="background1" w:val="FFFFFF"/>
       </w:rPr>
       <w:tblPr/>
@@ -15085,6 +15764,7 @@
       <w:spacing w:after="0" w:line="240" w:lineRule="auto"/>
     </w:pPr>
     <w:rPr>
+      <w:rFonts w:eastAsia="黑体"/>
       <w:color w:themeColor="text1" w:val="000000"/>
     </w:rPr>
     <w:tblPr>
@@ -15106,6 +15786,7 @@
     </w:tcPr>
     <w:tblStylePr w:type="firstRow">
       <w:rPr>
+        <w:rFonts w:eastAsia="黑体"/>
         <w:b/>
         <w:bCs/>
       </w:rPr>
@@ -15116,6 +15797,7 @@
     </w:tblStylePr>
     <w:tblStylePr w:type="lastRow">
       <w:rPr>
+        <w:rFonts w:eastAsia="黑体"/>
         <w:b/>
         <w:bCs/>
         <w:color w:themeColor="text1" w:val="000000"/>
@@ -15127,6 +15809,7 @@
     </w:tblStylePr>
     <w:tblStylePr w:type="firstCol">
       <w:rPr>
+        <w:rFonts w:eastAsia="黑体"/>
         <w:color w:themeColor="background1" w:val="FFFFFF"/>
       </w:rPr>
       <w:tblPr/>
@@ -15136,6 +15819,7 @@
     </w:tblStylePr>
     <w:tblStylePr w:type="lastCol">
       <w:rPr>
+        <w:rFonts w:eastAsia="黑体"/>
         <w:color w:themeColor="background1" w:val="FFFFFF"/>
       </w:rPr>
       <w:tblPr/>
@@ -15165,6 +15849,7 @@
       <w:spacing w:after="0" w:line="240" w:lineRule="auto"/>
     </w:pPr>
     <w:rPr>
+      <w:rFonts w:eastAsia="黑体"/>
       <w:color w:themeColor="text1" w:val="000000"/>
     </w:rPr>
     <w:tblPr>
@@ -15186,6 +15871,7 @@
     </w:tcPr>
     <w:tblStylePr w:type="firstRow">
       <w:rPr>
+        <w:rFonts w:eastAsia="黑体"/>
         <w:b/>
         <w:bCs/>
       </w:rPr>
@@ -15196,6 +15882,7 @@
     </w:tblStylePr>
     <w:tblStylePr w:type="lastRow">
       <w:rPr>
+        <w:rFonts w:eastAsia="黑体"/>
         <w:b/>
         <w:bCs/>
         <w:color w:themeColor="text1" w:val="000000"/>
@@ -15207,6 +15894,7 @@
     </w:tblStylePr>
     <w:tblStylePr w:type="firstCol">
       <w:rPr>
+        <w:rFonts w:eastAsia="黑体"/>
         <w:color w:themeColor="background1" w:val="FFFFFF"/>
       </w:rPr>
       <w:tblPr/>
@@ -15216,6 +15904,7 @@
     </w:tblStylePr>
     <w:tblStylePr w:type="lastCol">
       <w:rPr>
+        <w:rFonts w:eastAsia="黑体"/>
         <w:color w:themeColor="background1" w:val="FFFFFF"/>
       </w:rPr>
       <w:tblPr/>
@@ -15245,6 +15934,7 @@
       <w:spacing w:after="0" w:line="240" w:lineRule="auto"/>
     </w:pPr>
     <w:rPr>
+      <w:rFonts w:eastAsia="黑体"/>
       <w:color w:themeColor="text1" w:val="000000"/>
     </w:rPr>
     <w:tblPr>
@@ -15266,6 +15956,7 @@
     </w:tcPr>
     <w:tblStylePr w:type="firstRow">
       <w:rPr>
+        <w:rFonts w:eastAsia="黑体"/>
         <w:b/>
         <w:bCs/>
       </w:rPr>
@@ -15276,6 +15967,7 @@
     </w:tblStylePr>
     <w:tblStylePr w:type="lastRow">
       <w:rPr>
+        <w:rFonts w:eastAsia="黑体"/>
         <w:b/>
         <w:bCs/>
         <w:color w:themeColor="text1" w:val="000000"/>
@@ -15287,6 +15979,7 @@
     </w:tblStylePr>
     <w:tblStylePr w:type="firstCol">
       <w:rPr>
+        <w:rFonts w:eastAsia="黑体"/>
         <w:color w:themeColor="background1" w:val="FFFFFF"/>
       </w:rPr>
       <w:tblPr/>
@@ -15296,6 +15989,7 @@
     </w:tblStylePr>
     <w:tblStylePr w:type="lastCol">
       <w:rPr>
+        <w:rFonts w:eastAsia="黑体"/>
         <w:color w:themeColor="background1" w:val="FFFFFF"/>
       </w:rPr>
       <w:tblPr/>
@@ -15328,6 +16022,7 @@
     <w:name w:val="KeywordTok"/>
     <w:basedOn w:val="VerbatimChar"/>
     <w:rPr>
+      <w:rFonts w:eastAsia="黑体"/>
       <w:b/>
       <w:color w:val="007020"/>
     </w:rPr>
@@ -15336,6 +16031,7 @@
     <w:name w:val="DataTypeTok"/>
     <w:basedOn w:val="VerbatimChar"/>
     <w:rPr>
+      <w:rFonts w:eastAsia="黑体"/>
       <w:color w:val="902000"/>
     </w:rPr>
   </w:style>
@@ -15343,6 +16039,7 @@
     <w:name w:val="DecValTok"/>
     <w:basedOn w:val="VerbatimChar"/>
     <w:rPr>
+      <w:rFonts w:eastAsia="黑体"/>
       <w:color w:val="40a070"/>
     </w:rPr>
   </w:style>
@@ -15350,6 +16047,7 @@
     <w:name w:val="BaseNTok"/>
     <w:basedOn w:val="VerbatimChar"/>
     <w:rPr>
+      <w:rFonts w:eastAsia="黑体"/>
       <w:color w:val="40a070"/>
     </w:rPr>
   </w:style>
@@ -15357,6 +16055,7 @@
     <w:name w:val="FloatTok"/>
     <w:basedOn w:val="VerbatimChar"/>
     <w:rPr>
+      <w:rFonts w:eastAsia="黑体"/>
       <w:color w:val="40a070"/>
     </w:rPr>
   </w:style>
@@ -15364,6 +16063,7 @@
     <w:name w:val="ConstantTok"/>
     <w:basedOn w:val="VerbatimChar"/>
     <w:rPr>
+      <w:rFonts w:eastAsia="黑体"/>
       <w:color w:val="880000"/>
     </w:rPr>
   </w:style>
@@ -15371,6 +16071,7 @@
     <w:name w:val="CharTok"/>
     <w:basedOn w:val="VerbatimChar"/>
     <w:rPr>
+      <w:rFonts w:eastAsia="黑体"/>
       <w:color w:val="4070a0"/>
     </w:rPr>
   </w:style>
@@ -15378,6 +16079,7 @@
     <w:name w:val="SpecialCharTok"/>
     <w:basedOn w:val="VerbatimChar"/>
     <w:rPr>
+      <w:rFonts w:eastAsia="黑体"/>
       <w:color w:val="4070a0"/>
     </w:rPr>
   </w:style>
@@ -15385,6 +16087,7 @@
     <w:name w:val="StringTok"/>
     <w:basedOn w:val="VerbatimChar"/>
     <w:rPr>
+      <w:rFonts w:eastAsia="黑体"/>
       <w:color w:val="4070a0"/>
     </w:rPr>
   </w:style>
@@ -15392,6 +16095,7 @@
     <w:name w:val="VerbatimStringTok"/>
     <w:basedOn w:val="VerbatimChar"/>
     <w:rPr>
+      <w:rFonts w:eastAsia="黑体"/>
       <w:color w:val="4070a0"/>
     </w:rPr>
   </w:style>
@@ -15399,6 +16103,7 @@
     <w:name w:val="SpecialStringTok"/>
     <w:basedOn w:val="VerbatimChar"/>
     <w:rPr>
+      <w:rFonts w:eastAsia="黑体"/>
       <w:color w:val="bb6688"/>
     </w:rPr>
   </w:style>
@@ -15406,6 +16111,7 @@
     <w:name w:val="ImportTok"/>
     <w:basedOn w:val="VerbatimChar"/>
     <w:rPr>
+      <w:rFonts w:eastAsia="黑体"/>
       <w:b/>
       <w:color w:val="008000"/>
     </w:rPr>
@@ -15414,6 +16120,7 @@
     <w:name w:val="CommentTok"/>
     <w:basedOn w:val="VerbatimChar"/>
     <w:rPr>
+      <w:rFonts w:eastAsia="黑体"/>
       <w:i/>
       <w:color w:val="60a0b0"/>
     </w:rPr>
@@ -15422,6 +16129,7 @@
     <w:name w:val="DocumentationTok"/>
     <w:basedOn w:val="VerbatimChar"/>
     <w:rPr>
+      <w:rFonts w:eastAsia="黑体"/>
       <w:i/>
       <w:color w:val="ba2121"/>
     </w:rPr>
@@ -15430,6 +16138,7 @@
     <w:name w:val="AnnotationTok"/>
     <w:basedOn w:val="VerbatimChar"/>
     <w:rPr>
+      <w:rFonts w:eastAsia="黑体"/>
       <w:b/>
       <w:i/>
       <w:color w:val="60a0b0"/>
@@ -15439,6 +16148,7 @@
     <w:name w:val="CommentVarTok"/>
     <w:basedOn w:val="VerbatimChar"/>
     <w:rPr>
+      <w:rFonts w:eastAsia="黑体"/>
       <w:b/>
       <w:i/>
       <w:color w:val="60a0b0"/>
@@ -15448,6 +16158,7 @@
     <w:name w:val="OtherTok"/>
     <w:basedOn w:val="VerbatimChar"/>
     <w:rPr>
+      <w:rFonts w:eastAsia="黑体"/>
       <w:color w:val="007020"/>
     </w:rPr>
   </w:style>
@@ -15455,6 +16166,7 @@
     <w:name w:val="FunctionTok"/>
     <w:basedOn w:val="VerbatimChar"/>
     <w:rPr>
+      <w:rFonts w:eastAsia="黑体"/>
       <w:color w:val="06287e"/>
     </w:rPr>
   </w:style>
@@ -15462,6 +16174,7 @@
     <w:name w:val="VariableTok"/>
     <w:basedOn w:val="VerbatimChar"/>
     <w:rPr>
+      <w:rFonts w:eastAsia="黑体"/>
       <w:color w:val="19177c"/>
     </w:rPr>
   </w:style>
@@ -15469,6 +16182,7 @@
     <w:name w:val="ControlFlowTok"/>
     <w:basedOn w:val="VerbatimChar"/>
     <w:rPr>
+      <w:rFonts w:eastAsia="黑体"/>
       <w:b/>
       <w:color w:val="007020"/>
     </w:rPr>
@@ -15477,6 +16191,7 @@
     <w:name w:val="OperatorTok"/>
     <w:basedOn w:val="VerbatimChar"/>
     <w:rPr>
+      <w:rFonts w:eastAsia="黑体"/>
       <w:color w:val="666666"/>
     </w:rPr>
   </w:style>
@@ -15484,18 +16199,22 @@
     <w:name w:val="BuiltInTok"/>
     <w:basedOn w:val="VerbatimChar"/>
     <w:rPr>
+      <w:rFonts w:eastAsia="黑体"/>
       <w:color w:val="008000"/>
     </w:rPr>
   </w:style>
   <w:style w:type="character" w:customStyle="1" w:styleId="ExtensionTok">
     <w:name w:val="ExtensionTok"/>
     <w:basedOn w:val="VerbatimChar"/>
-    <w:rPr/>
+    <w:rPr>
+      <w:rFonts w:eastAsia="黑体"/>
+    </w:rPr>
   </w:style>
   <w:style w:type="character" w:customStyle="1" w:styleId="PreprocessorTok">
     <w:name w:val="PreprocessorTok"/>
     <w:basedOn w:val="VerbatimChar"/>
     <w:rPr>
+      <w:rFonts w:eastAsia="黑体"/>
       <w:color w:val="bc7a00"/>
     </w:rPr>
   </w:style>
@@ -15503,18 +16222,22 @@
     <w:name w:val="AttributeTok"/>
     <w:basedOn w:val="VerbatimChar"/>
     <w:rPr>
+      <w:rFonts w:eastAsia="黑体"/>
       <w:color w:val="7d9029"/>
     </w:rPr>
   </w:style>
   <w:style w:type="character" w:customStyle="1" w:styleId="RegionMarkerTok">
     <w:name w:val="RegionMarkerTok"/>
     <w:basedOn w:val="VerbatimChar"/>
-    <w:rPr/>
+    <w:rPr>
+      <w:rFonts w:eastAsia="黑体"/>
+    </w:rPr>
   </w:style>
   <w:style w:type="character" w:customStyle="1" w:styleId="InformationTok">
     <w:name w:val="InformationTok"/>
     <w:basedOn w:val="VerbatimChar"/>
     <w:rPr>
+      <w:rFonts w:eastAsia="黑体"/>
       <w:b/>
       <w:i/>
       <w:color w:val="60a0b0"/>
@@ -15524,6 +16247,7 @@
     <w:name w:val="WarningTok"/>
     <w:basedOn w:val="VerbatimChar"/>
     <w:rPr>
+      <w:rFonts w:eastAsia="黑体"/>
       <w:b/>
       <w:i/>
       <w:color w:val="60a0b0"/>
@@ -15533,6 +16257,7 @@
     <w:name w:val="AlertTok"/>
     <w:basedOn w:val="VerbatimChar"/>
     <w:rPr>
+      <w:rFonts w:eastAsia="黑体"/>
       <w:b/>
       <w:color w:val="ff0000"/>
     </w:rPr>
@@ -15541,6 +16266,7 @@
     <w:name w:val="ErrorTok"/>
     <w:basedOn w:val="VerbatimChar"/>
     <w:rPr>
+      <w:rFonts w:eastAsia="黑体"/>
       <w:b/>
       <w:color w:val="ff0000"/>
     </w:rPr>
@@ -15548,7 +16274,9 @@
   <w:style w:type="character" w:customStyle="1" w:styleId="NormalTok">
     <w:name w:val="NormalTok"/>
     <w:basedOn w:val="VerbatimChar"/>
-    <w:rPr/>
+    <w:rPr>
+      <w:rFonts w:eastAsia="黑体"/>
+    </w:rPr>
   </w:style>
 </w:styles>
 </file>
@@ -15597,12 +16325,12 @@
     <a:fontScheme name="Office">
       <a:majorFont>
         <a:latin typeface="Calibri"/>
-        <a:ea typeface=""/>
+        <a:ea typeface="黑体"/>
         <a:cs typeface=""/>
         <a:font script="Jpan" typeface="ＭＳ ゴシック"/>
         <a:font script="Hang" typeface="맑은 고딕"/>
-        <a:font script="Hans" typeface="宋体"/>
-        <a:font script="Hant" typeface="新細明體"/>
+        <a:font script="Hans" typeface="黑体"/>
+        <a:font script="Hant" typeface="黑体"/>
         <a:font script="Arab" typeface="Times New Roman"/>
         <a:font script="Hebr" typeface="Times New Roman"/>
         <a:font script="Thai" typeface="Angsana New"/>
@@ -15632,12 +16360,12 @@
       </a:majorFont>
       <a:minorFont>
         <a:latin typeface="Cambria"/>
-        <a:ea typeface=""/>
+        <a:ea typeface="黑体"/>
         <a:cs typeface=""/>
         <a:font script="Jpan" typeface="ＭＳ 明朝"/>
         <a:font script="Hang" typeface="맑은 고딕"/>
-        <a:font script="Hans" typeface="宋体"/>
-        <a:font script="Hant" typeface="新細明體"/>
+        <a:font script="Hans" typeface="黑体"/>
+        <a:font script="Hant" typeface="黑体"/>
         <a:font script="Arab" typeface="Arial"/>
         <a:font script="Hebr" typeface="Arial"/>
         <a:font script="Thai" typeface="Cordia New"/>

--- a/01-电源电路/02-开关电源/Buck-Boost升降压/极性反转Buck-Boost电路/极性反转Buck-Boost电路.docx
+++ b/01-电源电路/02-开关电源/Buck-Boost升降压/极性反转Buck-Boost电路/极性反转Buck-Boost电路.docx
@@ -3254,7 +3254,7 @@
           <w:color w:val="555555"/>
           <w:sz w:val="21"/>
         </w:rPr>
-        <w:t>材料收集者：杜文杰，WX手机：19519196569，QQ:3478827729</w:t>
+        <w:t>材料收集者：杜文杰，微信/手机：19519196569，QQ:3478827729</w:t>
       </w:r>
     </w:p>
     <w:sectPr>
